--- a/docs/Review_2_Report.docx
+++ b/docs/Review_2_Report.docx
@@ -41,6 +41,7 @@
                 <w:b/>
                 <w:sz w:val="16"/>
               </w:rPr>
+              <w:t>Item</w:t>
             </w:r>
           </w:p>
         </w:tc>
@@ -54,6 +55,7 @@
                 <w:b/>
                 <w:sz w:val="16"/>
               </w:rPr>
+              <w:t>Detail</w:t>
             </w:r>
           </w:p>
         </w:tc>
@@ -307,6 +309,56 @@
         <w:rPr>
           <w:b/>
         </w:rPr>
+        <w:t>Submission:</w:t>
+      </w:r>
+      <w:r>
+        <w:t xml:space="preserve"> repository &lt;https://github.com/sanjiv283/Electronic_Appliance_Store_Manager&gt; (default branch </w:t>
+      </w:r>
+      <w:r>
+        <w:rPr>
+          <w:rFonts w:ascii="Consolas" w:hAnsi="Consolas"/>
+        </w:rPr>
+        <w:t>main</w:t>
+      </w:r>
+      <w:r>
+        <w:t xml:space="preserve">). Companion files: </w:t>
+      </w:r>
+      <w:r>
+        <w:rPr>
+          <w:rFonts w:ascii="Consolas" w:hAnsi="Consolas"/>
+        </w:rPr>
+        <w:t>docs/Review_2_Presentation.pptx</w:t>
+      </w:r>
+      <w:r>
+        <w:t xml:space="preserve">, </w:t>
+      </w:r>
+      <w:r>
+        <w:rPr>
+          <w:rFonts w:ascii="Consolas" w:hAnsi="Consolas"/>
+        </w:rPr>
+        <w:t>docs/demo_guide.md</w:t>
+      </w:r>
+      <w:r>
+        <w:t xml:space="preserve">, </w:t>
+      </w:r>
+      <w:r>
+        <w:rPr>
+          <w:rFonts w:ascii="Consolas" w:hAnsi="Consolas"/>
+        </w:rPr>
+        <w:t>README.md</w:t>
+      </w:r>
+      <w:r>
+        <w:t>.</w:t>
+      </w:r>
+    </w:p>
+    <w:p>
+      <w:r>
+        <w:t xml:space="preserve">&gt; </w:t>
+      </w:r>
+      <w:r>
+        <w:rPr>
+          <w:b/>
+        </w:rPr>
         <w:t>Verification disclosure.</w:t>
       </w:r>
       <w:r>
@@ -319,7 +371,7 @@
         <w:t>BLOCKED</w:t>
       </w:r>
       <w:r>
-        <w:t xml:space="preserve"> in the testing matrix (§28). They must be executed locally (README §9) before the live-database criteria are claimed as verified.</w:t>
+        <w:t xml:space="preserve"> in the testing matrix (§24). They must be executed locally (README §9) before the live-database criteria are claimed as verified.</w:t>
       </w:r>
     </w:p>
     <w:p>
@@ -340,7 +392,244 @@
         <w:pStyle w:val="ListBullet"/>
       </w:pPr>
       <w:r>
-        <w:t>Abstract · 2. Introduction · 3. Problem statement · 4. Objectives · 5. Scope and limitations · 6. Functional requirements · 7. Non-functional requirements · 8. Software and hardware requirements · 9. System architecture · 10. Database design · 11. ER diagram · 12. Table descriptions · 13. Keys and constraints · 14. Normalization · 15. Implementation · 16. Flask and Oracle connectivity · 17. CRUD operations · 18. Transactions and inventory consistency · 19. SQL joins, subqueries, aggregations · 20. View, procedure, function, trigger · 21. Frontend · 22. Security · 23. Testing methodology · 24. Verified testing matrix · 25. Results and discussion · 26. Known limitations · 27. Installation summary · 28. Faculty evaluation cross-reference · 29. Conclusion · 30. References</w:t>
+        <w:t>1. Abstract</w:t>
+      </w:r>
+    </w:p>
+    <w:p>
+      <w:pPr>
+        <w:pStyle w:val="ListBullet"/>
+      </w:pPr>
+      <w:r>
+        <w:t>2. Introduction</w:t>
+      </w:r>
+    </w:p>
+    <w:p>
+      <w:pPr>
+        <w:pStyle w:val="ListBullet"/>
+      </w:pPr>
+      <w:r>
+        <w:t>3. Problem statement</w:t>
+      </w:r>
+    </w:p>
+    <w:p>
+      <w:pPr>
+        <w:pStyle w:val="ListBullet"/>
+      </w:pPr>
+      <w:r>
+        <w:t>4. Objectives</w:t>
+      </w:r>
+    </w:p>
+    <w:p>
+      <w:pPr>
+        <w:pStyle w:val="ListBullet"/>
+      </w:pPr>
+      <w:r>
+        <w:t>5. Scope and limitations</w:t>
+      </w:r>
+    </w:p>
+    <w:p>
+      <w:pPr>
+        <w:pStyle w:val="ListBullet"/>
+      </w:pPr>
+      <w:r>
+        <w:t>6. Functional requirements</w:t>
+      </w:r>
+    </w:p>
+    <w:p>
+      <w:pPr>
+        <w:pStyle w:val="ListBullet"/>
+      </w:pPr>
+      <w:r>
+        <w:t>7. Non-functional requirements</w:t>
+      </w:r>
+    </w:p>
+    <w:p>
+      <w:pPr>
+        <w:pStyle w:val="ListBullet"/>
+      </w:pPr>
+      <w:r>
+        <w:t>8. Software and hardware requirements</w:t>
+      </w:r>
+    </w:p>
+    <w:p>
+      <w:pPr>
+        <w:pStyle w:val="ListBullet"/>
+      </w:pPr>
+      <w:r>
+        <w:t>9. System architecture</w:t>
+      </w:r>
+    </w:p>
+    <w:p>
+      <w:pPr>
+        <w:pStyle w:val="ListBullet"/>
+      </w:pPr>
+      <w:r>
+        <w:t>10. Database design</w:t>
+      </w:r>
+    </w:p>
+    <w:p>
+      <w:pPr>
+        <w:pStyle w:val="ListBullet"/>
+      </w:pPr>
+      <w:r>
+        <w:t>11. ER diagram</w:t>
+      </w:r>
+    </w:p>
+    <w:p>
+      <w:pPr>
+        <w:pStyle w:val="ListBullet"/>
+      </w:pPr>
+      <w:r>
+        <w:t>12. Table descriptions</w:t>
+      </w:r>
+    </w:p>
+    <w:p>
+      <w:pPr>
+        <w:pStyle w:val="ListBullet"/>
+      </w:pPr>
+      <w:r>
+        <w:t>13. Keys and constraints</w:t>
+      </w:r>
+    </w:p>
+    <w:p>
+      <w:pPr>
+        <w:pStyle w:val="ListBullet"/>
+      </w:pPr>
+      <w:r>
+        <w:t>14. Normalization</w:t>
+      </w:r>
+    </w:p>
+    <w:p>
+      <w:pPr>
+        <w:pStyle w:val="ListBullet"/>
+      </w:pPr>
+      <w:r>
+        <w:t>15. Implementation</w:t>
+      </w:r>
+    </w:p>
+    <w:p>
+      <w:pPr>
+        <w:pStyle w:val="ListBullet"/>
+      </w:pPr>
+      <w:r>
+        <w:t>16. Flask and Oracle connectivity</w:t>
+      </w:r>
+    </w:p>
+    <w:p>
+      <w:pPr>
+        <w:pStyle w:val="ListBullet"/>
+      </w:pPr>
+      <w:r>
+        <w:t>17. CRUD operations</w:t>
+      </w:r>
+    </w:p>
+    <w:p>
+      <w:pPr>
+        <w:pStyle w:val="ListBullet"/>
+      </w:pPr>
+      <w:r>
+        <w:t>18. Transactions and inventory consistency</w:t>
+      </w:r>
+    </w:p>
+    <w:p>
+      <w:pPr>
+        <w:pStyle w:val="ListBullet"/>
+      </w:pPr>
+      <w:r>
+        <w:t>19. SQL joins, subqueries, aggregations</w:t>
+      </w:r>
+    </w:p>
+    <w:p>
+      <w:pPr>
+        <w:pStyle w:val="ListBullet"/>
+      </w:pPr>
+      <w:r>
+        <w:t>20. View, procedure, function, trigger</w:t>
+      </w:r>
+    </w:p>
+    <w:p>
+      <w:pPr>
+        <w:pStyle w:val="ListBullet"/>
+      </w:pPr>
+      <w:r>
+        <w:t>21. Frontend</w:t>
+      </w:r>
+    </w:p>
+    <w:p>
+      <w:pPr>
+        <w:pStyle w:val="ListBullet"/>
+      </w:pPr>
+      <w:r>
+        <w:t>22. Security</w:t>
+      </w:r>
+    </w:p>
+    <w:p>
+      <w:pPr>
+        <w:pStyle w:val="ListBullet"/>
+      </w:pPr>
+      <w:r>
+        <w:t>23. Testing methodology</w:t>
+      </w:r>
+    </w:p>
+    <w:p>
+      <w:pPr>
+        <w:pStyle w:val="ListBullet"/>
+      </w:pPr>
+      <w:r>
+        <w:t>24. Verified testing matrix</w:t>
+      </w:r>
+    </w:p>
+    <w:p>
+      <w:pPr>
+        <w:pStyle w:val="ListBullet"/>
+      </w:pPr>
+      <w:r>
+        <w:t>25. Results and discussion</w:t>
+      </w:r>
+    </w:p>
+    <w:p>
+      <w:pPr>
+        <w:pStyle w:val="ListBullet"/>
+      </w:pPr>
+      <w:r>
+        <w:t>26. Known limitations</w:t>
+      </w:r>
+    </w:p>
+    <w:p>
+      <w:pPr>
+        <w:pStyle w:val="ListBullet"/>
+      </w:pPr>
+      <w:r>
+        <w:t>27. Installation summary</w:t>
+      </w:r>
+    </w:p>
+    <w:p>
+      <w:pPr>
+        <w:pStyle w:val="ListBullet"/>
+      </w:pPr>
+      <w:r>
+        <w:t>28. Faculty evaluation cross-reference</w:t>
+      </w:r>
+    </w:p>
+    <w:p>
+      <w:pPr>
+        <w:pStyle w:val="ListBullet"/>
+      </w:pPr>
+      <w:r>
+        <w:t>29. Conclusion</w:t>
+      </w:r>
+    </w:p>
+    <w:p>
+      <w:pPr>
+        <w:pStyle w:val="ListBullet"/>
+      </w:pPr>
+      <w:r>
+        <w:t>30. References</w:t>
+      </w:r>
+    </w:p>
+    <w:p>
+      <w:r>
+        <w:br w:type="page"/>
       </w:r>
     </w:p>
     <w:p>
@@ -353,7 +642,7 @@
     </w:p>
     <w:p>
       <w:r>
-        <w:t>The Electronic Appliance Store Management System is a database-driven web application for a retail appliance shop. A normalized Oracle 21c schema of seven tables stores categories, suppliers, products, customers, employees, sales and sale items. A Flask service layer using python-oracledb provides CRUD for four master entities, transactional multi-item sales with row-level inventory locking, a dashboard and five reports. Oracle-side logic consists of one view, one stored procedure, one stored function and one integrity trigger. Sixteen documented SQL queries demonstrate joins, subqueries, aggregation and analytic features. Security controls include bind variables, CSRF tokens, escaped output, a least-privilege database account and sanitized errors. 76 automated tests ran and passed without Oracle (fake connection); 16 live-Oracle tests are written and BLOCKED pending a local Oracle instance.</w:t>
+        <w:t>The Electronic Appliance Store Management System is a database-driven web application for a retail appliance shop. A normalized Oracle 21c schema of seven tables stores categories, suppliers, products, customers, employees, sales and sale items. A Flask service layer using python-oracledb provides CRUD for four master entities, transactional multi-item sales with row-level inventory locking, a dashboard and five reports. Oracle-side logic consists of one view, one stored procedure, one stored function and one integrity trigger. Sixteen documented SQL queries demonstrate joins, subqueries, aggregation and analytic features. Security controls include bind variables, CSRF tokens, escaped output, a least-privilege database account and sanitized errors. 76 automated tests ran and passed without Oracle (fake connection); 16 live-Oracle tests are written and are BLOCKED/unverified pending a local Oracle instance. The user interface uses a cyberpunk theme (dark and light palettes).</w:t>
       </w:r>
     </w:p>
     <w:p>
@@ -824,6 +1113,282 @@
     </w:tbl>
     <w:p/>
     <w:p>
+      <w:r/>
+      <w:r>
+        <w:rPr>
+          <w:b/>
+        </w:rPr>
+        <w:t>Technology stack</w:t>
+      </w:r>
+      <w:r/>
+    </w:p>
+    <w:tbl>
+      <w:tblPr>
+        <w:tblStyle w:val="TableGrid"/>
+        <w:tblW w:type="auto" w:w="0"/>
+        <w:tblLook w:firstColumn="1" w:firstRow="1" w:lastColumn="0" w:lastRow="0" w:noHBand="0" w:noVBand="1" w:val="04A0"/>
+      </w:tblPr>
+      <w:tblGrid>
+        <w:gridCol w:w="4320"/>
+        <w:gridCol w:w="4320"/>
+      </w:tblGrid>
+      <w:tr>
+        <w:tc>
+          <w:tcPr>
+            <w:tcW w:type="dxa" w:w="4320"/>
+          </w:tcPr>
+          <w:p>
+            <w:r>
+              <w:rPr>
+                <w:b/>
+                <w:sz w:val="16"/>
+              </w:rPr>
+              <w:t>Layer</w:t>
+            </w:r>
+          </w:p>
+        </w:tc>
+        <w:tc>
+          <w:tcPr>
+            <w:tcW w:type="dxa" w:w="4320"/>
+          </w:tcPr>
+          <w:p>
+            <w:r>
+              <w:rPr>
+                <w:b/>
+                <w:sz w:val="16"/>
+              </w:rPr>
+              <w:t>Technology</w:t>
+            </w:r>
+          </w:p>
+        </w:tc>
+      </w:tr>
+      <w:tr>
+        <w:tc>
+          <w:tcPr>
+            <w:tcW w:type="dxa" w:w="4320"/>
+          </w:tcPr>
+          <w:p>
+            <w:r>
+              <w:rPr>
+                <w:b w:val="0"/>
+                <w:sz w:val="16"/>
+              </w:rPr>
+              <w:t>Presentation</w:t>
+            </w:r>
+          </w:p>
+        </w:tc>
+        <w:tc>
+          <w:tcPr>
+            <w:tcW w:type="dxa" w:w="4320"/>
+          </w:tcPr>
+          <w:p>
+            <w:r>
+              <w:rPr>
+                <w:b w:val="0"/>
+                <w:sz w:val="16"/>
+              </w:rPr>
+              <w:t>HTML5, CSS3 (cyberpunk theme, dark/light), vanilla JavaScript, Jinja2 templates</w:t>
+            </w:r>
+          </w:p>
+        </w:tc>
+      </w:tr>
+      <w:tr>
+        <w:tc>
+          <w:tcPr>
+            <w:tcW w:type="dxa" w:w="4320"/>
+          </w:tcPr>
+          <w:p>
+            <w:r>
+              <w:rPr>
+                <w:b w:val="0"/>
+                <w:sz w:val="16"/>
+              </w:rPr>
+              <w:t>Application</w:t>
+            </w:r>
+          </w:p>
+        </w:tc>
+        <w:tc>
+          <w:tcPr>
+            <w:tcW w:type="dxa" w:w="4320"/>
+          </w:tcPr>
+          <w:p>
+            <w:r>
+              <w:rPr>
+                <w:b w:val="0"/>
+                <w:sz w:val="16"/>
+              </w:rPr>
+              <w:t xml:space="preserve">Python, Flask, </w:t>
+            </w:r>
+            <w:r>
+              <w:rPr>
+                <w:rFonts w:ascii="Consolas" w:hAnsi="Consolas"/>
+                <w:b w:val="0"/>
+                <w:sz w:val="16"/>
+              </w:rPr>
+              <w:t>python-dotenv</w:t>
+            </w:r>
+            <w:r>
+              <w:rPr>
+                <w:b w:val="0"/>
+                <w:sz w:val="16"/>
+              </w:rPr>
+              <w:t>, service-layer modules</w:t>
+            </w:r>
+          </w:p>
+        </w:tc>
+      </w:tr>
+      <w:tr>
+        <w:tc>
+          <w:tcPr>
+            <w:tcW w:type="dxa" w:w="4320"/>
+          </w:tcPr>
+          <w:p>
+            <w:r>
+              <w:rPr>
+                <w:b w:val="0"/>
+                <w:sz w:val="16"/>
+              </w:rPr>
+              <w:t>Database access</w:t>
+            </w:r>
+          </w:p>
+        </w:tc>
+        <w:tc>
+          <w:tcPr>
+            <w:tcW w:type="dxa" w:w="4320"/>
+          </w:tcPr>
+          <w:p>
+            <w:r>
+              <w:rPr>
+                <w:b w:val="0"/>
+                <w:sz w:val="16"/>
+              </w:rPr>
+            </w:r>
+            <w:r>
+              <w:rPr>
+                <w:rFonts w:ascii="Consolas" w:hAnsi="Consolas"/>
+                <w:b w:val="0"/>
+                <w:sz w:val="16"/>
+              </w:rPr>
+              <w:t>python-oracledb</w:t>
+            </w:r>
+            <w:r>
+              <w:rPr>
+                <w:b w:val="0"/>
+                <w:sz w:val="16"/>
+              </w:rPr>
+              <w:t xml:space="preserve"> Thin mode (no Oracle Client install needed)</w:t>
+            </w:r>
+          </w:p>
+        </w:tc>
+      </w:tr>
+      <w:tr>
+        <w:tc>
+          <w:tcPr>
+            <w:tcW w:type="dxa" w:w="4320"/>
+          </w:tcPr>
+          <w:p>
+            <w:r>
+              <w:rPr>
+                <w:b w:val="0"/>
+                <w:sz w:val="16"/>
+              </w:rPr>
+              <w:t>Database</w:t>
+            </w:r>
+          </w:p>
+        </w:tc>
+        <w:tc>
+          <w:tcPr>
+            <w:tcW w:type="dxa" w:w="4320"/>
+          </w:tcPr>
+          <w:p>
+            <w:r>
+              <w:rPr>
+                <w:b w:val="0"/>
+                <w:sz w:val="16"/>
+              </w:rPr>
+              <w:t xml:space="preserve">Oracle Database 21c XE, PDB </w:t>
+            </w:r>
+            <w:r>
+              <w:rPr>
+                <w:rFonts w:ascii="Consolas" w:hAnsi="Consolas"/>
+                <w:b w:val="0"/>
+                <w:sz w:val="16"/>
+              </w:rPr>
+              <w:t>XEPDB1</w:t>
+            </w:r>
+            <w:r>
+              <w:rPr>
+                <w:b w:val="0"/>
+                <w:sz w:val="16"/>
+              </w:rPr>
+              <w:t>, PL/SQL</w:t>
+            </w:r>
+          </w:p>
+        </w:tc>
+      </w:tr>
+      <w:tr>
+        <w:tc>
+          <w:tcPr>
+            <w:tcW w:type="dxa" w:w="4320"/>
+          </w:tcPr>
+          <w:p>
+            <w:r>
+              <w:rPr>
+                <w:b w:val="0"/>
+                <w:sz w:val="16"/>
+              </w:rPr>
+              <w:t>Quality</w:t>
+            </w:r>
+          </w:p>
+        </w:tc>
+        <w:tc>
+          <w:tcPr>
+            <w:tcW w:type="dxa" w:w="4320"/>
+          </w:tcPr>
+          <w:p>
+            <w:r>
+              <w:rPr>
+                <w:b w:val="0"/>
+                <w:sz w:val="16"/>
+              </w:rPr>
+              <w:t>pytest, fake DB connection, Flask test client, headless Chromium check</w:t>
+            </w:r>
+          </w:p>
+        </w:tc>
+      </w:tr>
+      <w:tr>
+        <w:tc>
+          <w:tcPr>
+            <w:tcW w:type="dxa" w:w="4320"/>
+          </w:tcPr>
+          <w:p>
+            <w:r>
+              <w:rPr>
+                <w:b w:val="0"/>
+                <w:sz w:val="16"/>
+              </w:rPr>
+              <w:t>Documentation</w:t>
+            </w:r>
+          </w:p>
+        </w:tc>
+        <w:tc>
+          <w:tcPr>
+            <w:tcW w:type="dxa" w:w="4320"/>
+          </w:tcPr>
+          <w:p>
+            <w:r>
+              <w:rPr>
+                <w:b w:val="0"/>
+                <w:sz w:val="16"/>
+              </w:rPr>
+              <w:t>Markdown source, python-docx, ReportLab, python-pptx</w:t>
+            </w:r>
+          </w:p>
+        </w:tc>
+      </w:tr>
+    </w:tbl>
+    <w:p/>
+    <w:p>
       <w:pPr>
         <w:pStyle w:val="Title"/>
       </w:pPr>
@@ -833,37 +1398,47 @@
     </w:p>
     <w:p>
       <w:r>
+        <w:drawing>
+          <wp:inline xmlns:a="http://schemas.openxmlformats.org/drawingml/2006/main" xmlns:pic="http://schemas.openxmlformats.org/drawingml/2006/picture">
+            <wp:extent cx="5669280" cy="2730617"/>
+            <wp:docPr id="1" name="Picture 1"/>
+            <wp:cNvGraphicFramePr>
+              <a:graphicFrameLocks noChangeAspect="1"/>
+            </wp:cNvGraphicFramePr>
+            <a:graphic>
+              <a:graphicData uri="http://schemas.openxmlformats.org/drawingml/2006/picture">
+                <pic:pic>
+                  <pic:nvPicPr>
+                    <pic:cNvPr id="0" name="architecture.png"/>
+                    <pic:cNvPicPr/>
+                  </pic:nvPicPr>
+                  <pic:blipFill>
+                    <a:blip r:embed="rId10"/>
+                    <a:stretch>
+                      <a:fillRect/>
+                    </a:stretch>
+                  </pic:blipFill>
+                  <pic:spPr>
+                    <a:xfrm>
+                      <a:off x="0" y="0"/>
+                      <a:ext cx="5669280" cy="2730617"/>
+                    </a:xfrm>
+                    <a:prstGeom prst="rect"/>
+                  </pic:spPr>
+                </pic:pic>
+              </a:graphicData>
+            </a:graphic>
+          </wp:inline>
+        </w:drawing>
+      </w:r>
+    </w:p>
+    <w:p>
+      <w:r>
         <w:rPr>
-          <w:rFonts w:ascii="Consolas" w:hAnsi="Consolas"/>
-          <w:sz w:val="15"/>
+          <w:i/>
+          <w:sz w:val="18"/>
         </w:rPr>
-        <w:t>Browser (HTML/CSS/JS)</w:t>
-        <w:br/>
-        <w:t xml:space="preserve">   │  HTTP (forms, CSRF token)</w:t>
-        <w:br/>
-        <w:t xml:space="preserve">   ▼</w:t>
-        <w:br/>
-        <w:t>Flask routes ── app.py (validation of route args, CSRF, error pages, security headers)</w:t>
-        <w:br/>
-        <w:t xml:space="preserve">   │</w:t>
-        <w:br/>
-        <w:t xml:space="preserve">   ▼</w:t>
-        <w:br/>
-        <w:t>Service layer ── services/{products,categories,suppliers,customers,employees,sales,reports}.py</w:t>
-        <w:br/>
-        <w:t xml:space="preserve">   │              services/validation.py  (server-side input rules)</w:t>
-        <w:br/>
-        <w:t xml:space="preserve">   │              services/database.py    (connection, bind-variable helpers, error translation)</w:t>
-        <w:br/>
-        <w:t xml:space="preserve">   ▼</w:t>
-        <w:br/>
-        <w:t>python-oracledb (Thin) ── config.py (env vars only)</w:t>
-        <w:br/>
-        <w:t xml:space="preserve">   ▼</w:t>
-        <w:br/>
-        <w:t>Oracle 21c XE / XEPDB1 / schema appliance_app</w:t>
-        <w:br/>
-        <w:t xml:space="preserve">   tables · indexes · identity columns · sequence · view · procedure · function · trigger</w:t>
+        <w:t>System architecture</w:t>
       </w:r>
     </w:p>
     <w:p>
@@ -1056,157 +1631,52 @@
     </w:p>
     <w:p>
       <w:r>
-        <w:rPr>
-          <w:rFonts w:ascii="Consolas" w:hAnsi="Consolas"/>
-          <w:sz w:val="15"/>
-        </w:rPr>
-        <w:t>erDiagram</w:t>
-        <w:br/>
-        <w:t xml:space="preserve">    CATEGORIES ||--o{ PRODUCTS : classifies</w:t>
-        <w:br/>
-        <w:t xml:space="preserve">    SUPPLIERS  ||--o{ PRODUCTS : supplies</w:t>
-        <w:br/>
-        <w:t xml:space="preserve">    CUSTOMERS  ||--o{ SALES : places</w:t>
-        <w:br/>
-        <w:t xml:space="preserve">    EMPLOYEES  ||--o{ SALES : processes</w:t>
-        <w:br/>
-        <w:t xml:space="preserve">    SALES      ||--|{ SALE_ITEMS : contains</w:t>
-        <w:br/>
-        <w:t xml:space="preserve">    PRODUCTS   ||--o{ SALE_ITEMS : "appears in"</w:t>
-        <w:br/>
-        <w:t xml:space="preserve">    CATEGORIES { number CATEGORY_ID PK</w:t>
-        <w:br/>
-        <w:t xml:space="preserve">                 varchar2 CATEGORY_NAME UK</w:t>
-        <w:br/>
-        <w:t xml:space="preserve">                 varchar2 DESCRIPTION }</w:t>
-        <w:br/>
-        <w:t xml:space="preserve">    SUPPLIERS  { number SUPPLIER_ID PK</w:t>
-        <w:br/>
-        <w:t xml:space="preserve">                 varchar2 SUPPLIER_NAME UK</w:t>
-        <w:br/>
-        <w:t xml:space="preserve">                 varchar2 CONTACT_PERSON</w:t>
-        <w:br/>
-        <w:t xml:space="preserve">                 varchar2 EMAIL</w:t>
-        <w:br/>
-        <w:t xml:space="preserve">                 varchar2 PHONE</w:t>
-        <w:br/>
-        <w:t xml:space="preserve">                 varchar2 ADDRESS }</w:t>
-        <w:br/>
-        <w:t xml:space="preserve">    PRODUCTS   { number PRODUCT_ID PK</w:t>
-        <w:br/>
-        <w:t xml:space="preserve">                 varchar2 PRODUCT_NAME</w:t>
-        <w:br/>
-        <w:t xml:space="preserve">                 varchar2 BRAND</w:t>
-        <w:br/>
-        <w:t xml:space="preserve">                 varchar2 MODEL_NO UK</w:t>
-        <w:br/>
-        <w:t xml:space="preserve">                 number CATEGORY_ID FK</w:t>
-        <w:br/>
-        <w:t xml:space="preserve">                 number SUPPLIER_ID FK</w:t>
-        <w:br/>
-        <w:t xml:space="preserve">                 number UNIT_PRICE</w:t>
-        <w:br/>
-        <w:t xml:space="preserve">                 number STOCK_QTY</w:t>
-        <w:br/>
-        <w:t xml:space="preserve">                 number REORDER_LEVEL</w:t>
-        <w:br/>
-        <w:t xml:space="preserve">                 number WARRANTY_MONTHS</w:t>
-        <w:br/>
-        <w:t xml:space="preserve">                 timestamp CREATED_AT }</w:t>
-        <w:br/>
-        <w:t xml:space="preserve">    CUSTOMERS  { number CUSTOMER_ID PK</w:t>
-        <w:br/>
-        <w:t xml:space="preserve">                 varchar2 FULL_NAME</w:t>
-        <w:br/>
-        <w:t xml:space="preserve">                 varchar2 EMAIL UK</w:t>
-        <w:br/>
-        <w:t xml:space="preserve">                 varchar2 PHONE</w:t>
-        <w:br/>
-        <w:t xml:space="preserve">                 varchar2 ADDRESS</w:t>
-        <w:br/>
-        <w:t xml:space="preserve">                 timestamp CREATED_AT }</w:t>
-        <w:br/>
-        <w:t xml:space="preserve">    EMPLOYEES  { number EMPLOYEE_ID PK</w:t>
-        <w:br/>
-        <w:t xml:space="preserve">                 varchar2 FULL_NAME</w:t>
-        <w:br/>
-        <w:t xml:space="preserve">                 varchar2 EMAIL UK</w:t>
-        <w:br/>
-        <w:t xml:space="preserve">                 varchar2 PHONE</w:t>
-        <w:br/>
-        <w:t xml:space="preserve">                 varchar2 JOB_TITLE</w:t>
-        <w:br/>
-        <w:t xml:space="preserve">                 date HIRE_DATE }</w:t>
-        <w:br/>
-        <w:t xml:space="preserve">    SALES      { number SALE_ID PK</w:t>
-        <w:br/>
-        <w:t xml:space="preserve">                 varchar2 INVOICE_NO UK</w:t>
-        <w:br/>
-        <w:t xml:space="preserve">                 number CUSTOMER_ID FK</w:t>
-        <w:br/>
-        <w:t xml:space="preserve">                 number EMPLOYEE_ID FK</w:t>
-        <w:br/>
-        <w:t xml:space="preserve">                 timestamp SALE_DATE</w:t>
-        <w:br/>
-        <w:t xml:space="preserve">                 varchar2 PAYMENT_METHOD</w:t>
-        <w:br/>
-        <w:t xml:space="preserve">                 number TOTAL_AMOUNT }</w:t>
-        <w:br/>
-        <w:t xml:space="preserve">    SALE_ITEMS { number SALE_ITEM_ID PK</w:t>
-        <w:br/>
-        <w:t xml:space="preserve">                 number SALE_ID FK</w:t>
-        <w:br/>
-        <w:t xml:space="preserve">                 number PRODUCT_ID FK</w:t>
-        <w:br/>
-        <w:t xml:space="preserve">                 number QUANTITY</w:t>
-        <w:br/>
-        <w:t xml:space="preserve">                 number UNIT_PRICE</w:t>
-        <w:br/>
-        <w:t xml:space="preserve">                 number LINE_TOTAL }</w:t>
+        <w:drawing>
+          <wp:inline xmlns:a="http://schemas.openxmlformats.org/drawingml/2006/main" xmlns:pic="http://schemas.openxmlformats.org/drawingml/2006/picture">
+            <wp:extent cx="5669280" cy="4723853"/>
+            <wp:docPr id="2" name="Picture 2"/>
+            <wp:cNvGraphicFramePr>
+              <a:graphicFrameLocks noChangeAspect="1"/>
+            </wp:cNvGraphicFramePr>
+            <a:graphic>
+              <a:graphicData uri="http://schemas.openxmlformats.org/drawingml/2006/picture">
+                <pic:pic>
+                  <pic:nvPicPr>
+                    <pic:cNvPr id="0" name="er_diagram.png"/>
+                    <pic:cNvPicPr/>
+                  </pic:nvPicPr>
+                  <pic:blipFill>
+                    <a:blip r:embed="rId11"/>
+                    <a:stretch>
+                      <a:fillRect/>
+                    </a:stretch>
+                  </pic:blipFill>
+                  <pic:spPr>
+                    <a:xfrm>
+                      <a:off x="0" y="0"/>
+                      <a:ext cx="5669280" cy="4723853"/>
+                    </a:xfrm>
+                    <a:prstGeom prst="rect"/>
+                  </pic:spPr>
+                </pic:pic>
+              </a:graphicData>
+            </a:graphic>
+          </wp:inline>
+        </w:drawing>
       </w:r>
     </w:p>
     <w:p>
       <w:r>
-        <w:t xml:space="preserve">Text alternative (crow's foot: </w:t>
-      </w:r>
-      <w:r>
         <w:rPr>
-          <w:rFonts w:ascii="Consolas" w:hAnsi="Consolas"/>
+          <w:i/>
+          <w:sz w:val="18"/>
         </w:rPr>
-        <w:t>1</w:t>
-      </w:r>
-      <w:r>
-        <w:t xml:space="preserve"> = one, </w:t>
-      </w:r>
-      <w:r>
-        <w:rPr>
-          <w:rFonts w:ascii="Consolas" w:hAnsi="Consolas"/>
-        </w:rPr>
-        <w:t>N</w:t>
-      </w:r>
-      <w:r>
-        <w:t xml:space="preserve"> = many):</w:t>
+        <w:t>ER diagram generated from database/schema.sql</w:t>
       </w:r>
     </w:p>
     <w:p>
       <w:r>
-        <w:rPr>
-          <w:rFonts w:ascii="Consolas" w:hAnsi="Consolas"/>
-          <w:sz w:val="15"/>
-        </w:rPr>
-        <w:t>CATEGORIES 1───N PRODUCTS N───1 SUPPLIERS</w:t>
-        <w:br/>
-        <w:t xml:space="preserve">                    │1</w:t>
-        <w:br/>
-        <w:t xml:space="preserve">                    N</w:t>
-        <w:br/>
-        <w:t>CUSTOMERS 1───N  SALE_ITEMS N───1 SALES N───1 EMPLOYEES</w:t>
-        <w:br/>
-        <w:t xml:space="preserve">                                   ▲N</w:t>
-        <w:br/>
-        <w:t xml:space="preserve">                                   └──────1 CUSTOMERS</w:t>
-        <w:br/>
-        <w:t>(SALES 1───N SALE_ITEMS ; PRODUCTS 1───N SALE_ITEMS ; CUSTOMERS 1───N SALES ; EMPLOYEES 1───N SALES)</w:t>
+        <w:t>Mermaid source of the same diagram (renders on GitHub; omitted from the PDF/DOCX where the image above is used):</w:t>
       </w:r>
     </w:p>
     <w:p>
@@ -1891,6 +2361,52 @@
     </w:tbl>
     <w:p/>
     <w:p>
+      <w:r/>
+      <w:r>
+        <w:rPr>
+          <w:b/>
+        </w:rPr>
+        <w:t>Relational schema</w:t>
+      </w:r>
+      <w:r>
+        <w:t xml:space="preserve"> (PK underlined by convention, </w:t>
+      </w:r>
+      <w:r>
+        <w:rPr>
+          <w:rFonts w:ascii="Consolas" w:hAnsi="Consolas"/>
+        </w:rPr>
+        <w:t>→</w:t>
+      </w:r>
+      <w:r>
+        <w:t xml:space="preserve"> marks a foreign key):</w:t>
+      </w:r>
+    </w:p>
+    <w:p>
+      <w:r>
+        <w:rPr>
+          <w:rFonts w:ascii="Consolas" w:hAnsi="Consolas"/>
+          <w:sz w:val="15"/>
+        </w:rPr>
+        <w:t>CATEGORIES (CATEGORY_ID, CATEGORY_NAME, DESCRIPTION)</w:t>
+        <w:br/>
+        <w:t>SUPPLIERS  (SUPPLIER_ID, SUPPLIER_NAME, CONTACT_PERSON, EMAIL, PHONE, ADDRESS)</w:t>
+        <w:br/>
+        <w:t>PRODUCTS   (PRODUCT_ID, PRODUCT_NAME, BRAND, MODEL_NO, CATEGORY_ID→CATEGORIES, SUPPLIER_ID→SUPPLIERS,</w:t>
+        <w:br/>
+        <w:t xml:space="preserve">            UNIT_PRICE, STOCK_QTY, REORDER_LEVEL, WARRANTY_MONTHS, CREATED_AT)</w:t>
+        <w:br/>
+        <w:t>CUSTOMERS  (CUSTOMER_ID, FULL_NAME, EMAIL, PHONE, ADDRESS, CREATED_AT)</w:t>
+        <w:br/>
+        <w:t>EMPLOYEES  (EMPLOYEE_ID, FULL_NAME, EMAIL, PHONE, JOB_TITLE, HIRE_DATE)</w:t>
+        <w:br/>
+        <w:t>SALES      (SALE_ID, INVOICE_NO, CUSTOMER_ID→CUSTOMERS, EMPLOYEE_ID→EMPLOYEES, SALE_DATE,</w:t>
+        <w:br/>
+        <w:t xml:space="preserve">            PAYMENT_METHOD, TOTAL_AMOUNT)</w:t>
+        <w:br/>
+        <w:t>SALE_ITEMS (SALE_ITEM_ID, SALE_ID→SALES, PRODUCT_ID→PRODUCTS, QUANTITY, UNIT_PRICE, LINE_TOTAL)</w:t>
+      </w:r>
+    </w:p>
+    <w:p>
       <w:r>
         <w:t xml:space="preserve">Relationships (all one-to-many): a category has many products; a supplier supplies many products; a customer has many sales; an employee processes many sales; a sale contains one or more items (≥1 enforced by the service); a product appears in many sale items. A product row is never duplicated by a sale — </w:t>
       </w:r>
@@ -3614,6 +4130,417 @@
         <w:pStyle w:val="ListBullet"/>
       </w:pPr>
       <w:r>
+        <w:t>Sample data (</w:t>
+      </w:r>
+      <w:r>
+        <w:rPr>
+          <w:rFonts w:ascii="Consolas" w:hAnsi="Consolas"/>
+        </w:rPr>
+        <w:t>seed.sql</w:t>
+      </w:r>
+      <w:r>
+        <w:t>, fictional; 6 categories, 4 suppliers, 14 products, 8 customers, 4 employees, 8 sales, 15 sale items). Examples:</w:t>
+      </w:r>
+    </w:p>
+    <w:tbl>
+      <w:tblPr>
+        <w:tblStyle w:val="TableGrid"/>
+        <w:tblW w:type="auto" w:w="0"/>
+        <w:tblLook w:firstColumn="1" w:firstRow="1" w:lastColumn="0" w:lastRow="0" w:noHBand="0" w:noVBand="1" w:val="04A0"/>
+      </w:tblPr>
+      <w:tblGrid>
+        <w:gridCol w:w="2160"/>
+        <w:gridCol w:w="2160"/>
+        <w:gridCol w:w="2160"/>
+        <w:gridCol w:w="2160"/>
+      </w:tblGrid>
+      <w:tr>
+        <w:tc>
+          <w:tcPr>
+            <w:tcW w:type="dxa" w:w="2160"/>
+          </w:tcPr>
+          <w:p>
+            <w:r>
+              <w:rPr>
+                <w:b/>
+                <w:sz w:val="16"/>
+              </w:rPr>
+              <w:t>Model</w:t>
+            </w:r>
+          </w:p>
+        </w:tc>
+        <w:tc>
+          <w:tcPr>
+            <w:tcW w:type="dxa" w:w="2160"/>
+          </w:tcPr>
+          <w:p>
+            <w:r>
+              <w:rPr>
+                <w:b/>
+                <w:sz w:val="16"/>
+              </w:rPr>
+              <w:t>Product</w:t>
+            </w:r>
+          </w:p>
+        </w:tc>
+        <w:tc>
+          <w:tcPr>
+            <w:tcW w:type="dxa" w:w="2160"/>
+          </w:tcPr>
+          <w:p>
+            <w:r>
+              <w:rPr>
+                <w:b/>
+                <w:sz w:val="16"/>
+              </w:rPr>
+              <w:t>Price (₹)</w:t>
+            </w:r>
+          </w:p>
+        </w:tc>
+        <w:tc>
+          <w:tcPr>
+            <w:tcW w:type="dxa" w:w="2160"/>
+          </w:tcPr>
+          <w:p>
+            <w:r>
+              <w:rPr>
+                <w:b/>
+                <w:sz w:val="16"/>
+              </w:rPr>
+              <w:t>Stock</w:t>
+            </w:r>
+          </w:p>
+        </w:tc>
+      </w:tr>
+      <w:tr>
+        <w:tc>
+          <w:tcPr>
+            <w:tcW w:type="dxa" w:w="2160"/>
+          </w:tcPr>
+          <w:p>
+            <w:r>
+              <w:rPr>
+                <w:b w:val="0"/>
+                <w:sz w:val="16"/>
+              </w:rPr>
+              <w:t>ARC-RF260</w:t>
+            </w:r>
+          </w:p>
+        </w:tc>
+        <w:tc>
+          <w:tcPr>
+            <w:tcW w:type="dxa" w:w="2160"/>
+          </w:tcPr>
+          <w:p>
+            <w:r>
+              <w:rPr>
+                <w:b w:val="0"/>
+                <w:sz w:val="16"/>
+              </w:rPr>
+              <w:t>Arctiva 260L Double Door Refrigerator</w:t>
+            </w:r>
+          </w:p>
+        </w:tc>
+        <w:tc>
+          <w:tcPr>
+            <w:tcW w:type="dxa" w:w="2160"/>
+          </w:tcPr>
+          <w:p>
+            <w:r>
+              <w:rPr>
+                <w:b w:val="0"/>
+                <w:sz w:val="16"/>
+              </w:rPr>
+              <w:t>28,999.00</w:t>
+            </w:r>
+          </w:p>
+        </w:tc>
+        <w:tc>
+          <w:tcPr>
+            <w:tcW w:type="dxa" w:w="2160"/>
+          </w:tcPr>
+          <w:p>
+            <w:r>
+              <w:rPr>
+                <w:b w:val="0"/>
+                <w:sz w:val="16"/>
+              </w:rPr>
+              <w:t>12</w:t>
+            </w:r>
+          </w:p>
+        </w:tc>
+      </w:tr>
+      <w:tr>
+        <w:tc>
+          <w:tcPr>
+            <w:tcW w:type="dxa" w:w="2160"/>
+          </w:tcPr>
+          <w:p>
+            <w:r>
+              <w:rPr>
+                <w:b w:val="0"/>
+                <w:sz w:val="16"/>
+              </w:rPr>
+              <w:t>WW-FL70</w:t>
+            </w:r>
+          </w:p>
+        </w:tc>
+        <w:tc>
+          <w:tcPr>
+            <w:tcW w:type="dxa" w:w="2160"/>
+          </w:tcPr>
+          <w:p>
+            <w:r>
+              <w:rPr>
+                <w:b w:val="0"/>
+                <w:sz w:val="16"/>
+              </w:rPr>
+              <w:t>WashWell 7kg Front Load Washing Machine</w:t>
+            </w:r>
+          </w:p>
+        </w:tc>
+        <w:tc>
+          <w:tcPr>
+            <w:tcW w:type="dxa" w:w="2160"/>
+          </w:tcPr>
+          <w:p>
+            <w:r>
+              <w:rPr>
+                <w:b w:val="0"/>
+                <w:sz w:val="16"/>
+              </w:rPr>
+              <w:t>31,999.00</w:t>
+            </w:r>
+          </w:p>
+        </w:tc>
+        <w:tc>
+          <w:tcPr>
+            <w:tcW w:type="dxa" w:w="2160"/>
+          </w:tcPr>
+          <w:p>
+            <w:r>
+              <w:rPr>
+                <w:b w:val="0"/>
+                <w:sz w:val="16"/>
+              </w:rPr>
+              <w:t>6</w:t>
+            </w:r>
+          </w:p>
+        </w:tc>
+      </w:tr>
+      <w:tr>
+        <w:tc>
+          <w:tcPr>
+            <w:tcW w:type="dxa" w:w="2160"/>
+          </w:tcPr>
+          <w:p>
+            <w:r>
+              <w:rPr>
+                <w:b w:val="0"/>
+                <w:sz w:val="16"/>
+              </w:rPr>
+              <w:t>CB-AC10</w:t>
+            </w:r>
+          </w:p>
+        </w:tc>
+        <w:tc>
+          <w:tcPr>
+            <w:tcW w:type="dxa" w:w="2160"/>
+          </w:tcPr>
+          <w:p>
+            <w:r>
+              <w:rPr>
+                <w:b w:val="0"/>
+                <w:sz w:val="16"/>
+              </w:rPr>
+              <w:t>CoolBreeze 1.0 Ton Window AC</w:t>
+            </w:r>
+          </w:p>
+        </w:tc>
+        <w:tc>
+          <w:tcPr>
+            <w:tcW w:type="dxa" w:w="2160"/>
+          </w:tcPr>
+          <w:p>
+            <w:r>
+              <w:rPr>
+                <w:b w:val="0"/>
+                <w:sz w:val="16"/>
+              </w:rPr>
+              <w:t>26,499.00</w:t>
+            </w:r>
+          </w:p>
+        </w:tc>
+        <w:tc>
+          <w:tcPr>
+            <w:tcW w:type="dxa" w:w="2160"/>
+          </w:tcPr>
+          <w:p>
+            <w:r>
+              <w:rPr>
+                <w:b w:val="0"/>
+                <w:sz w:val="16"/>
+              </w:rPr>
+              <w:t>2 (below reorder level 3)</w:t>
+            </w:r>
+          </w:p>
+        </w:tc>
+      </w:tr>
+      <w:tr>
+        <w:tc>
+          <w:tcPr>
+            <w:tcW w:type="dxa" w:w="2160"/>
+          </w:tcPr>
+          <w:p>
+            <w:r>
+              <w:rPr>
+                <w:b w:val="0"/>
+                <w:sz w:val="16"/>
+              </w:rPr>
+              <w:t>VV-TV55</w:t>
+            </w:r>
+          </w:p>
+        </w:tc>
+        <w:tc>
+          <w:tcPr>
+            <w:tcW w:type="dxa" w:w="2160"/>
+          </w:tcPr>
+          <w:p>
+            <w:r>
+              <w:rPr>
+                <w:b w:val="0"/>
+                <w:sz w:val="16"/>
+              </w:rPr>
+              <w:t>VistaView 55in 4K Smart TV</w:t>
+            </w:r>
+          </w:p>
+        </w:tc>
+        <w:tc>
+          <w:tcPr>
+            <w:tcW w:type="dxa" w:w="2160"/>
+          </w:tcPr>
+          <w:p>
+            <w:r>
+              <w:rPr>
+                <w:b w:val="0"/>
+                <w:sz w:val="16"/>
+              </w:rPr>
+              <w:t>49,999.00</w:t>
+            </w:r>
+          </w:p>
+        </w:tc>
+        <w:tc>
+          <w:tcPr>
+            <w:tcW w:type="dxa" w:w="2160"/>
+          </w:tcPr>
+          <w:p>
+            <w:r>
+              <w:rPr>
+                <w:b w:val="0"/>
+                <w:sz w:val="16"/>
+              </w:rPr>
+              <w:t>4 (at reorder level 4)</w:t>
+            </w:r>
+          </w:p>
+        </w:tc>
+      </w:tr>
+      <w:tr>
+        <w:tc>
+          <w:tcPr>
+            <w:tcW w:type="dxa" w:w="2160"/>
+          </w:tcPr>
+          <w:p>
+            <w:r>
+              <w:rPr>
+                <w:b w:val="0"/>
+                <w:sz w:val="16"/>
+              </w:rPr>
+              <w:t>KP-MG75</w:t>
+            </w:r>
+          </w:p>
+        </w:tc>
+        <w:tc>
+          <w:tcPr>
+            <w:tcW w:type="dxa" w:w="2160"/>
+          </w:tcPr>
+          <w:p>
+            <w:r>
+              <w:rPr>
+                <w:b w:val="0"/>
+                <w:sz w:val="16"/>
+              </w:rPr>
+              <w:t>KitchenPro Mixer Grinder 750W</w:t>
+            </w:r>
+          </w:p>
+        </w:tc>
+        <w:tc>
+          <w:tcPr>
+            <w:tcW w:type="dxa" w:w="2160"/>
+          </w:tcPr>
+          <w:p>
+            <w:r>
+              <w:rPr>
+                <w:b w:val="0"/>
+                <w:sz w:val="16"/>
+              </w:rPr>
+              <w:t>3,299.00</w:t>
+            </w:r>
+          </w:p>
+        </w:tc>
+        <w:tc>
+          <w:tcPr>
+            <w:tcW w:type="dxa" w:w="2160"/>
+          </w:tcPr>
+          <w:p>
+            <w:r>
+              <w:rPr>
+                <w:b w:val="0"/>
+                <w:sz w:val="16"/>
+              </w:rPr>
+              <w:t>25</w:t>
+            </w:r>
+          </w:p>
+        </w:tc>
+      </w:tr>
+    </w:tbl>
+    <w:p/>
+    <w:p>
+      <w:r>
+        <w:t xml:space="preserve">Sale </w:t>
+      </w:r>
+      <w:r>
+        <w:rPr>
+          <w:rFonts w:ascii="Consolas" w:hAnsi="Consolas"/>
+        </w:rPr>
+        <w:t>INV-000001</w:t>
+      </w:r>
+      <w:r>
+        <w:t xml:space="preserve"> (Anita Rao, card): 1 × ARC-RF260 + 2 × KP-MG75 = ₹35,597.00. The eight seeded sales total ₹339,582.00 (hand-checked against the seed values; not yet confirmed by a live query). Two products (</w:t>
+      </w:r>
+      <w:r>
+        <w:rPr>
+          <w:rFonts w:ascii="Consolas" w:hAnsi="Consolas"/>
+        </w:rPr>
+        <w:t>VV-TV32</w:t>
+      </w:r>
+      <w:r>
+        <w:t xml:space="preserve">, </w:t>
+      </w:r>
+      <w:r>
+        <w:rPr>
+          <w:rFonts w:ascii="Consolas" w:hAnsi="Consolas"/>
+        </w:rPr>
+        <w:t>AU-EK18</w:t>
+      </w:r>
+      <w:r>
+        <w:t>) are intentionally never sold, and one customer has no sales, to give the NOT EXISTS and LEFT JOIN queries meaningful output.</w:t>
+      </w:r>
+    </w:p>
+    <w:p>
+      <w:pPr>
+        <w:pStyle w:val="ListBullet"/>
+      </w:pPr>
+      <w:r>
         <w:t xml:space="preserve">Python: </w:t>
       </w:r>
       <w:r>
@@ -4814,6 +5741,113 @@
     </w:tbl>
     <w:p/>
     <w:p>
+      <w:r/>
+      <w:r>
+        <w:rPr>
+          <w:b/>
+        </w:rPr>
+        <w:t>Example queries (verbatim from `database/queries.sql`)</w:t>
+      </w:r>
+      <w:r/>
+    </w:p>
+    <w:p>
+      <w:r>
+        <w:rPr>
+          <w:rFonts w:ascii="Consolas" w:hAnsi="Consolas"/>
+          <w:sz w:val="15"/>
+        </w:rPr>
+        <w:t>-- Query 7: Full invoice lines (five-table JOIN)</w:t>
+        <w:br/>
+        <w:t>-- Concept: SALES - CUSTOMERS - EMPLOYEES - SALE_ITEMS - PRODUCTS.</w:t>
+        <w:br/>
+        <w:t>SELECT s.INVOICE_NO, TO_CHAR(s.SALE_DATE, 'YYYY-MM-DD') AS SALE_DAY,</w:t>
+        <w:br/>
+        <w:t xml:space="preserve">       c.FULL_NAME AS CUSTOMER, e.FULL_NAME AS EMPLOYEE,</w:t>
+        <w:br/>
+        <w:t xml:space="preserve">       p.PRODUCT_NAME, si.QUANTITY, si.UNIT_PRICE, si.LINE_TOTAL</w:t>
+        <w:br/>
+        <w:t xml:space="preserve">  FROM SALES s</w:t>
+        <w:br/>
+        <w:t xml:space="preserve">  JOIN CUSTOMERS  c  ON c.CUSTOMER_ID = s.CUSTOMER_ID</w:t>
+        <w:br/>
+        <w:t xml:space="preserve">  JOIN EMPLOYEES  e  ON e.EMPLOYEE_ID = s.EMPLOYEE_ID</w:t>
+        <w:br/>
+        <w:t xml:space="preserve">  JOIN SALE_ITEMS si ON si.SALE_ID    = s.SALE_ID</w:t>
+        <w:br/>
+        <w:t xml:space="preserve">  JOIN PRODUCTS   p  ON p.PRODUCT_ID  = si.PRODUCT_ID</w:t>
+        <w:br/>
+        <w:t xml:space="preserve"> ORDER BY s.SALE_DATE, s.INVOICE_NO, p.PRODUCT_NAME;</w:t>
+        <w:br/>
+        <w:br/>
+        <w:t>-- Query 10: Categories with revenue above 50,000</w:t>
+        <w:br/>
+        <w:t>-- Concept: HAVING filters groups after aggregation.</w:t>
+        <w:br/>
+        <w:t>SELECT c.CATEGORY_NAME, SUM(si.LINE_TOTAL) AS CATEGORY_REVENUE</w:t>
+        <w:br/>
+        <w:t xml:space="preserve">  FROM SALE_ITEMS si</w:t>
+        <w:br/>
+        <w:t xml:space="preserve">  JOIN PRODUCTS   p ON p.PRODUCT_ID  = si.PRODUCT_ID</w:t>
+        <w:br/>
+        <w:t xml:space="preserve">  JOIN CATEGORIES c ON c.CATEGORY_ID = p.CATEGORY_ID</w:t>
+        <w:br/>
+        <w:t xml:space="preserve"> GROUP BY c.CATEGORY_ID, c.CATEGORY_NAME</w:t>
+        <w:br/>
+        <w:t>HAVING SUM(si.LINE_TOTAL) &gt; 50000</w:t>
+        <w:br/>
+        <w:t xml:space="preserve"> ORDER BY CATEGORY_REVENUE DESC;</w:t>
+        <w:br/>
+        <w:br/>
+        <w:t>-- Query 12: Products priced above the average of their OWN category</w:t>
+        <w:br/>
+        <w:t>-- Concept: correlated subquery (inner query references the outer row).</w:t>
+        <w:br/>
+        <w:t>SELECT p.PRODUCT_NAME, p.CATEGORY_ID, p.UNIT_PRICE</w:t>
+        <w:br/>
+        <w:t xml:space="preserve">  FROM PRODUCTS p</w:t>
+        <w:br/>
+        <w:t xml:space="preserve"> WHERE p.UNIT_PRICE &gt; (SELECT AVG(p2.UNIT_PRICE)</w:t>
+        <w:br/>
+        <w:t xml:space="preserve">                         FROM PRODUCTS p2</w:t>
+        <w:br/>
+        <w:t xml:space="preserve">                        WHERE p2.CATEGORY_ID = p.CATEGORY_ID)</w:t>
+        <w:br/>
+        <w:t xml:space="preserve"> ORDER BY p.CATEGORY_ID, p.UNIT_PRICE DESC;</w:t>
+        <w:br/>
+        <w:br/>
+        <w:t>-- Query 13: Products that have never been sold</w:t>
+        <w:br/>
+        <w:t>-- Concept: NOT EXISTS anti-join (dead stock report).</w:t>
+        <w:br/>
+        <w:t>SELECT p.PRODUCT_ID, p.PRODUCT_NAME, p.STOCK_QTY</w:t>
+        <w:br/>
+        <w:t xml:space="preserve">  FROM PRODUCTS p</w:t>
+        <w:br/>
+        <w:t xml:space="preserve"> WHERE NOT EXISTS (SELECT 1 FROM SALE_ITEMS si WHERE si.PRODUCT_ID = p.PRODUCT_ID)</w:t>
+        <w:br/>
+        <w:t xml:space="preserve"> ORDER BY p.PRODUCT_NAME;</w:t>
+        <w:br/>
+        <w:br/>
+        <w:t>-- Query 15: Customer spending ranking</w:t>
+        <w:br/>
+        <w:t>-- Concept: LEFT JOIN, aggregation and the RANK() analytic function.</w:t>
+        <w:br/>
+        <w:t>SELECT c.FULL_NAME, COUNT(s.SALE_ID) AS PURCHASES,</w:t>
+        <w:br/>
+        <w:t xml:space="preserve">       NVL(SUM(s.TOTAL_AMOUNT), 0) AS TOTAL_SPENT,</w:t>
+        <w:br/>
+        <w:t xml:space="preserve">       RANK() OVER (ORDER BY NVL(SUM(s.TOTAL_AMOUNT), 0) DESC) AS SPEND_RANK</w:t>
+        <w:br/>
+        <w:t xml:space="preserve">  FROM CUSTOMERS c</w:t>
+        <w:br/>
+        <w:t xml:space="preserve">  LEFT JOIN SALES s ON s.CUSTOMER_ID = c.CUSTOMER_ID</w:t>
+        <w:br/>
+        <w:t xml:space="preserve"> GROUP BY c.CUSTOMER_ID, c.FULL_NAME</w:t>
+        <w:br/>
+        <w:t xml:space="preserve"> ORDER BY SPEND_RANK, c.FULL_NAME;</w:t>
+      </w:r>
+    </w:p>
+    <w:p>
       <w:r>
         <w:t xml:space="preserve">Status: all 16 statements parse with </w:t>
       </w:r>
@@ -5199,6 +6233,158 @@
     <w:p/>
     <w:p>
       <w:r>
+        <w:rPr>
+          <w:rFonts w:ascii="Consolas" w:hAnsi="Consolas"/>
+          <w:sz w:val="15"/>
+        </w:rPr>
+        <w:t>CREATE OR REPLACE VIEW V_SALES_SUMMARY AS</w:t>
+        <w:br/>
+        <w:t>SELECT s.SALE_ID, s.INVOICE_NO, s.SALE_DATE, s.PAYMENT_METHOD,</w:t>
+        <w:br/>
+        <w:t xml:space="preserve">       s.CUSTOMER_ID, c.FULL_NAME AS CUSTOMER_NAME,</w:t>
+        <w:br/>
+        <w:t xml:space="preserve">       s.EMPLOYEE_ID, e.FULL_NAME AS EMPLOYEE_NAME,</w:t>
+        <w:br/>
+        <w:t xml:space="preserve">       COUNT(si.SALE_ITEM_ID)        AS LINE_COUNT,</w:t>
+        <w:br/>
+        <w:t xml:space="preserve">       NVL(SUM(si.QUANTITY), 0)      AS UNIT_COUNT,</w:t>
+        <w:br/>
+        <w:t xml:space="preserve">       s.TOTAL_AMOUNT,</w:t>
+        <w:br/>
+        <w:t xml:space="preserve">       CASE WHEN s.TOTAL_AMOUNT = NVL(SUM(si.LINE_TOTAL), 0) THEN 'Y' ELSE 'N' END AS TOTAL_MATCHES</w:t>
+        <w:br/>
+        <w:t xml:space="preserve">  FROM SALES s</w:t>
+        <w:br/>
+        <w:t xml:space="preserve">  JOIN CUSTOMERS c ON c.CUSTOMER_ID = s.CUSTOMER_ID</w:t>
+        <w:br/>
+        <w:t xml:space="preserve">  JOIN EMPLOYEES e ON e.EMPLOYEE_ID = s.EMPLOYEE_ID</w:t>
+        <w:br/>
+        <w:t xml:space="preserve">  LEFT JOIN SALE_ITEMS si ON si.SALE_ID = s.SALE_ID</w:t>
+        <w:br/>
+        <w:t xml:space="preserve"> GROUP BY s.SALE_ID, s.INVOICE_NO, s.SALE_DATE, s.PAYMENT_METHOD,</w:t>
+        <w:br/>
+        <w:t xml:space="preserve">          s.CUSTOMER_ID, c.FULL_NAME, s.EMPLOYEE_ID, e.FULL_NAME, s.TOTAL_AMOUNT;</w:t>
+      </w:r>
+    </w:p>
+    <w:p>
+      <w:r>
+        <w:rPr>
+          <w:rFonts w:ascii="Consolas" w:hAnsi="Consolas"/>
+          <w:sz w:val="15"/>
+        </w:rPr>
+        <w:t>CREATE OR REPLACE PROCEDURE SP_RESTOCK_PRODUCT (</w:t>
+        <w:br/>
+        <w:t xml:space="preserve">  p_product_id IN NUMBER,</w:t>
+        <w:br/>
+        <w:t xml:space="preserve">  p_quantity   IN NUMBER</w:t>
+        <w:br/>
+        <w:t>) AS</w:t>
+        <w:br/>
+        <w:t xml:space="preserve">  v_stock PRODUCTS.STOCK_QTY%TYPE;</w:t>
+        <w:br/>
+        <w:t>BEGIN</w:t>
+        <w:br/>
+        <w:t xml:space="preserve">  IF p_quantity IS NULL OR p_quantity &lt;= 0 OR p_quantity &lt;&gt; TRUNC(p_quantity) THEN</w:t>
+        <w:br/>
+        <w:t xml:space="preserve">    RAISE_APPLICATION_ERROR(-20001, 'Restock quantity must be a positive whole number.');</w:t>
+        <w:br/>
+        <w:t xml:space="preserve">  END IF;</w:t>
+        <w:br/>
+        <w:br/>
+        <w:t xml:space="preserve">  SELECT STOCK_QTY INTO v_stock</w:t>
+        <w:br/>
+        <w:t xml:space="preserve">    FROM PRODUCTS</w:t>
+        <w:br/>
+        <w:t xml:space="preserve">   WHERE PRODUCT_ID = p_product_id</w:t>
+        <w:br/>
+        <w:t xml:space="preserve">     FOR UPDATE;</w:t>
+        <w:br/>
+        <w:br/>
+        <w:t xml:space="preserve">  UPDATE PRODUCTS SET STOCK_QTY = v_stock + p_quantity</w:t>
+        <w:br/>
+        <w:t xml:space="preserve">   WHERE PRODUCT_ID = p_product_id;</w:t>
+        <w:br/>
+        <w:t>EXCEPTION</w:t>
+        <w:br/>
+        <w:t xml:space="preserve">  WHEN NO_DATA_FOUND THEN</w:t>
+        <w:br/>
+        <w:t xml:space="preserve">    RAISE_APPLICATION_ERROR(-20002, 'Product ' || p_product_id || ' does not exist.');</w:t>
+        <w:br/>
+        <w:t>END SP_RESTOCK_PRODUCT;</w:t>
+      </w:r>
+    </w:p>
+    <w:p>
+      <w:r>
+        <w:rPr>
+          <w:rFonts w:ascii="Consolas" w:hAnsi="Consolas"/>
+          <w:sz w:val="15"/>
+        </w:rPr>
+        <w:t>CREATE OR REPLACE FUNCTION FN_CUSTOMER_TOTAL_SPEND (</w:t>
+        <w:br/>
+        <w:t xml:space="preserve">  p_customer_id IN NUMBER</w:t>
+        <w:br/>
+        <w:t>) RETURN NUMBER AS</w:t>
+        <w:br/>
+        <w:t xml:space="preserve">  v_exists NUMBER;</w:t>
+        <w:br/>
+        <w:t xml:space="preserve">  v_total  NUMBER;</w:t>
+        <w:br/>
+        <w:t>BEGIN</w:t>
+        <w:br/>
+        <w:t xml:space="preserve">  SELECT COUNT(*) INTO v_exists FROM CUSTOMERS WHERE CUSTOMER_ID = p_customer_id;</w:t>
+        <w:br/>
+        <w:t xml:space="preserve">  IF v_exists = 0 THEN</w:t>
+        <w:br/>
+        <w:t xml:space="preserve">    RAISE_APPLICATION_ERROR(-20010, 'Customer ' || p_customer_id || ' does not exist.');</w:t>
+        <w:br/>
+        <w:t xml:space="preserve">  END IF;</w:t>
+        <w:br/>
+        <w:t xml:space="preserve">  SELECT NVL(SUM(TOTAL_AMOUNT), 0) INTO v_total</w:t>
+        <w:br/>
+        <w:t xml:space="preserve">    FROM SALES WHERE CUSTOMER_ID = p_customer_id;</w:t>
+        <w:br/>
+        <w:t xml:space="preserve">  RETURN v_total;</w:t>
+        <w:br/>
+        <w:t>END FN_CUSTOMER_TOTAL_SPEND;</w:t>
+      </w:r>
+    </w:p>
+    <w:p>
+      <w:r>
+        <w:rPr>
+          <w:rFonts w:ascii="Consolas" w:hAnsi="Consolas"/>
+          <w:sz w:val="15"/>
+        </w:rPr>
+        <w:t>CREATE OR REPLACE TRIGGER TRG_SALES_PROTECT_HISTORY</w:t>
+        <w:br/>
+        <w:t>BEFORE DELETE OR UPDATE OF CUSTOMER_ID, EMPLOYEE_ID, INVOICE_NO, SALE_DATE, TOTAL_AMOUNT, PAYMENT_METHOD</w:t>
+        <w:br/>
+        <w:t>ON SALES</w:t>
+        <w:br/>
+        <w:t>FOR EACH ROW</w:t>
+        <w:br/>
+        <w:t>BEGIN</w:t>
+        <w:br/>
+        <w:t xml:space="preserve">  IF SYS_CONTEXT('USERENV', 'CLIENT_INFO') = 'ITEST_CLEANUP' THEN</w:t>
+        <w:br/>
+        <w:t xml:space="preserve">    RETURN;</w:t>
+        <w:br/>
+        <w:t xml:space="preserve">  END IF;</w:t>
+        <w:br/>
+        <w:t xml:space="preserve">  IF DELETING THEN</w:t>
+        <w:br/>
+        <w:t xml:space="preserve">    RAISE_APPLICATION_ERROR(-20030, 'Sales records are historical and cannot be deleted.');</w:t>
+        <w:br/>
+        <w:t xml:space="preserve">  ELSE</w:t>
+        <w:br/>
+        <w:t xml:space="preserve">    RAISE_APPLICATION_ERROR(-20031, 'Posted sales cannot be modified.');</w:t>
+        <w:br/>
+        <w:t xml:space="preserve">  END IF;</w:t>
+        <w:br/>
+        <w:t>END TRG_SALES_PROTECT_HISTORY;</w:t>
+      </w:r>
+    </w:p>
+    <w:p>
+      <w:r>
         <w:t xml:space="preserve">Each has example invocation and verification SQL in </w:t>
       </w:r>
       <w:r>
@@ -5225,12 +6411,12 @@
         <w:pStyle w:val="Title"/>
       </w:pPr>
       <w:r>
-        <w:t>21. Frontend implementation</w:t>
+        <w:t>21. Frontend implementation and screenshots</w:t>
       </w:r>
     </w:p>
     <w:p>
       <w:r>
-        <w:t xml:space="preserve">Server-rendered Jinja templates with a shared </w:t>
+        <w:t xml:space="preserve">Server-rendered Jinja templates share </w:t>
       </w:r>
       <w:r>
         <w:rPr>
@@ -5239,16 +6425,34 @@
         <w:t>base.html</w:t>
       </w:r>
       <w:r>
-        <w:t xml:space="preserve"> (navigation, flash messages), responsive CSS (grid, </w:t>
+        <w:t xml:space="preserve"> (sidebar navigation, flash messages, theme toggle). The interface uses a </w:t>
+      </w:r>
+      <w:r>
+        <w:rPr>
+          <w:b/>
+        </w:rPr>
+        <w:t>cyberpunk theme</w:t>
+      </w:r>
+      <w:r>
+        <w:t xml:space="preserve"> with dark (default) and light palettes; the choice is stored in </w:t>
       </w:r>
       <w:r>
         <w:rPr>
           <w:rFonts w:ascii="Consolas" w:hAnsi="Consolas"/>
         </w:rPr>
-        <w:t>prefers-color-scheme</w:t>
-      </w:r>
-      <w:r>
-        <w:t>, mobile breakpoint, visible focus), and ~60 lines of vanilla JavaScript: delete confirmation (</w:t>
+        <w:t>localStorage</w:t>
+      </w:r>
+      <w:r>
+        <w:t xml:space="preserve"> (guarded by try/catch, so the page still works when storage is blocked) and applied before first paint by </w:t>
+      </w:r>
+      <w:r>
+        <w:rPr>
+          <w:rFonts w:ascii="Consolas" w:hAnsi="Consolas"/>
+        </w:rPr>
+        <w:t>static/js/theme-init.js</w:t>
+      </w:r>
+      <w:r>
+        <w:t>. JavaScript is progressive enhancement only: delete confirmation (</w:t>
       </w:r>
       <w:r>
         <w:rPr>
@@ -5257,7 +6461,7 @@
         <w:t>data-confirm</w:t>
       </w:r>
       <w:r>
-        <w:t xml:space="preserve">), dynamic add/remove of sale lines, and a clearly labelled *estimated* total. Every button and form maps to a real route; pagination links preserve filters; empty, error (503/409/400) and success states exist; the page works without JavaScript except the extra sale-line rows. No framework or external dependency; Content-Security-Policy </w:t>
+        <w:t xml:space="preserve">), add/remove of sale lines with a clearly labelled *estimated* total, and the theme toggle. Every button and form maps to a real route; pagination links preserve filters; empty, error (400/404/409/503) and success states exist. No framework or external dependency; the Content-Security-Policy </w:t>
       </w:r>
       <w:r>
         <w:rPr>
@@ -5266,7 +6470,298 @@
         <w:t>default-src 'self'</w:t>
       </w:r>
       <w:r>
-        <w:t xml:space="preserve"> forbids inline scripts.</w:t>
+        <w:t xml:space="preserve"> forbids inline scripts and styles, and the theme work removed the one inline style attribute that violated it. The final polish also fixed invisible Edit buttons and red borders on untouched required fields in the light palette, clipped dashboard figures, and a wrapping filter label.</w:t>
+      </w:r>
+    </w:p>
+    <w:p>
+      <w:r/>
+      <w:r>
+        <w:rPr>
+          <w:b/>
+        </w:rPr>
+        <w:t>How these screenshots were produced.</w:t>
+      </w:r>
+      <w:r>
+        <w:t xml:space="preserve"> No Oracle database was available. Figures 1–5 show the *real* Flask routes and Jinja templates rendered in headless Chromium with the service functions replaced by seed-equivalent sample data; they demonstrate the interface, </w:t>
+      </w:r>
+      <w:r>
+        <w:rPr>
+          <w:b/>
+        </w:rPr>
+        <w:t>not</w:t>
+      </w:r>
+      <w:r>
+        <w:t xml:space="preserve"> live database results. Figure 6 is the unmodified application started without database configuration and shows its honest 503 behaviour.</w:t>
+      </w:r>
+    </w:p>
+    <w:p>
+      <w:r>
+        <w:drawing>
+          <wp:inline xmlns:a="http://schemas.openxmlformats.org/drawingml/2006/main" xmlns:pic="http://schemas.openxmlformats.org/drawingml/2006/picture">
+            <wp:extent cx="5669280" cy="3320223"/>
+            <wp:docPr id="3" name="Picture 3"/>
+            <wp:cNvGraphicFramePr>
+              <a:graphicFrameLocks noChangeAspect="1"/>
+            </wp:cNvGraphicFramePr>
+            <a:graphic>
+              <a:graphicData uri="http://schemas.openxmlformats.org/drawingml/2006/picture">
+                <pic:pic>
+                  <pic:nvPicPr>
+                    <pic:cNvPr id="0" name="ui_dashboard.png"/>
+                    <pic:cNvPicPr/>
+                  </pic:nvPicPr>
+                  <pic:blipFill>
+                    <a:blip r:embed="rId12"/>
+                    <a:stretch>
+                      <a:fillRect/>
+                    </a:stretch>
+                  </pic:blipFill>
+                  <pic:spPr>
+                    <a:xfrm>
+                      <a:off x="0" y="0"/>
+                      <a:ext cx="5669280" cy="3320223"/>
+                    </a:xfrm>
+                    <a:prstGeom prst="rect"/>
+                  </pic:spPr>
+                </pic:pic>
+              </a:graphicData>
+            </a:graphic>
+          </wp:inline>
+        </w:drawing>
+      </w:r>
+    </w:p>
+    <w:p>
+      <w:r>
+        <w:rPr>
+          <w:i/>
+          <w:sz w:val="18"/>
+        </w:rPr>
+        <w:t>Figure 1 – Dashboard (dark theme, sample data)</w:t>
+      </w:r>
+    </w:p>
+    <w:p>
+      <w:r>
+        <w:drawing>
+          <wp:inline xmlns:a="http://schemas.openxmlformats.org/drawingml/2006/main" xmlns:pic="http://schemas.openxmlformats.org/drawingml/2006/picture">
+            <wp:extent cx="5669280" cy="5370460"/>
+            <wp:docPr id="4" name="Picture 4"/>
+            <wp:cNvGraphicFramePr>
+              <a:graphicFrameLocks noChangeAspect="1"/>
+            </wp:cNvGraphicFramePr>
+            <a:graphic>
+              <a:graphicData uri="http://schemas.openxmlformats.org/drawingml/2006/picture">
+                <pic:pic>
+                  <pic:nvPicPr>
+                    <pic:cNvPr id="0" name="ui_products.png"/>
+                    <pic:cNvPicPr/>
+                  </pic:nvPicPr>
+                  <pic:blipFill>
+                    <a:blip r:embed="rId13"/>
+                    <a:stretch>
+                      <a:fillRect/>
+                    </a:stretch>
+                  </pic:blipFill>
+                  <pic:spPr>
+                    <a:xfrm>
+                      <a:off x="0" y="0"/>
+                      <a:ext cx="5669280" cy="5370460"/>
+                    </a:xfrm>
+                    <a:prstGeom prst="rect"/>
+                  </pic:spPr>
+                </pic:pic>
+              </a:graphicData>
+            </a:graphic>
+          </wp:inline>
+        </w:drawing>
+      </w:r>
+    </w:p>
+    <w:p>
+      <w:r>
+        <w:rPr>
+          <w:i/>
+          <w:sz w:val="18"/>
+        </w:rPr>
+        <w:t>Figure 2 – Products with search, filter, restock and pagination (sample data)</w:t>
+      </w:r>
+    </w:p>
+    <w:p>
+      <w:r>
+        <w:drawing>
+          <wp:inline xmlns:a="http://schemas.openxmlformats.org/drawingml/2006/main" xmlns:pic="http://schemas.openxmlformats.org/drawingml/2006/picture">
+            <wp:extent cx="5669280" cy="3320223"/>
+            <wp:docPr id="5" name="Picture 5"/>
+            <wp:cNvGraphicFramePr>
+              <a:graphicFrameLocks noChangeAspect="1"/>
+            </wp:cNvGraphicFramePr>
+            <a:graphic>
+              <a:graphicData uri="http://schemas.openxmlformats.org/drawingml/2006/picture">
+                <pic:pic>
+                  <pic:nvPicPr>
+                    <pic:cNvPr id="0" name="ui_new_sale.png"/>
+                    <pic:cNvPicPr/>
+                  </pic:nvPicPr>
+                  <pic:blipFill>
+                    <a:blip r:embed="rId14"/>
+                    <a:stretch>
+                      <a:fillRect/>
+                    </a:stretch>
+                  </pic:blipFill>
+                  <pic:spPr>
+                    <a:xfrm>
+                      <a:off x="0" y="0"/>
+                      <a:ext cx="5669280" cy="3320223"/>
+                    </a:xfrm>
+                    <a:prstGeom prst="rect"/>
+                  </pic:spPr>
+                </pic:pic>
+              </a:graphicData>
+            </a:graphic>
+          </wp:inline>
+        </w:drawing>
+      </w:r>
+    </w:p>
+    <w:p>
+      <w:r>
+        <w:rPr>
+          <w:i/>
+          <w:sz w:val="18"/>
+        </w:rPr>
+        <w:t>Figure 3 – New sale with two lines and the non-authoritative estimate (sample data)</w:t>
+      </w:r>
+    </w:p>
+    <w:p>
+      <w:r>
+        <w:drawing>
+          <wp:inline xmlns:a="http://schemas.openxmlformats.org/drawingml/2006/main" xmlns:pic="http://schemas.openxmlformats.org/drawingml/2006/picture">
+            <wp:extent cx="5669280" cy="3320223"/>
+            <wp:docPr id="6" name="Picture 6"/>
+            <wp:cNvGraphicFramePr>
+              <a:graphicFrameLocks noChangeAspect="1"/>
+            </wp:cNvGraphicFramePr>
+            <a:graphic>
+              <a:graphicData uri="http://schemas.openxmlformats.org/drawingml/2006/picture">
+                <pic:pic>
+                  <pic:nvPicPr>
+                    <pic:cNvPr id="0" name="ui_sale_detail.png"/>
+                    <pic:cNvPicPr/>
+                  </pic:nvPicPr>
+                  <pic:blipFill>
+                    <a:blip r:embed="rId15"/>
+                    <a:stretch>
+                      <a:fillRect/>
+                    </a:stretch>
+                  </pic:blipFill>
+                  <pic:spPr>
+                    <a:xfrm>
+                      <a:off x="0" y="0"/>
+                      <a:ext cx="5669280" cy="3320223"/>
+                    </a:xfrm>
+                    <a:prstGeom prst="rect"/>
+                  </pic:spPr>
+                </pic:pic>
+              </a:graphicData>
+            </a:graphic>
+          </wp:inline>
+        </w:drawing>
+      </w:r>
+    </w:p>
+    <w:p>
+      <w:r>
+        <w:rPr>
+          <w:i/>
+          <w:sz w:val="18"/>
+        </w:rPr>
+        <w:t>Figure 4 – Sale detail (sample data)</w:t>
+      </w:r>
+    </w:p>
+    <w:p>
+      <w:r>
+        <w:drawing>
+          <wp:inline xmlns:a="http://schemas.openxmlformats.org/drawingml/2006/main" xmlns:pic="http://schemas.openxmlformats.org/drawingml/2006/picture">
+            <wp:extent cx="5669280" cy="3320223"/>
+            <wp:docPr id="7" name="Picture 7"/>
+            <wp:cNvGraphicFramePr>
+              <a:graphicFrameLocks noChangeAspect="1"/>
+            </wp:cNvGraphicFramePr>
+            <a:graphic>
+              <a:graphicData uri="http://schemas.openxmlformats.org/drawingml/2006/picture">
+                <pic:pic>
+                  <pic:nvPicPr>
+                    <pic:cNvPr id="0" name="ui_products_light.png"/>
+                    <pic:cNvPicPr/>
+                  </pic:nvPicPr>
+                  <pic:blipFill>
+                    <a:blip r:embed="rId16"/>
+                    <a:stretch>
+                      <a:fillRect/>
+                    </a:stretch>
+                  </pic:blipFill>
+                  <pic:spPr>
+                    <a:xfrm>
+                      <a:off x="0" y="0"/>
+                      <a:ext cx="5669280" cy="3320223"/>
+                    </a:xfrm>
+                    <a:prstGeom prst="rect"/>
+                  </pic:spPr>
+                </pic:pic>
+              </a:graphicData>
+            </a:graphic>
+          </wp:inline>
+        </w:drawing>
+      </w:r>
+    </w:p>
+    <w:p>
+      <w:r>
+        <w:rPr>
+          <w:i/>
+          <w:sz w:val="18"/>
+        </w:rPr>
+        <w:t>Figure 5 – Products in the light palette (sample data)</w:t>
+      </w:r>
+    </w:p>
+    <w:p>
+      <w:r>
+        <w:drawing>
+          <wp:inline xmlns:a="http://schemas.openxmlformats.org/drawingml/2006/main" xmlns:pic="http://schemas.openxmlformats.org/drawingml/2006/picture">
+            <wp:extent cx="5669280" cy="3320223"/>
+            <wp:docPr id="8" name="Picture 8"/>
+            <wp:cNvGraphicFramePr>
+              <a:graphicFrameLocks noChangeAspect="1"/>
+            </wp:cNvGraphicFramePr>
+            <a:graphic>
+              <a:graphicData uri="http://schemas.openxmlformats.org/drawingml/2006/picture">
+                <pic:pic>
+                  <pic:nvPicPr>
+                    <pic:cNvPr id="0" name="ui_db_unavailable.png"/>
+                    <pic:cNvPicPr/>
+                  </pic:nvPicPr>
+                  <pic:blipFill>
+                    <a:blip r:embed="rId17"/>
+                    <a:stretch>
+                      <a:fillRect/>
+                    </a:stretch>
+                  </pic:blipFill>
+                  <pic:spPr>
+                    <a:xfrm>
+                      <a:off x="0" y="0"/>
+                      <a:ext cx="5669280" cy="3320223"/>
+                    </a:xfrm>
+                    <a:prstGeom prst="rect"/>
+                  </pic:spPr>
+                </pic:pic>
+              </a:graphicData>
+            </a:graphic>
+          </wp:inline>
+        </w:drawing>
+      </w:r>
+    </w:p>
+    <w:p>
+      <w:r>
+        <w:rPr>
+          <w:i/>
+          <w:sz w:val="18"/>
+        </w:rPr>
+        <w:t>Figure 6 – Real application without a configured database: honest 503 page, no invented figures</w:t>
       </w:r>
     </w:p>
     <w:p>
@@ -6760,49 +8255,49 @@
                 <w:b w:val="0"/>
                 <w:sz w:val="16"/>
               </w:rPr>
-              <w:t>INT-01</w:t>
-            </w:r>
-          </w:p>
-        </w:tc>
-        <w:tc>
-          <w:tcPr>
-            <w:tcW w:type="dxa" w:w="1440"/>
-          </w:tcPr>
-          <w:p>
-            <w:r>
-              <w:rPr>
-                <w:b w:val="0"/>
-                <w:sz w:val="16"/>
-              </w:rPr>
-              <w:t>Connect to XEPDB1 as the test application user</w:t>
-            </w:r>
-          </w:p>
-        </w:tc>
-        <w:tc>
-          <w:tcPr>
-            <w:tcW w:type="dxa" w:w="1440"/>
-          </w:tcPr>
-          <w:p>
-            <w:r>
-              <w:rPr>
-                <w:b w:val="0"/>
-                <w:sz w:val="16"/>
-              </w:rPr>
-              <w:t>connected, user is not SYS/SYSTEM</w:t>
-            </w:r>
-          </w:p>
-        </w:tc>
-        <w:tc>
-          <w:tcPr>
-            <w:tcW w:type="dxa" w:w="1440"/>
-          </w:tcPr>
-          <w:p>
-            <w:r>
-              <w:rPr>
-                <w:b w:val="0"/>
-                <w:sz w:val="16"/>
-              </w:rPr>
-              <w:t>BLOCKED: live Oracle tests not enabled (set RUN_ORACLE_TESTS=1 and TEST_DB_* variables)</w:t>
+              <w:t>SVC-01</w:t>
+            </w:r>
+          </w:p>
+        </w:tc>
+        <w:tc>
+          <w:tcPr>
+            <w:tcW w:type="dxa" w:w="1440"/>
+          </w:tcPr>
+          <w:p>
+            <w:r>
+              <w:rPr>
+                <w:b w:val="0"/>
+                <w:sz w:val="16"/>
+              </w:rPr>
+              <w:t>Valid monetary strings (3 parameter sets)</w:t>
+            </w:r>
+          </w:p>
+        </w:tc>
+        <w:tc>
+          <w:tcPr>
+            <w:tcW w:type="dxa" w:w="1440"/>
+          </w:tcPr>
+          <w:p>
+            <w:r>
+              <w:rPr>
+                <w:b w:val="0"/>
+                <w:sz w:val="16"/>
+              </w:rPr>
+              <w:t>accepted and quantised to 2 decimals</w:t>
+            </w:r>
+          </w:p>
+        </w:tc>
+        <w:tc>
+          <w:tcPr>
+            <w:tcW w:type="dxa" w:w="1440"/>
+          </w:tcPr>
+          <w:p>
+            <w:r>
+              <w:rPr>
+                <w:b w:val="0"/>
+                <w:sz w:val="16"/>
+              </w:rPr>
+              <w:t>Executed; assertions held</w:t>
             </w:r>
           </w:p>
         </w:tc>
@@ -6822,27 +8317,27 @@
                 <w:b/>
                 <w:sz w:val="16"/>
               </w:rPr>
-              <w:t>BLOCKED</w:t>
-            </w:r>
-            <w:r>
-              <w:rPr>
-                <w:b w:val="0"/>
-                <w:sz w:val="16"/>
-              </w:rPr>
-            </w:r>
-          </w:p>
-        </w:tc>
-        <w:tc>
-          <w:tcPr>
-            <w:tcW w:type="dxa" w:w="1440"/>
-          </w:tcPr>
-          <w:p>
-            <w:r>
-              <w:rPr>
-                <w:b w:val="0"/>
-                <w:sz w:val="16"/>
-              </w:rPr>
-              <w:t>Requires live Oracle test schema</w:t>
+              <w:t>PASSED</w:t>
+            </w:r>
+            <w:r>
+              <w:rPr>
+                <w:b w:val="0"/>
+                <w:sz w:val="16"/>
+              </w:rPr>
+            </w:r>
+          </w:p>
+        </w:tc>
+        <w:tc>
+          <w:tcPr>
+            <w:tcW w:type="dxa" w:w="1440"/>
+          </w:tcPr>
+          <w:p>
+            <w:r>
+              <w:rPr>
+                <w:b w:val="0"/>
+                <w:sz w:val="16"/>
+              </w:rPr>
+              <w:t>Fake DB connection - proves SQL/transaction logic, not Oracle behaviour</w:t>
             </w:r>
           </w:p>
         </w:tc>
@@ -6858,49 +8353,49 @@
                 <w:b w:val="0"/>
                 <w:sz w:val="16"/>
               </w:rPr>
-              <w:t>INT-02</w:t>
-            </w:r>
-          </w:p>
-        </w:tc>
-        <w:tc>
-          <w:tcPr>
-            <w:tcW w:type="dxa" w:w="1440"/>
-          </w:tcPr>
-          <w:p>
-            <w:r>
-              <w:rPr>
-                <w:b w:val="0"/>
-                <w:sz w:val="16"/>
-              </w:rPr>
-              <w:t>USER_TABLES</w:t>
-            </w:r>
-          </w:p>
-        </w:tc>
-        <w:tc>
-          <w:tcPr>
-            <w:tcW w:type="dxa" w:w="1440"/>
-          </w:tcPr>
-          <w:p>
-            <w:r>
-              <w:rPr>
-                <w:b w:val="0"/>
-                <w:sz w:val="16"/>
-              </w:rPr>
-              <w:t>all 7 required tables exist</w:t>
-            </w:r>
-          </w:p>
-        </w:tc>
-        <w:tc>
-          <w:tcPr>
-            <w:tcW w:type="dxa" w:w="1440"/>
-          </w:tcPr>
-          <w:p>
-            <w:r>
-              <w:rPr>
-                <w:b w:val="0"/>
-                <w:sz w:val="16"/>
-              </w:rPr>
-              <w:t>BLOCKED: live Oracle tests not enabled (set RUN_ORACLE_TESTS=1 and TEST_DB_* variables)</w:t>
+              <w:t>SVC-02</w:t>
+            </w:r>
+          </w:p>
+        </w:tc>
+        <w:tc>
+          <w:tcPr>
+            <w:tcW w:type="dxa" w:w="1440"/>
+          </w:tcPr>
+          <w:p>
+            <w:r>
+              <w:rPr>
+                <w:b w:val="0"/>
+                <w:sz w:val="16"/>
+              </w:rPr>
+              <w:t>Negative, non-numeric, 3-decimal, NaN, too-large prices (6 parameter sets)</w:t>
+            </w:r>
+          </w:p>
+        </w:tc>
+        <w:tc>
+          <w:tcPr>
+            <w:tcW w:type="dxa" w:w="1440"/>
+          </w:tcPr>
+          <w:p>
+            <w:r>
+              <w:rPr>
+                <w:b w:val="0"/>
+                <w:sz w:val="16"/>
+              </w:rPr>
+              <w:t>ValidationError</w:t>
+            </w:r>
+          </w:p>
+        </w:tc>
+        <w:tc>
+          <w:tcPr>
+            <w:tcW w:type="dxa" w:w="1440"/>
+          </w:tcPr>
+          <w:p>
+            <w:r>
+              <w:rPr>
+                <w:b w:val="0"/>
+                <w:sz w:val="16"/>
+              </w:rPr>
+              <w:t>Executed; assertions held</w:t>
             </w:r>
           </w:p>
         </w:tc>
@@ -6920,27 +8415,27 @@
                 <w:b/>
                 <w:sz w:val="16"/>
               </w:rPr>
-              <w:t>BLOCKED</w:t>
-            </w:r>
-            <w:r>
-              <w:rPr>
-                <w:b w:val="0"/>
-                <w:sz w:val="16"/>
-              </w:rPr>
-            </w:r>
-          </w:p>
-        </w:tc>
-        <w:tc>
-          <w:tcPr>
-            <w:tcW w:type="dxa" w:w="1440"/>
-          </w:tcPr>
-          <w:p>
-            <w:r>
-              <w:rPr>
-                <w:b w:val="0"/>
-                <w:sz w:val="16"/>
-              </w:rPr>
-              <w:t>Requires live Oracle test schema</w:t>
+              <w:t>PASSED</w:t>
+            </w:r>
+            <w:r>
+              <w:rPr>
+                <w:b w:val="0"/>
+                <w:sz w:val="16"/>
+              </w:rPr>
+            </w:r>
+          </w:p>
+        </w:tc>
+        <w:tc>
+          <w:tcPr>
+            <w:tcW w:type="dxa" w:w="1440"/>
+          </w:tcPr>
+          <w:p>
+            <w:r>
+              <w:rPr>
+                <w:b w:val="0"/>
+                <w:sz w:val="16"/>
+              </w:rPr>
+              <w:t>Fake DB connection - proves SQL/transaction logic, not Oracle behaviour</w:t>
             </w:r>
           </w:p>
         </w:tc>
@@ -6956,49 +8451,49 @@
                 <w:b w:val="0"/>
                 <w:sz w:val="16"/>
               </w:rPr>
-              <w:t>INT-03</w:t>
-            </w:r>
-          </w:p>
-        </w:tc>
-        <w:tc>
-          <w:tcPr>
-            <w:tcW w:type="dxa" w:w="1440"/>
-          </w:tcPr>
-          <w:p>
-            <w:r>
-              <w:rPr>
-                <w:b w:val="0"/>
-                <w:sz w:val="16"/>
-              </w:rPr>
-              <w:t>USER_OBJECTS</w:t>
-            </w:r>
-          </w:p>
-        </w:tc>
-        <w:tc>
-          <w:tcPr>
-            <w:tcW w:type="dxa" w:w="1440"/>
-          </w:tcPr>
-          <w:p>
-            <w:r>
-              <w:rPr>
-                <w:b w:val="0"/>
-                <w:sz w:val="16"/>
-              </w:rPr>
-              <w:t>view, procedure, function, trigger all VALID</w:t>
-            </w:r>
-          </w:p>
-        </w:tc>
-        <w:tc>
-          <w:tcPr>
-            <w:tcW w:type="dxa" w:w="1440"/>
-          </w:tcPr>
-          <w:p>
-            <w:r>
-              <w:rPr>
-                <w:b w:val="0"/>
-                <w:sz w:val="16"/>
-              </w:rPr>
-              <w:t>BLOCKED: live Oracle tests not enabled (set RUN_ORACLE_TESTS=1 and TEST_DB_* variables)</w:t>
+              <w:t>SVC-03</w:t>
+            </w:r>
+          </w:p>
+        </w:tc>
+        <w:tc>
+          <w:tcPr>
+            <w:tcW w:type="dxa" w:w="1440"/>
+          </w:tcPr>
+          <w:p>
+            <w:r>
+              <w:rPr>
+                <w:b w:val="0"/>
+                <w:sz w:val="16"/>
+              </w:rPr>
+              <w:t>Malformed email / phone numbers</w:t>
+            </w:r>
+          </w:p>
+        </w:tc>
+        <w:tc>
+          <w:tcPr>
+            <w:tcW w:type="dxa" w:w="1440"/>
+          </w:tcPr>
+          <w:p>
+            <w:r>
+              <w:rPr>
+                <w:b w:val="0"/>
+                <w:sz w:val="16"/>
+              </w:rPr>
+              <w:t>ValidationError; valid ones accepted</w:t>
+            </w:r>
+          </w:p>
+        </w:tc>
+        <w:tc>
+          <w:tcPr>
+            <w:tcW w:type="dxa" w:w="1440"/>
+          </w:tcPr>
+          <w:p>
+            <w:r>
+              <w:rPr>
+                <w:b w:val="0"/>
+                <w:sz w:val="16"/>
+              </w:rPr>
+              <w:t>Executed; assertions held</w:t>
             </w:r>
           </w:p>
         </w:tc>
@@ -7018,27 +8513,27 @@
                 <w:b/>
                 <w:sz w:val="16"/>
               </w:rPr>
-              <w:t>BLOCKED</w:t>
-            </w:r>
-            <w:r>
-              <w:rPr>
-                <w:b w:val="0"/>
-                <w:sz w:val="16"/>
-              </w:rPr>
-            </w:r>
-          </w:p>
-        </w:tc>
-        <w:tc>
-          <w:tcPr>
-            <w:tcW w:type="dxa" w:w="1440"/>
-          </w:tcPr>
-          <w:p>
-            <w:r>
-              <w:rPr>
-                <w:b w:val="0"/>
-                <w:sz w:val="16"/>
-              </w:rPr>
-              <w:t>Requires live Oracle test schema</w:t>
+              <w:t>PASSED</w:t>
+            </w:r>
+            <w:r>
+              <w:rPr>
+                <w:b w:val="0"/>
+                <w:sz w:val="16"/>
+              </w:rPr>
+            </w:r>
+          </w:p>
+        </w:tc>
+        <w:tc>
+          <w:tcPr>
+            <w:tcW w:type="dxa" w:w="1440"/>
+          </w:tcPr>
+          <w:p>
+            <w:r>
+              <w:rPr>
+                <w:b w:val="0"/>
+                <w:sz w:val="16"/>
+              </w:rPr>
+              <w:t>Fake DB connection - proves SQL/transaction logic, not Oracle behaviour</w:t>
             </w:r>
           </w:p>
         </w:tc>
@@ -7054,49 +8549,49 @@
                 <w:b w:val="0"/>
                 <w:sz w:val="16"/>
               </w:rPr>
-              <w:t>INT-04</w:t>
-            </w:r>
-          </w:p>
-        </w:tc>
-        <w:tc>
-          <w:tcPr>
-            <w:tcW w:type="dxa" w:w="1440"/>
-          </w:tcPr>
-          <w:p>
-            <w:r>
-              <w:rPr>
-                <w:b w:val="0"/>
-                <w:sz w:val="16"/>
-              </w:rPr>
-              <w:t>Negative price/stock, duplicate model, bad category FK</w:t>
-            </w:r>
-          </w:p>
-        </w:tc>
-        <w:tc>
-          <w:tcPr>
-            <w:tcW w:type="dxa" w:w="1440"/>
-          </w:tcPr>
-          <w:p>
-            <w:r>
-              <w:rPr>
-                <w:b w:val="0"/>
-                <w:sz w:val="16"/>
-              </w:rPr>
-              <w:t>ORA-02290 / ORA-00001 / ORA-02291</w:t>
-            </w:r>
-          </w:p>
-        </w:tc>
-        <w:tc>
-          <w:tcPr>
-            <w:tcW w:type="dxa" w:w="1440"/>
-          </w:tcPr>
-          <w:p>
-            <w:r>
-              <w:rPr>
-                <w:b w:val="0"/>
-                <w:sz w:val="16"/>
-              </w:rPr>
-              <w:t>BLOCKED: live Oracle tests not enabled (set RUN_ORACLE_TESTS=1 and TEST_DB_* variables)</w:t>
+              <w:t>SVC-04</w:t>
+            </w:r>
+          </w:p>
+        </w:tc>
+        <w:tc>
+          <w:tcPr>
+            <w:tcW w:type="dxa" w:w="1440"/>
+          </w:tcPr>
+          <w:p>
+            <w:r>
+              <w:rPr>
+                <w:b w:val="0"/>
+                <w:sz w:val="16"/>
+              </w:rPr>
+              <w:t>Zero, negative, non-integer, None, absurd IDs (6 parameter sets)</w:t>
+            </w:r>
+          </w:p>
+        </w:tc>
+        <w:tc>
+          <w:tcPr>
+            <w:tcW w:type="dxa" w:w="1440"/>
+          </w:tcPr>
+          <w:p>
+            <w:r>
+              <w:rPr>
+                <w:b w:val="0"/>
+                <w:sz w:val="16"/>
+              </w:rPr>
+              <w:t>ValidationError</w:t>
+            </w:r>
+          </w:p>
+        </w:tc>
+        <w:tc>
+          <w:tcPr>
+            <w:tcW w:type="dxa" w:w="1440"/>
+          </w:tcPr>
+          <w:p>
+            <w:r>
+              <w:rPr>
+                <w:b w:val="0"/>
+                <w:sz w:val="16"/>
+              </w:rPr>
+              <w:t>Executed; assertions held</w:t>
             </w:r>
           </w:p>
         </w:tc>
@@ -7116,27 +8611,27 @@
                 <w:b/>
                 <w:sz w:val="16"/>
               </w:rPr>
-              <w:t>BLOCKED</w:t>
-            </w:r>
-            <w:r>
-              <w:rPr>
-                <w:b w:val="0"/>
-                <w:sz w:val="16"/>
-              </w:rPr>
-            </w:r>
-          </w:p>
-        </w:tc>
-        <w:tc>
-          <w:tcPr>
-            <w:tcW w:type="dxa" w:w="1440"/>
-          </w:tcPr>
-          <w:p>
-            <w:r>
-              <w:rPr>
-                <w:b w:val="0"/>
-                <w:sz w:val="16"/>
-              </w:rPr>
-              <w:t>Requires live Oracle test schema</w:t>
+              <w:t>PASSED</w:t>
+            </w:r>
+            <w:r>
+              <w:rPr>
+                <w:b w:val="0"/>
+                <w:sz w:val="16"/>
+              </w:rPr>
+            </w:r>
+          </w:p>
+        </w:tc>
+        <w:tc>
+          <w:tcPr>
+            <w:tcW w:type="dxa" w:w="1440"/>
+          </w:tcPr>
+          <w:p>
+            <w:r>
+              <w:rPr>
+                <w:b w:val="0"/>
+                <w:sz w:val="16"/>
+              </w:rPr>
+              <w:t>Fake DB connection - proves SQL/transaction logic, not Oracle behaviour</w:t>
             </w:r>
           </w:p>
         </w:tc>
@@ -7152,49 +8647,49 @@
                 <w:b w:val="0"/>
                 <w:sz w:val="16"/>
               </w:rPr>
-              <w:t>INT-05</w:t>
-            </w:r>
-          </w:p>
-        </w:tc>
-        <w:tc>
-          <w:tcPr>
-            <w:tcW w:type="dxa" w:w="1440"/>
-          </w:tcPr>
-          <w:p>
-            <w:r>
-              <w:rPr>
-                <w:b w:val="0"/>
-                <w:sz w:val="16"/>
-              </w:rPr>
-              <w:t>SALE_ITEMS with LINE_TOTAL != QUANTITY*UNIT_PRICE</w:t>
-            </w:r>
-          </w:p>
-        </w:tc>
-        <w:tc>
-          <w:tcPr>
-            <w:tcW w:type="dxa" w:w="1440"/>
-          </w:tcPr>
-          <w:p>
-            <w:r>
-              <w:rPr>
-                <w:b w:val="0"/>
-                <w:sz w:val="16"/>
-              </w:rPr>
-              <w:t>ORA-02290</w:t>
-            </w:r>
-          </w:p>
-        </w:tc>
-        <w:tc>
-          <w:tcPr>
-            <w:tcW w:type="dxa" w:w="1440"/>
-          </w:tcPr>
-          <w:p>
-            <w:r>
-              <w:rPr>
-                <w:b w:val="0"/>
-                <w:sz w:val="16"/>
-              </w:rPr>
-              <w:t>BLOCKED: live Oracle tests not enabled (set RUN_ORACLE_TESTS=1 and TEST_DB_* variables)</w:t>
+              <w:t>SVC-05</w:t>
+            </w:r>
+          </w:p>
+        </w:tc>
+        <w:tc>
+          <w:tcPr>
+            <w:tcW w:type="dxa" w:w="1440"/>
+          </w:tcPr>
+          <w:p>
+            <w:r>
+              <w:rPr>
+                <w:b w:val="0"/>
+                <w:sz w:val="16"/>
+              </w:rPr>
+              <w:t>Duplicate products merged, lock order ascending</w:t>
+            </w:r>
+          </w:p>
+        </w:tc>
+        <w:tc>
+          <w:tcPr>
+            <w:tcW w:type="dxa" w:w="1440"/>
+          </w:tcPr>
+          <w:p>
+            <w:r>
+              <w:rPr>
+                <w:b w:val="0"/>
+                <w:sz w:val="16"/>
+              </w:rPr>
+              <w:t>[(1, 3), (5, 2)]</w:t>
+            </w:r>
+          </w:p>
+        </w:tc>
+        <w:tc>
+          <w:tcPr>
+            <w:tcW w:type="dxa" w:w="1440"/>
+          </w:tcPr>
+          <w:p>
+            <w:r>
+              <w:rPr>
+                <w:b w:val="0"/>
+                <w:sz w:val="16"/>
+              </w:rPr>
+              <w:t>Executed; assertions held</w:t>
             </w:r>
           </w:p>
         </w:tc>
@@ -7214,27 +8709,27 @@
                 <w:b/>
                 <w:sz w:val="16"/>
               </w:rPr>
-              <w:t>BLOCKED</w:t>
-            </w:r>
-            <w:r>
-              <w:rPr>
-                <w:b w:val="0"/>
-                <w:sz w:val="16"/>
-              </w:rPr>
-            </w:r>
-          </w:p>
-        </w:tc>
-        <w:tc>
-          <w:tcPr>
-            <w:tcW w:type="dxa" w:w="1440"/>
-          </w:tcPr>
-          <w:p>
-            <w:r>
-              <w:rPr>
-                <w:b w:val="0"/>
-                <w:sz w:val="16"/>
-              </w:rPr>
-              <w:t>Requires live Oracle test schema</w:t>
+              <w:t>PASSED</w:t>
+            </w:r>
+            <w:r>
+              <w:rPr>
+                <w:b w:val="0"/>
+                <w:sz w:val="16"/>
+              </w:rPr>
+            </w:r>
+          </w:p>
+        </w:tc>
+        <w:tc>
+          <w:tcPr>
+            <w:tcW w:type="dxa" w:w="1440"/>
+          </w:tcPr>
+          <w:p>
+            <w:r>
+              <w:rPr>
+                <w:b w:val="0"/>
+                <w:sz w:val="16"/>
+              </w:rPr>
+              <w:t>Fake DB connection - proves SQL/transaction logic, not Oracle behaviour</w:t>
             </w:r>
           </w:p>
         </w:tc>
@@ -7250,49 +8745,49 @@
                 <w:b w:val="0"/>
                 <w:sz w:val="16"/>
               </w:rPr>
-              <w:t>INT-06</w:t>
-            </w:r>
-          </w:p>
-        </w:tc>
-        <w:tc>
-          <w:tcPr>
-            <w:tcW w:type="dxa" w:w="1440"/>
-          </w:tcPr>
-          <w:p>
-            <w:r>
-              <w:rPr>
-                <w:b w:val="0"/>
-                <w:sz w:val="16"/>
-              </w:rPr>
-              <w:t>Delete category/customer/product that history references</w:t>
-            </w:r>
-          </w:p>
-        </w:tc>
-        <w:tc>
-          <w:tcPr>
-            <w:tcW w:type="dxa" w:w="1440"/>
-          </w:tcPr>
-          <w:p>
-            <w:r>
-              <w:rPr>
-                <w:b w:val="0"/>
-                <w:sz w:val="16"/>
-              </w:rPr>
-              <w:t>ConflictError (ORA-02292 translated)</w:t>
-            </w:r>
-          </w:p>
-        </w:tc>
-        <w:tc>
-          <w:tcPr>
-            <w:tcW w:type="dxa" w:w="1440"/>
-          </w:tcPr>
-          <w:p>
-            <w:r>
-              <w:rPr>
-                <w:b w:val="0"/>
-                <w:sz w:val="16"/>
-              </w:rPr>
-              <w:t>BLOCKED: live Oracle tests not enabled (set RUN_ORACLE_TESTS=1 and TEST_DB_* variables)</w:t>
+              <w:t>SVC-06</w:t>
+            </w:r>
+          </w:p>
+        </w:tc>
+        <w:tc>
+          <w:tcPr>
+            <w:tcW w:type="dxa" w:w="1440"/>
+          </w:tcPr>
+          <w:p>
+            <w:r>
+              <w:rPr>
+                <w:b w:val="0"/>
+                <w:sz w:val="16"/>
+              </w:rPr>
+              <w:t>Blank form rows ignored; only blanks -&gt; empty sale rejected</w:t>
+            </w:r>
+          </w:p>
+        </w:tc>
+        <w:tc>
+          <w:tcPr>
+            <w:tcW w:type="dxa" w:w="1440"/>
+          </w:tcPr>
+          <w:p>
+            <w:r>
+              <w:rPr>
+                <w:b w:val="0"/>
+                <w:sz w:val="16"/>
+              </w:rPr>
+              <w:t>ValidationError</w:t>
+            </w:r>
+          </w:p>
+        </w:tc>
+        <w:tc>
+          <w:tcPr>
+            <w:tcW w:type="dxa" w:w="1440"/>
+          </w:tcPr>
+          <w:p>
+            <w:r>
+              <w:rPr>
+                <w:b w:val="0"/>
+                <w:sz w:val="16"/>
+              </w:rPr>
+              <w:t>Executed; assertions held</w:t>
             </w:r>
           </w:p>
         </w:tc>
@@ -7312,27 +8807,27 @@
                 <w:b/>
                 <w:sz w:val="16"/>
               </w:rPr>
-              <w:t>BLOCKED</w:t>
-            </w:r>
-            <w:r>
-              <w:rPr>
-                <w:b w:val="0"/>
-                <w:sz w:val="16"/>
-              </w:rPr>
-            </w:r>
-          </w:p>
-        </w:tc>
-        <w:tc>
-          <w:tcPr>
-            <w:tcW w:type="dxa" w:w="1440"/>
-          </w:tcPr>
-          <w:p>
-            <w:r>
-              <w:rPr>
-                <w:b w:val="0"/>
-                <w:sz w:val="16"/>
-              </w:rPr>
-              <w:t>Requires live Oracle test schema</w:t>
+              <w:t>PASSED</w:t>
+            </w:r>
+            <w:r>
+              <w:rPr>
+                <w:b w:val="0"/>
+                <w:sz w:val="16"/>
+              </w:rPr>
+            </w:r>
+          </w:p>
+        </w:tc>
+        <w:tc>
+          <w:tcPr>
+            <w:tcW w:type="dxa" w:w="1440"/>
+          </w:tcPr>
+          <w:p>
+            <w:r>
+              <w:rPr>
+                <w:b w:val="0"/>
+                <w:sz w:val="16"/>
+              </w:rPr>
+              <w:t>Fake DB connection - proves SQL/transaction logic, not Oracle behaviour</w:t>
             </w:r>
           </w:p>
         </w:tc>
@@ -7348,49 +8843,49 @@
                 <w:b w:val="0"/>
                 <w:sz w:val="16"/>
               </w:rPr>
-              <w:t>INT-07</w:t>
-            </w:r>
-          </w:p>
-        </w:tc>
-        <w:tc>
-          <w:tcPr>
-            <w:tcW w:type="dxa" w:w="1440"/>
-          </w:tcPr>
-          <w:p>
-            <w:r>
-              <w:rPr>
-                <w:b w:val="0"/>
-                <w:sz w:val="16"/>
-              </w:rPr>
-              <w:t>Create, read, update, delete a category and customer through the services</w:t>
-            </w:r>
-          </w:p>
-        </w:tc>
-        <w:tc>
-          <w:tcPr>
-            <w:tcW w:type="dxa" w:w="1440"/>
-          </w:tcPr>
-          <w:p>
-            <w:r>
-              <w:rPr>
-                <w:b w:val="0"/>
-                <w:sz w:val="16"/>
-              </w:rPr>
-              <w:t>each step reflected in DB</w:t>
-            </w:r>
-          </w:p>
-        </w:tc>
-        <w:tc>
-          <w:tcPr>
-            <w:tcW w:type="dxa" w:w="1440"/>
-          </w:tcPr>
-          <w:p>
-            <w:r>
-              <w:rPr>
-                <w:b w:val="0"/>
-                <w:sz w:val="16"/>
-              </w:rPr>
-              <w:t>BLOCKED: live Oracle tests not enabled (set RUN_ORACLE_TESTS=1 and TEST_DB_* variables)</w:t>
+              <w:t>SVC-07</w:t>
+            </w:r>
+          </w:p>
+        </w:tc>
+        <w:tc>
+          <w:tcPr>
+            <w:tcW w:type="dxa" w:w="1440"/>
+          </w:tcPr>
+          <w:p>
+            <w:r>
+              <w:rPr>
+                <w:b w:val="0"/>
+                <w:sz w:val="16"/>
+              </w:rPr>
+              <w:t>Zero, negative, non-numeric, fractional or huge quantity (5 parameter sets)</w:t>
+            </w:r>
+          </w:p>
+        </w:tc>
+        <w:tc>
+          <w:tcPr>
+            <w:tcW w:type="dxa" w:w="1440"/>
+          </w:tcPr>
+          <w:p>
+            <w:r>
+              <w:rPr>
+                <w:b w:val="0"/>
+                <w:sz w:val="16"/>
+              </w:rPr>
+              <w:t>ValidationError</w:t>
+            </w:r>
+          </w:p>
+        </w:tc>
+        <w:tc>
+          <w:tcPr>
+            <w:tcW w:type="dxa" w:w="1440"/>
+          </w:tcPr>
+          <w:p>
+            <w:r>
+              <w:rPr>
+                <w:b w:val="0"/>
+                <w:sz w:val="16"/>
+              </w:rPr>
+              <w:t>Executed; assertions held</w:t>
             </w:r>
           </w:p>
         </w:tc>
@@ -7410,27 +8905,27 @@
                 <w:b/>
                 <w:sz w:val="16"/>
               </w:rPr>
-              <w:t>BLOCKED</w:t>
-            </w:r>
-            <w:r>
-              <w:rPr>
-                <w:b w:val="0"/>
-                <w:sz w:val="16"/>
-              </w:rPr>
-            </w:r>
-          </w:p>
-        </w:tc>
-        <w:tc>
-          <w:tcPr>
-            <w:tcW w:type="dxa" w:w="1440"/>
-          </w:tcPr>
-          <w:p>
-            <w:r>
-              <w:rPr>
-                <w:b w:val="0"/>
-                <w:sz w:val="16"/>
-              </w:rPr>
-              <w:t>Requires live Oracle test schema</w:t>
+              <w:t>PASSED</w:t>
+            </w:r>
+            <w:r>
+              <w:rPr>
+                <w:b w:val="0"/>
+                <w:sz w:val="16"/>
+              </w:rPr>
+            </w:r>
+          </w:p>
+        </w:tc>
+        <w:tc>
+          <w:tcPr>
+            <w:tcW w:type="dxa" w:w="1440"/>
+          </w:tcPr>
+          <w:p>
+            <w:r>
+              <w:rPr>
+                <w:b w:val="0"/>
+                <w:sz w:val="16"/>
+              </w:rPr>
+              <w:t>Fake DB connection - proves SQL/transaction logic, not Oracle behaviour</w:t>
             </w:r>
           </w:p>
         </w:tc>
@@ -7446,49 +8941,49 @@
                 <w:b w:val="0"/>
                 <w:sz w:val="16"/>
               </w:rPr>
-              <w:t>INT-08</w:t>
-            </w:r>
-          </w:p>
-        </w:tc>
-        <w:tc>
-          <w:tcPr>
-            <w:tcW w:type="dxa" w:w="1440"/>
-          </w:tcPr>
-          <w:p>
-            <w:r>
-              <w:rPr>
-                <w:b w:val="0"/>
-                <w:sz w:val="16"/>
-              </w:rPr>
-              <w:t>SP_RESTOCK_PRODUCT</w:t>
-            </w:r>
-          </w:p>
-        </w:tc>
-        <w:tc>
-          <w:tcPr>
-            <w:tcW w:type="dxa" w:w="1440"/>
-          </w:tcPr>
-          <w:p>
-            <w:r>
-              <w:rPr>
-                <w:b w:val="0"/>
-                <w:sz w:val="16"/>
-              </w:rPr>
-              <w:t>+5 stock on success; ORA-20001 for 0, ORA-20002 unknown product</w:t>
-            </w:r>
-          </w:p>
-        </w:tc>
-        <w:tc>
-          <w:tcPr>
-            <w:tcW w:type="dxa" w:w="1440"/>
-          </w:tcPr>
-          <w:p>
-            <w:r>
-              <w:rPr>
-                <w:b w:val="0"/>
-                <w:sz w:val="16"/>
-              </w:rPr>
-              <w:t>BLOCKED: live Oracle tests not enabled (set RUN_ORACLE_TESTS=1 and TEST_DB_* variables)</w:t>
+              <w:t>SVC-08</w:t>
+            </w:r>
+          </w:p>
+        </w:tc>
+        <w:tc>
+          <w:tcPr>
+            <w:tcW w:type="dxa" w:w="1440"/>
+          </w:tcPr>
+          <w:p>
+            <w:r>
+              <w:rPr>
+                <w:b w:val="0"/>
+                <w:sz w:val="16"/>
+              </w:rPr>
+              <w:t>Two-item sale</w:t>
+            </w:r>
+          </w:p>
+        </w:tc>
+        <w:tc>
+          <w:tcPr>
+            <w:tcW w:type="dxa" w:w="1440"/>
+          </w:tcPr>
+          <w:p>
+            <w:r>
+              <w:rPr>
+                <w:b w:val="0"/>
+                <w:sz w:val="16"/>
+              </w:rPr>
+              <w:t>one commit, DB-priced total 35597.00 (Decimal), stock deducted per item, connection closed</w:t>
+            </w:r>
+          </w:p>
+        </w:tc>
+        <w:tc>
+          <w:tcPr>
+            <w:tcW w:type="dxa" w:w="1440"/>
+          </w:tcPr>
+          <w:p>
+            <w:r>
+              <w:rPr>
+                <w:b w:val="0"/>
+                <w:sz w:val="16"/>
+              </w:rPr>
+              <w:t>Executed; assertions held</w:t>
             </w:r>
           </w:p>
         </w:tc>
@@ -7508,27 +9003,27 @@
                 <w:b/>
                 <w:sz w:val="16"/>
               </w:rPr>
-              <w:t>BLOCKED</w:t>
-            </w:r>
-            <w:r>
-              <w:rPr>
-                <w:b w:val="0"/>
-                <w:sz w:val="16"/>
-              </w:rPr>
-            </w:r>
-          </w:p>
-        </w:tc>
-        <w:tc>
-          <w:tcPr>
-            <w:tcW w:type="dxa" w:w="1440"/>
-          </w:tcPr>
-          <w:p>
-            <w:r>
-              <w:rPr>
-                <w:b w:val="0"/>
-                <w:sz w:val="16"/>
-              </w:rPr>
-              <w:t>Requires live Oracle test schema</w:t>
+              <w:t>PASSED</w:t>
+            </w:r>
+            <w:r>
+              <w:rPr>
+                <w:b w:val="0"/>
+                <w:sz w:val="16"/>
+              </w:rPr>
+            </w:r>
+          </w:p>
+        </w:tc>
+        <w:tc>
+          <w:tcPr>
+            <w:tcW w:type="dxa" w:w="1440"/>
+          </w:tcPr>
+          <w:p>
+            <w:r>
+              <w:rPr>
+                <w:b w:val="0"/>
+                <w:sz w:val="16"/>
+              </w:rPr>
+              <w:t>Fake DB connection - proves SQL/transaction logic, not Oracle behaviour</w:t>
             </w:r>
           </w:p>
         </w:tc>
@@ -7544,49 +9039,49 @@
                 <w:b w:val="0"/>
                 <w:sz w:val="16"/>
               </w:rPr>
-              <w:t>INT-09</w:t>
-            </w:r>
-          </w:p>
-        </w:tc>
-        <w:tc>
-          <w:tcPr>
-            <w:tcW w:type="dxa" w:w="1440"/>
-          </w:tcPr>
-          <w:p>
-            <w:r>
-              <w:rPr>
-                <w:b w:val="0"/>
-                <w:sz w:val="16"/>
-              </w:rPr>
-              <w:t>FN_CUSTOMER_TOTAL_SPEND</w:t>
-            </w:r>
-          </w:p>
-        </w:tc>
-        <w:tc>
-          <w:tcPr>
-            <w:tcW w:type="dxa" w:w="1440"/>
-          </w:tcPr>
-          <w:p>
-            <w:r>
-              <w:rPr>
-                <w:b w:val="0"/>
-                <w:sz w:val="16"/>
-              </w:rPr>
-              <w:t>0 before sales, equals sale total after, ORA-20010 for unknown customer</w:t>
-            </w:r>
-          </w:p>
-        </w:tc>
-        <w:tc>
-          <w:tcPr>
-            <w:tcW w:type="dxa" w:w="1440"/>
-          </w:tcPr>
-          <w:p>
-            <w:r>
-              <w:rPr>
-                <w:b w:val="0"/>
-                <w:sz w:val="16"/>
-              </w:rPr>
-              <w:t>BLOCKED: live Oracle tests not enabled (set RUN_ORACLE_TESTS=1 and TEST_DB_* variables)</w:t>
+              <w:t>SVC-09</w:t>
+            </w:r>
+          </w:p>
+        </w:tc>
+        <w:tc>
+          <w:tcPr>
+            <w:tcW w:type="dxa" w:w="1440"/>
+          </w:tcPr>
+          <w:p>
+            <w:r>
+              <w:rPr>
+                <w:b w:val="0"/>
+                <w:sz w:val="16"/>
+              </w:rPr>
+              <w:t>Items supplied as 3,1,2</w:t>
+            </w:r>
+          </w:p>
+        </w:tc>
+        <w:tc>
+          <w:tcPr>
+            <w:tcW w:type="dxa" w:w="1440"/>
+          </w:tcPr>
+          <w:p>
+            <w:r>
+              <w:rPr>
+                <w:b w:val="0"/>
+                <w:sz w:val="16"/>
+              </w:rPr>
+              <w:t>FOR UPDATE issued for 1,2,3 (consistent order -&gt; no deadlock), all before any INSERT</w:t>
+            </w:r>
+          </w:p>
+        </w:tc>
+        <w:tc>
+          <w:tcPr>
+            <w:tcW w:type="dxa" w:w="1440"/>
+          </w:tcPr>
+          <w:p>
+            <w:r>
+              <w:rPr>
+                <w:b w:val="0"/>
+                <w:sz w:val="16"/>
+              </w:rPr>
+              <w:t>Executed; assertions held</w:t>
             </w:r>
           </w:p>
         </w:tc>
@@ -7606,27 +9101,27 @@
                 <w:b/>
                 <w:sz w:val="16"/>
               </w:rPr>
-              <w:t>BLOCKED</w:t>
-            </w:r>
-            <w:r>
-              <w:rPr>
-                <w:b w:val="0"/>
-                <w:sz w:val="16"/>
-              </w:rPr>
-            </w:r>
-          </w:p>
-        </w:tc>
-        <w:tc>
-          <w:tcPr>
-            <w:tcW w:type="dxa" w:w="1440"/>
-          </w:tcPr>
-          <w:p>
-            <w:r>
-              <w:rPr>
-                <w:b w:val="0"/>
-                <w:sz w:val="16"/>
-              </w:rPr>
-              <w:t>Requires live Oracle test schema</w:t>
+              <w:t>PASSED</w:t>
+            </w:r>
+            <w:r>
+              <w:rPr>
+                <w:b w:val="0"/>
+                <w:sz w:val="16"/>
+              </w:rPr>
+            </w:r>
+          </w:p>
+        </w:tc>
+        <w:tc>
+          <w:tcPr>
+            <w:tcW w:type="dxa" w:w="1440"/>
+          </w:tcPr>
+          <w:p>
+            <w:r>
+              <w:rPr>
+                <w:b w:val="0"/>
+                <w:sz w:val="16"/>
+              </w:rPr>
+              <w:t>Fake DB connection - proves SQL/transaction logic, not Oracle behaviour</w:t>
             </w:r>
           </w:p>
         </w:tc>
@@ -7642,49 +9137,49 @@
                 <w:b w:val="0"/>
                 <w:sz w:val="16"/>
               </w:rPr>
-              <w:t>INT-10</w:t>
-            </w:r>
-          </w:p>
-        </w:tc>
-        <w:tc>
-          <w:tcPr>
-            <w:tcW w:type="dxa" w:w="1440"/>
-          </w:tcPr>
-          <w:p>
-            <w:r>
-              <w:rPr>
-                <w:b w:val="0"/>
-                <w:sz w:val="16"/>
-              </w:rPr>
-              <w:t>TRG_SALES_PROTECT_HISTORY</w:t>
-            </w:r>
-          </w:p>
-        </w:tc>
-        <w:tc>
-          <w:tcPr>
-            <w:tcW w:type="dxa" w:w="1440"/>
-          </w:tcPr>
-          <w:p>
-            <w:r>
-              <w:rPr>
-                <w:b w:val="0"/>
-                <w:sz w:val="16"/>
-              </w:rPr>
-              <w:t>DELETE -&gt; ORA-20030, UPDATE total -&gt; ORA-20031</w:t>
-            </w:r>
-          </w:p>
-        </w:tc>
-        <w:tc>
-          <w:tcPr>
-            <w:tcW w:type="dxa" w:w="1440"/>
-          </w:tcPr>
-          <w:p>
-            <w:r>
-              <w:rPr>
-                <w:b w:val="0"/>
-                <w:sz w:val="16"/>
-              </w:rPr>
-              <w:t>BLOCKED: live Oracle tests not enabled (set RUN_ORACLE_TESTS=1 and TEST_DB_* variables)</w:t>
+              <w:t>SVC-10</w:t>
+            </w:r>
+          </w:p>
+        </w:tc>
+        <w:tc>
+          <w:tcPr>
+            <w:tcW w:type="dxa" w:w="1440"/>
+          </w:tcPr>
+          <w:p>
+            <w:r>
+              <w:rPr>
+                <w:b w:val="0"/>
+                <w:sz w:val="16"/>
+              </w:rPr>
+              <w:t>Request 3 of a product with 2 in stock</w:t>
+            </w:r>
+          </w:p>
+        </w:tc>
+        <w:tc>
+          <w:tcPr>
+            <w:tcW w:type="dxa" w:w="1440"/>
+          </w:tcPr>
+          <w:p>
+            <w:r>
+              <w:rPr>
+                <w:b w:val="0"/>
+                <w:sz w:val="16"/>
+              </w:rPr>
+              <w:t>InsufficientStockError, nothing inserted or updated, no commit, rolled back</w:t>
+            </w:r>
+          </w:p>
+        </w:tc>
+        <w:tc>
+          <w:tcPr>
+            <w:tcW w:type="dxa" w:w="1440"/>
+          </w:tcPr>
+          <w:p>
+            <w:r>
+              <w:rPr>
+                <w:b w:val="0"/>
+                <w:sz w:val="16"/>
+              </w:rPr>
+              <w:t>Executed; assertions held</w:t>
             </w:r>
           </w:p>
         </w:tc>
@@ -7704,27 +9199,27 @@
                 <w:b/>
                 <w:sz w:val="16"/>
               </w:rPr>
-              <w:t>BLOCKED</w:t>
-            </w:r>
-            <w:r>
-              <w:rPr>
-                <w:b w:val="0"/>
-                <w:sz w:val="16"/>
-              </w:rPr>
-            </w:r>
-          </w:p>
-        </w:tc>
-        <w:tc>
-          <w:tcPr>
-            <w:tcW w:type="dxa" w:w="1440"/>
-          </w:tcPr>
-          <w:p>
-            <w:r>
-              <w:rPr>
-                <w:b w:val="0"/>
-                <w:sz w:val="16"/>
-              </w:rPr>
-              <w:t>Requires live Oracle test schema</w:t>
+              <w:t>PASSED</w:t>
+            </w:r>
+            <w:r>
+              <w:rPr>
+                <w:b w:val="0"/>
+                <w:sz w:val="16"/>
+              </w:rPr>
+            </w:r>
+          </w:p>
+        </w:tc>
+        <w:tc>
+          <w:tcPr>
+            <w:tcW w:type="dxa" w:w="1440"/>
+          </w:tcPr>
+          <w:p>
+            <w:r>
+              <w:rPr>
+                <w:b w:val="0"/>
+                <w:sz w:val="16"/>
+              </w:rPr>
+              <w:t>Fake DB connection - proves SQL/transaction logic, not Oracle behaviour</w:t>
             </w:r>
           </w:p>
         </w:tc>
@@ -7740,49 +9235,49 @@
                 <w:b w:val="0"/>
                 <w:sz w:val="16"/>
               </w:rPr>
-              <w:t>INT-11</w:t>
-            </w:r>
-          </w:p>
-        </w:tc>
-        <w:tc>
-          <w:tcPr>
-            <w:tcW w:type="dxa" w:w="1440"/>
-          </w:tcPr>
-          <w:p>
-            <w:r>
-              <w:rPr>
-                <w:b w:val="0"/>
-                <w:sz w:val="16"/>
-              </w:rPr>
-              <w:t>V_SALES_SUMMARY</w:t>
-            </w:r>
-          </w:p>
-        </w:tc>
-        <w:tc>
-          <w:tcPr>
-            <w:tcW w:type="dxa" w:w="1440"/>
-          </w:tcPr>
-          <w:p>
-            <w:r>
-              <w:rPr>
-                <w:b w:val="0"/>
-                <w:sz w:val="16"/>
-              </w:rPr>
-              <w:t>shows the new sale with correct line/unit counts and TOTAL_MATCHES = 'Y'</w:t>
-            </w:r>
-          </w:p>
-        </w:tc>
-        <w:tc>
-          <w:tcPr>
-            <w:tcW w:type="dxa" w:w="1440"/>
-          </w:tcPr>
-          <w:p>
-            <w:r>
-              <w:rPr>
-                <w:b w:val="0"/>
-                <w:sz w:val="16"/>
-              </w:rPr>
-              <w:t>BLOCKED: live Oracle tests not enabled (set RUN_ORACLE_TESTS=1 and TEST_DB_* variables)</w:t>
+              <w:t>SVC-11</w:t>
+            </w:r>
+          </w:p>
+        </w:tc>
+        <w:tc>
+          <w:tcPr>
+            <w:tcW w:type="dxa" w:w="1440"/>
+          </w:tcPr>
+          <w:p>
+            <w:r>
+              <w:rPr>
+                <w:b w:val="0"/>
+                <w:sz w:val="16"/>
+              </w:rPr>
+              <w:t>Product id 999 does not exist</w:t>
+            </w:r>
+          </w:p>
+        </w:tc>
+        <w:tc>
+          <w:tcPr>
+            <w:tcW w:type="dxa" w:w="1440"/>
+          </w:tcPr>
+          <w:p>
+            <w:r>
+              <w:rPr>
+                <w:b w:val="0"/>
+                <w:sz w:val="16"/>
+              </w:rPr>
+              <w:t>ValidationError, no writes, no commit</w:t>
+            </w:r>
+          </w:p>
+        </w:tc>
+        <w:tc>
+          <w:tcPr>
+            <w:tcW w:type="dxa" w:w="1440"/>
+          </w:tcPr>
+          <w:p>
+            <w:r>
+              <w:rPr>
+                <w:b w:val="0"/>
+                <w:sz w:val="16"/>
+              </w:rPr>
+              <w:t>Executed; assertions held</w:t>
             </w:r>
           </w:p>
         </w:tc>
@@ -7802,27 +9297,27 @@
                 <w:b/>
                 <w:sz w:val="16"/>
               </w:rPr>
-              <w:t>BLOCKED</w:t>
-            </w:r>
-            <w:r>
-              <w:rPr>
-                <w:b w:val="0"/>
-                <w:sz w:val="16"/>
-              </w:rPr>
-            </w:r>
-          </w:p>
-        </w:tc>
-        <w:tc>
-          <w:tcPr>
-            <w:tcW w:type="dxa" w:w="1440"/>
-          </w:tcPr>
-          <w:p>
-            <w:r>
-              <w:rPr>
-                <w:b w:val="0"/>
-                <w:sz w:val="16"/>
-              </w:rPr>
-              <w:t>Requires live Oracle test schema</w:t>
+              <w:t>PASSED</w:t>
+            </w:r>
+            <w:r>
+              <w:rPr>
+                <w:b w:val="0"/>
+                <w:sz w:val="16"/>
+              </w:rPr>
+            </w:r>
+          </w:p>
+        </w:tc>
+        <w:tc>
+          <w:tcPr>
+            <w:tcW w:type="dxa" w:w="1440"/>
+          </w:tcPr>
+          <w:p>
+            <w:r>
+              <w:rPr>
+                <w:b w:val="0"/>
+                <w:sz w:val="16"/>
+              </w:rPr>
+              <w:t>Fake DB connection - proves SQL/transaction logic, not Oracle behaviour</w:t>
             </w:r>
           </w:p>
         </w:tc>
@@ -7838,49 +9333,49 @@
                 <w:b w:val="0"/>
                 <w:sz w:val="16"/>
               </w:rPr>
-              <w:t>INT-12</w:t>
-            </w:r>
-          </w:p>
-        </w:tc>
-        <w:tc>
-          <w:tcPr>
-            <w:tcW w:type="dxa" w:w="1440"/>
-          </w:tcPr>
-          <w:p>
-            <w:r>
-              <w:rPr>
-                <w:b w:val="0"/>
-                <w:sz w:val="16"/>
-              </w:rPr>
-              <w:t>Two-item sale</w:t>
-            </w:r>
-          </w:p>
-        </w:tc>
-        <w:tc>
-          <w:tcPr>
-            <w:tcW w:type="dxa" w:w="1440"/>
-          </w:tcPr>
-          <w:p>
-            <w:r>
-              <w:rPr>
-                <w:b w:val="0"/>
-                <w:sz w:val="16"/>
-              </w:rPr>
-              <w:t>totals from DB prices (2*100.00+3*49.50=348.50), stock 10-&gt;8 and 5-&gt;2, items stored</w:t>
-            </w:r>
-          </w:p>
-        </w:tc>
-        <w:tc>
-          <w:tcPr>
-            <w:tcW w:type="dxa" w:w="1440"/>
-          </w:tcPr>
-          <w:p>
-            <w:r>
-              <w:rPr>
-                <w:b w:val="0"/>
-                <w:sz w:val="16"/>
-              </w:rPr>
-              <w:t>BLOCKED: live Oracle tests not enabled (set RUN_ORACLE_TESTS=1 and TEST_DB_* variables)</w:t>
+              <w:t>SVC-12</w:t>
+            </w:r>
+          </w:p>
+        </w:tc>
+        <w:tc>
+          <w:tcPr>
+            <w:tcW w:type="dxa" w:w="1440"/>
+          </w:tcPr>
+          <w:p>
+            <w:r>
+              <w:rPr>
+                <w:b w:val="0"/>
+                <w:sz w:val="16"/>
+              </w:rPr>
+              <w:t>Customer id missing in DB</w:t>
+            </w:r>
+          </w:p>
+        </w:tc>
+        <w:tc>
+          <w:tcPr>
+            <w:tcW w:type="dxa" w:w="1440"/>
+          </w:tcPr>
+          <w:p>
+            <w:r>
+              <w:rPr>
+                <w:b w:val="0"/>
+                <w:sz w:val="16"/>
+              </w:rPr>
+              <w:t>ValidationError before any product is locked</w:t>
+            </w:r>
+          </w:p>
+        </w:tc>
+        <w:tc>
+          <w:tcPr>
+            <w:tcW w:type="dxa" w:w="1440"/>
+          </w:tcPr>
+          <w:p>
+            <w:r>
+              <w:rPr>
+                <w:b w:val="0"/>
+                <w:sz w:val="16"/>
+              </w:rPr>
+              <w:t>Executed; assertions held</w:t>
             </w:r>
           </w:p>
         </w:tc>
@@ -7900,27 +9395,27 @@
                 <w:b/>
                 <w:sz w:val="16"/>
               </w:rPr>
-              <w:t>BLOCKED</w:t>
-            </w:r>
-            <w:r>
-              <w:rPr>
-                <w:b w:val="0"/>
-                <w:sz w:val="16"/>
-              </w:rPr>
-            </w:r>
-          </w:p>
-        </w:tc>
-        <w:tc>
-          <w:tcPr>
-            <w:tcW w:type="dxa" w:w="1440"/>
-          </w:tcPr>
-          <w:p>
-            <w:r>
-              <w:rPr>
-                <w:b w:val="0"/>
-                <w:sz w:val="16"/>
-              </w:rPr>
-              <w:t>Requires live Oracle test schema</w:t>
+              <w:t>PASSED</w:t>
+            </w:r>
+            <w:r>
+              <w:rPr>
+                <w:b w:val="0"/>
+                <w:sz w:val="16"/>
+              </w:rPr>
+            </w:r>
+          </w:p>
+        </w:tc>
+        <w:tc>
+          <w:tcPr>
+            <w:tcW w:type="dxa" w:w="1440"/>
+          </w:tcPr>
+          <w:p>
+            <w:r>
+              <w:rPr>
+                <w:b w:val="0"/>
+                <w:sz w:val="16"/>
+              </w:rPr>
+              <w:t>Fake DB connection - proves SQL/transaction logic, not Oracle behaviour</w:t>
             </w:r>
           </w:p>
         </w:tc>
@@ -7936,49 +9431,49 @@
                 <w:b w:val="0"/>
                 <w:sz w:val="16"/>
               </w:rPr>
-              <w:t>INT-13</w:t>
-            </w:r>
-          </w:p>
-        </w:tc>
-        <w:tc>
-          <w:tcPr>
-            <w:tcW w:type="dxa" w:w="1440"/>
-          </w:tcPr>
-          <w:p>
-            <w:r>
-              <w:rPr>
-                <w:b w:val="0"/>
-                <w:sz w:val="16"/>
-              </w:rPr>
-              <w:t>Quantity above stock</w:t>
-            </w:r>
-          </w:p>
-        </w:tc>
-        <w:tc>
-          <w:tcPr>
-            <w:tcW w:type="dxa" w:w="1440"/>
-          </w:tcPr>
-          <w:p>
-            <w:r>
-              <w:rPr>
-                <w:b w:val="0"/>
-                <w:sz w:val="16"/>
-              </w:rPr>
-              <w:t>InsufficientStockError; no sale row, stock unchanged</w:t>
-            </w:r>
-          </w:p>
-        </w:tc>
-        <w:tc>
-          <w:tcPr>
-            <w:tcW w:type="dxa" w:w="1440"/>
-          </w:tcPr>
-          <w:p>
-            <w:r>
-              <w:rPr>
-                <w:b w:val="0"/>
-                <w:sz w:val="16"/>
-              </w:rPr>
-              <w:t>BLOCKED: live Oracle tests not enabled (set RUN_ORACLE_TESTS=1 and TEST_DB_* variables)</w:t>
+              <w:t>SVC-13</w:t>
+            </w:r>
+          </w:p>
+        </w:tc>
+        <w:tc>
+          <w:tcPr>
+            <w:tcW w:type="dxa" w:w="1440"/>
+          </w:tcPr>
+          <w:p>
+            <w:r>
+              <w:rPr>
+                <w:b w:val="0"/>
+                <w:sz w:val="16"/>
+              </w:rPr>
+              <w:t>Stock UPDATE fails (CHECK violation) after sale+item inserted</w:t>
+            </w:r>
+          </w:p>
+        </w:tc>
+        <w:tc>
+          <w:tcPr>
+            <w:tcW w:type="dxa" w:w="1440"/>
+          </w:tcPr>
+          <w:p>
+            <w:r>
+              <w:rPr>
+                <w:b w:val="0"/>
+                <w:sz w:val="16"/>
+              </w:rPr>
+              <w:t>ValidationError, rollback, NO commit</w:t>
+            </w:r>
+          </w:p>
+        </w:tc>
+        <w:tc>
+          <w:tcPr>
+            <w:tcW w:type="dxa" w:w="1440"/>
+          </w:tcPr>
+          <w:p>
+            <w:r>
+              <w:rPr>
+                <w:b w:val="0"/>
+                <w:sz w:val="16"/>
+              </w:rPr>
+              <w:t>Executed; assertions held</w:t>
             </w:r>
           </w:p>
         </w:tc>
@@ -7998,27 +9493,27 @@
                 <w:b/>
                 <w:sz w:val="16"/>
               </w:rPr>
-              <w:t>BLOCKED</w:t>
-            </w:r>
-            <w:r>
-              <w:rPr>
-                <w:b w:val="0"/>
-                <w:sz w:val="16"/>
-              </w:rPr>
-            </w:r>
-          </w:p>
-        </w:tc>
-        <w:tc>
-          <w:tcPr>
-            <w:tcW w:type="dxa" w:w="1440"/>
-          </w:tcPr>
-          <w:p>
-            <w:r>
-              <w:rPr>
-                <w:b w:val="0"/>
-                <w:sz w:val="16"/>
-              </w:rPr>
-              <w:t>Requires live Oracle test schema</w:t>
+              <w:t>PASSED</w:t>
+            </w:r>
+            <w:r>
+              <w:rPr>
+                <w:b w:val="0"/>
+                <w:sz w:val="16"/>
+              </w:rPr>
+            </w:r>
+          </w:p>
+        </w:tc>
+        <w:tc>
+          <w:tcPr>
+            <w:tcW w:type="dxa" w:w="1440"/>
+          </w:tcPr>
+          <w:p>
+            <w:r>
+              <w:rPr>
+                <w:b w:val="0"/>
+                <w:sz w:val="16"/>
+              </w:rPr>
+              <w:t>Fake DB connection - proves SQL/transaction logic, not Oracle behaviour</w:t>
             </w:r>
           </w:p>
         </w:tc>
@@ -8034,49 +9529,49 @@
                 <w:b w:val="0"/>
                 <w:sz w:val="16"/>
               </w:rPr>
-              <w:t>INT-14</w:t>
-            </w:r>
-          </w:p>
-        </w:tc>
-        <w:tc>
-          <w:tcPr>
-            <w:tcW w:type="dxa" w:w="1440"/>
-          </w:tcPr>
-          <w:p>
-            <w:r>
-              <w:rPr>
-                <w:b w:val="0"/>
-                <w:sz w:val="16"/>
-              </w:rPr>
-              <w:t>Valid line + nonexistent product</w:t>
-            </w:r>
-          </w:p>
-        </w:tc>
-        <w:tc>
-          <w:tcPr>
-            <w:tcW w:type="dxa" w:w="1440"/>
-          </w:tcPr>
-          <w:p>
-            <w:r>
-              <w:rPr>
-                <w:b w:val="0"/>
-                <w:sz w:val="16"/>
-              </w:rPr>
-              <w:t>ValidationError and the valid line's stock is untouched</w:t>
-            </w:r>
-          </w:p>
-        </w:tc>
-        <w:tc>
-          <w:tcPr>
-            <w:tcW w:type="dxa" w:w="1440"/>
-          </w:tcPr>
-          <w:p>
-            <w:r>
-              <w:rPr>
-                <w:b w:val="0"/>
-                <w:sz w:val="16"/>
-              </w:rPr>
-              <w:t>BLOCKED: live Oracle tests not enabled (set RUN_ORACLE_TESTS=1 and TEST_DB_* variables)</w:t>
+              <w:t>SVC-14</w:t>
+            </w:r>
+          </w:p>
+        </w:tc>
+        <w:tc>
+          <w:tcPr>
+            <w:tcW w:type="dxa" w:w="1440"/>
+          </w:tcPr>
+          <w:p>
+            <w:r>
+              <w:rPr>
+                <w:b w:val="0"/>
+                <w:sz w:val="16"/>
+              </w:rPr>
+              <w:t>Bad payment method / empty items / bad ids (4 parameter sets)</w:t>
+            </w:r>
+          </w:p>
+        </w:tc>
+        <w:tc>
+          <w:tcPr>
+            <w:tcW w:type="dxa" w:w="1440"/>
+          </w:tcPr>
+          <w:p>
+            <w:r>
+              <w:rPr>
+                <w:b w:val="0"/>
+                <w:sz w:val="16"/>
+              </w:rPr>
+              <w:t>ValidationError and zero SQL executed</w:t>
+            </w:r>
+          </w:p>
+        </w:tc>
+        <w:tc>
+          <w:tcPr>
+            <w:tcW w:type="dxa" w:w="1440"/>
+          </w:tcPr>
+          <w:p>
+            <w:r>
+              <w:rPr>
+                <w:b w:val="0"/>
+                <w:sz w:val="16"/>
+              </w:rPr>
+              <w:t>Executed; assertions held</w:t>
             </w:r>
           </w:p>
         </w:tc>
@@ -8096,27 +9591,27 @@
                 <w:b/>
                 <w:sz w:val="16"/>
               </w:rPr>
-              <w:t>BLOCKED</w:t>
-            </w:r>
-            <w:r>
-              <w:rPr>
-                <w:b w:val="0"/>
-                <w:sz w:val="16"/>
-              </w:rPr>
-            </w:r>
-          </w:p>
-        </w:tc>
-        <w:tc>
-          <w:tcPr>
-            <w:tcW w:type="dxa" w:w="1440"/>
-          </w:tcPr>
-          <w:p>
-            <w:r>
-              <w:rPr>
-                <w:b w:val="0"/>
-                <w:sz w:val="16"/>
-              </w:rPr>
-              <w:t>Requires live Oracle test schema</w:t>
+              <w:t>PASSED</w:t>
+            </w:r>
+            <w:r>
+              <w:rPr>
+                <w:b w:val="0"/>
+                <w:sz w:val="16"/>
+              </w:rPr>
+            </w:r>
+          </w:p>
+        </w:tc>
+        <w:tc>
+          <w:tcPr>
+            <w:tcW w:type="dxa" w:w="1440"/>
+          </w:tcPr>
+          <w:p>
+            <w:r>
+              <w:rPr>
+                <w:b w:val="0"/>
+                <w:sz w:val="16"/>
+              </w:rPr>
+              <w:t>Fake DB connection - proves SQL/transaction logic, not Oracle behaviour</w:t>
             </w:r>
           </w:p>
         </w:tc>
@@ -8132,49 +9627,49 @@
                 <w:b w:val="0"/>
                 <w:sz w:val="16"/>
               </w:rPr>
-              <w:t>INT-15</w:t>
-            </w:r>
-          </w:p>
-        </w:tc>
-        <w:tc>
-          <w:tcPr>
-            <w:tcW w:type="dxa" w:w="1440"/>
-          </w:tcPr>
-          <w:p>
-            <w:r>
-              <w:rPr>
-                <w:b w:val="0"/>
-                <w:sz w:val="16"/>
-              </w:rPr>
-              <w:t>Another session holds FOR UPDATE on a product</w:t>
-            </w:r>
-          </w:p>
-        </w:tc>
-        <w:tc>
-          <w:tcPr>
-            <w:tcW w:type="dxa" w:w="1440"/>
-          </w:tcPr>
-          <w:p>
-            <w:r>
-              <w:rPr>
-                <w:b w:val="0"/>
-                <w:sz w:val="16"/>
-              </w:rPr>
-              <w:t>sale waits then fails with ConflictError (ORA-30006), stock intact</w:t>
-            </w:r>
-          </w:p>
-        </w:tc>
-        <w:tc>
-          <w:tcPr>
-            <w:tcW w:type="dxa" w:w="1440"/>
-          </w:tcPr>
-          <w:p>
-            <w:r>
-              <w:rPr>
-                <w:b w:val="0"/>
-                <w:sz w:val="16"/>
-              </w:rPr>
-              <w:t>BLOCKED: live Oracle tests not enabled (set RUN_ORACLE_TESTS=1 and TEST_DB_* variables)</w:t>
+              <w:t>SVC-15</w:t>
+            </w:r>
+          </w:p>
+        </w:tc>
+        <w:tc>
+          <w:tcPr>
+            <w:tcW w:type="dxa" w:w="1440"/>
+          </w:tcPr>
+          <w:p>
+            <w:r>
+              <w:rPr>
+                <w:b w:val="0"/>
+                <w:sz w:val="16"/>
+              </w:rPr>
+              <w:t>Every statement uses bind variables; create_sale has no price/total input</w:t>
+            </w:r>
+          </w:p>
+        </w:tc>
+        <w:tc>
+          <w:tcPr>
+            <w:tcW w:type="dxa" w:w="1440"/>
+          </w:tcPr>
+          <w:p>
+            <w:r>
+              <w:rPr>
+                <w:b w:val="0"/>
+                <w:sz w:val="16"/>
+              </w:rPr>
+              <w:t>no literals from user data in SQL</w:t>
+            </w:r>
+          </w:p>
+        </w:tc>
+        <w:tc>
+          <w:tcPr>
+            <w:tcW w:type="dxa" w:w="1440"/>
+          </w:tcPr>
+          <w:p>
+            <w:r>
+              <w:rPr>
+                <w:b w:val="0"/>
+                <w:sz w:val="16"/>
+              </w:rPr>
+              <w:t>Executed; assertions held</w:t>
             </w:r>
           </w:p>
         </w:tc>
@@ -8194,27 +9689,27 @@
                 <w:b/>
                 <w:sz w:val="16"/>
               </w:rPr>
-              <w:t>BLOCKED</w:t>
-            </w:r>
-            <w:r>
-              <w:rPr>
-                <w:b w:val="0"/>
-                <w:sz w:val="16"/>
-              </w:rPr>
-            </w:r>
-          </w:p>
-        </w:tc>
-        <w:tc>
-          <w:tcPr>
-            <w:tcW w:type="dxa" w:w="1440"/>
-          </w:tcPr>
-          <w:p>
-            <w:r>
-              <w:rPr>
-                <w:b w:val="0"/>
-                <w:sz w:val="16"/>
-              </w:rPr>
-              <w:t>Requires live Oracle test schema</w:t>
+              <w:t>PASSED</w:t>
+            </w:r>
+            <w:r>
+              <w:rPr>
+                <w:b w:val="0"/>
+                <w:sz w:val="16"/>
+              </w:rPr>
+            </w:r>
+          </w:p>
+        </w:tc>
+        <w:tc>
+          <w:tcPr>
+            <w:tcW w:type="dxa" w:w="1440"/>
+          </w:tcPr>
+          <w:p>
+            <w:r>
+              <w:rPr>
+                <w:b w:val="0"/>
+                <w:sz w:val="16"/>
+              </w:rPr>
+              <w:t>Fake DB connection - proves SQL/transaction logic, not Oracle behaviour</w:t>
             </w:r>
           </w:p>
         </w:tc>
@@ -8230,49 +9725,49 @@
                 <w:b w:val="0"/>
                 <w:sz w:val="16"/>
               </w:rPr>
-              <w:t>INT-16</w:t>
-            </w:r>
-          </w:p>
-        </w:tc>
-        <w:tc>
-          <w:tcPr>
-            <w:tcW w:type="dxa" w:w="1440"/>
-          </w:tcPr>
-          <w:p>
-            <w:r>
-              <w:rPr>
-                <w:b w:val="0"/>
-                <w:sz w:val="16"/>
-              </w:rPr>
-              <w:t>8 threads each buy 1 unit of a product with 5 in stock</w:t>
-            </w:r>
-          </w:p>
-        </w:tc>
-        <w:tc>
-          <w:tcPr>
-            <w:tcW w:type="dxa" w:w="1440"/>
-          </w:tcPr>
-          <w:p>
-            <w:r>
-              <w:rPr>
-                <w:b w:val="0"/>
-                <w:sz w:val="16"/>
-              </w:rPr>
-              <w:t>exactly 5 succeed, 3 InsufficientStockError, final stock 0</w:t>
-            </w:r>
-          </w:p>
-        </w:tc>
-        <w:tc>
-          <w:tcPr>
-            <w:tcW w:type="dxa" w:w="1440"/>
-          </w:tcPr>
-          <w:p>
-            <w:r>
-              <w:rPr>
-                <w:b w:val="0"/>
-                <w:sz w:val="16"/>
-              </w:rPr>
-              <w:t>BLOCKED: live Oracle tests not enabled (set RUN_ORACLE_TESTS=1 and TEST_DB_* variables)</w:t>
+              <w:t>SVC-16</w:t>
+            </w:r>
+          </w:p>
+        </w:tc>
+        <w:tc>
+          <w:tcPr>
+            <w:tcW w:type="dxa" w:w="1440"/>
+          </w:tcPr>
+          <w:p>
+            <w:r>
+              <w:rPr>
+                <w:b w:val="0"/>
+                <w:sz w:val="16"/>
+              </w:rPr>
+              <w:t>advanced_features.sql trigger body</w:t>
+            </w:r>
+          </w:p>
+        </w:tc>
+        <w:tc>
+          <w:tcPr>
+            <w:tcW w:type="dxa" w:w="1440"/>
+          </w:tcPr>
+          <w:p>
+            <w:r>
+              <w:rPr>
+                <w:b w:val="0"/>
+                <w:sz w:val="16"/>
+              </w:rPr>
+              <w:t>contains no UPDATE of PRODUCTS (single deduction point)</w:t>
+            </w:r>
+          </w:p>
+        </w:tc>
+        <w:tc>
+          <w:tcPr>
+            <w:tcW w:type="dxa" w:w="1440"/>
+          </w:tcPr>
+          <w:p>
+            <w:r>
+              <w:rPr>
+                <w:b w:val="0"/>
+                <w:sz w:val="16"/>
+              </w:rPr>
+              <w:t>Executed; assertions held</w:t>
             </w:r>
           </w:p>
         </w:tc>
@@ -8292,27 +9787,27 @@
                 <w:b/>
                 <w:sz w:val="16"/>
               </w:rPr>
-              <w:t>BLOCKED</w:t>
-            </w:r>
-            <w:r>
-              <w:rPr>
-                <w:b w:val="0"/>
-                <w:sz w:val="16"/>
-              </w:rPr>
-            </w:r>
-          </w:p>
-        </w:tc>
-        <w:tc>
-          <w:tcPr>
-            <w:tcW w:type="dxa" w:w="1440"/>
-          </w:tcPr>
-          <w:p>
-            <w:r>
-              <w:rPr>
-                <w:b w:val="0"/>
-                <w:sz w:val="16"/>
-              </w:rPr>
-              <w:t>Requires live Oracle test schema</w:t>
+              <w:t>PASSED</w:t>
+            </w:r>
+            <w:r>
+              <w:rPr>
+                <w:b w:val="0"/>
+                <w:sz w:val="16"/>
+              </w:rPr>
+            </w:r>
+          </w:p>
+        </w:tc>
+        <w:tc>
+          <w:tcPr>
+            <w:tcW w:type="dxa" w:w="1440"/>
+          </w:tcPr>
+          <w:p>
+            <w:r>
+              <w:rPr>
+                <w:b w:val="0"/>
+                <w:sz w:val="16"/>
+              </w:rPr>
+              <w:t>Fake DB connection - proves SQL/transaction logic, not Oracle behaviour</w:t>
             </w:r>
           </w:p>
         </w:tc>
@@ -8328,35 +9823,35 @@
                 <w:b w:val="0"/>
                 <w:sz w:val="16"/>
               </w:rPr>
-              <w:t>RTE-01</w:t>
-            </w:r>
-          </w:p>
-        </w:tc>
-        <w:tc>
-          <w:tcPr>
-            <w:tcW w:type="dxa" w:w="1440"/>
-          </w:tcPr>
-          <w:p>
-            <w:r>
-              <w:rPr>
-                <w:b w:val="0"/>
-                <w:sz w:val="16"/>
-              </w:rPr>
-              <w:t>Dashboard with stubbed DB figures</w:t>
-            </w:r>
-          </w:p>
-        </w:tc>
-        <w:tc>
-          <w:tcPr>
-            <w:tcW w:type="dxa" w:w="1440"/>
-          </w:tcPr>
-          <w:p>
-            <w:r>
-              <w:rPr>
-                <w:b w:val="0"/>
-                <w:sz w:val="16"/>
-              </w:rPr>
-              <w:t>200 and the figures are rendered</w:t>
+              <w:t>SVC-17</w:t>
+            </w:r>
+          </w:p>
+        </w:tc>
+        <w:tc>
+          <w:tcPr>
+            <w:tcW w:type="dxa" w:w="1440"/>
+          </w:tcPr>
+          <w:p>
+            <w:r>
+              <w:rPr>
+                <w:b w:val="0"/>
+                <w:sz w:val="16"/>
+              </w:rPr>
+              <w:t>SQL-injection text in a product name</w:t>
+            </w:r>
+          </w:p>
+        </w:tc>
+        <w:tc>
+          <w:tcPr>
+            <w:tcW w:type="dxa" w:w="1440"/>
+          </w:tcPr>
+          <w:p>
+            <w:r>
+              <w:rPr>
+                <w:b w:val="0"/>
+                <w:sz w:val="16"/>
+              </w:rPr>
+              <w:t>stays in bind params, never in the SQL string</w:t>
             </w:r>
           </w:p>
         </w:tc>
@@ -8410,7 +9905,7 @@
                 <w:b w:val="0"/>
                 <w:sz w:val="16"/>
               </w:rPr>
-              <w:t>Services stubbed; Flask test client</w:t>
+              <w:t>Fake DB connection - proves SQL/transaction logic, not Oracle behaviour</w:t>
             </w:r>
           </w:p>
         </w:tc>
@@ -8426,35 +9921,35 @@
                 <w:b w:val="0"/>
                 <w:sz w:val="16"/>
               </w:rPr>
-              <w:t>RTE-02</w:t>
-            </w:r>
-          </w:p>
-        </w:tc>
-        <w:tc>
-          <w:tcPr>
-            <w:tcW w:type="dxa" w:w="1440"/>
-          </w:tcPr>
-          <w:p>
-            <w:r>
-              <w:rPr>
-                <w:b w:val="0"/>
-                <w:sz w:val="16"/>
-              </w:rPr>
-              <w:t>Oracle unavailable</w:t>
-            </w:r>
-          </w:p>
-        </w:tc>
-        <w:tc>
-          <w:tcPr>
-            <w:tcW w:type="dxa" w:w="1440"/>
-          </w:tcPr>
-          <w:p>
-            <w:r>
-              <w:rPr>
-                <w:b w:val="0"/>
-                <w:sz w:val="16"/>
-              </w:rPr>
-              <w:t>HTTP 503 error page, no statistics shown</w:t>
+              <w:t>SVC-18</w:t>
+            </w:r>
+          </w:p>
+        </w:tc>
+        <w:tc>
+          <w:tcPr>
+            <w:tcW w:type="dxa" w:w="1440"/>
+          </w:tcPr>
+          <w:p>
+            <w:r>
+              <w:rPr>
+                <w:b w:val="0"/>
+                <w:sz w:val="16"/>
+              </w:rPr>
+              <w:t>Negative price or stock in the form</w:t>
+            </w:r>
+          </w:p>
+        </w:tc>
+        <w:tc>
+          <w:tcPr>
+            <w:tcW w:type="dxa" w:w="1440"/>
+          </w:tcPr>
+          <w:p>
+            <w:r>
+              <w:rPr>
+                <w:b w:val="0"/>
+                <w:sz w:val="16"/>
+              </w:rPr>
+              <w:t>ValidationError before any SQL</w:t>
             </w:r>
           </w:p>
         </w:tc>
@@ -8508,7 +10003,7 @@
                 <w:b w:val="0"/>
                 <w:sz w:val="16"/>
               </w:rPr>
-              <w:t>Services stubbed; Flask test client</w:t>
+              <w:t>Fake DB connection - proves SQL/transaction logic, not Oracle behaviour</w:t>
             </w:r>
           </w:p>
         </w:tc>
@@ -8524,35 +10019,35 @@
                 <w:b w:val="0"/>
                 <w:sz w:val="16"/>
               </w:rPr>
-              <w:t>RTE-03</w:t>
-            </w:r>
-          </w:p>
-        </w:tc>
-        <w:tc>
-          <w:tcPr>
-            <w:tcW w:type="dxa" w:w="1440"/>
-          </w:tcPr>
-          <w:p>
-            <w:r>
-              <w:rPr>
-                <w:b w:val="0"/>
-                <w:sz w:val="16"/>
-              </w:rPr>
-              <w:t>Category name containing &lt;script&gt;</w:t>
-            </w:r>
-          </w:p>
-        </w:tc>
-        <w:tc>
-          <w:tcPr>
-            <w:tcW w:type="dxa" w:w="1440"/>
-          </w:tcPr>
-          <w:p>
-            <w:r>
-              <w:rPr>
-                <w:b w:val="0"/>
-                <w:sz w:val="16"/>
-              </w:rPr>
-              <w:t>rendered escaped, never as live markup</w:t>
+              <w:t>SVC-19</w:t>
+            </w:r>
+          </w:p>
+        </w:tc>
+        <w:tc>
+          <w:tcPr>
+            <w:tcW w:type="dxa" w:w="1440"/>
+          </w:tcPr>
+          <w:p>
+            <w:r>
+              <w:rPr>
+                <w:b w:val="0"/>
+                <w:sz w:val="16"/>
+              </w:rPr>
+              <w:t>UPDATE affecting 0 rows</w:t>
+            </w:r>
+          </w:p>
+        </w:tc>
+        <w:tc>
+          <w:tcPr>
+            <w:tcW w:type="dxa" w:w="1440"/>
+          </w:tcPr>
+          <w:p>
+            <w:r>
+              <w:rPr>
+                <w:b w:val="0"/>
+                <w:sz w:val="16"/>
+              </w:rPr>
+              <w:t>NotFoundError (404)</w:t>
             </w:r>
           </w:p>
         </w:tc>
@@ -8606,7 +10101,7 @@
                 <w:b w:val="0"/>
                 <w:sz w:val="16"/>
               </w:rPr>
-              <w:t>Services stubbed; Flask test client</w:t>
+              <w:t>Fake DB connection - proves SQL/transaction logic, not Oracle behaviour</w:t>
             </w:r>
           </w:p>
         </w:tc>
@@ -8622,35 +10117,35 @@
                 <w:b w:val="0"/>
                 <w:sz w:val="16"/>
               </w:rPr>
-              <w:t>RTE-04</w:t>
-            </w:r>
-          </w:p>
-        </w:tc>
-        <w:tc>
-          <w:tcPr>
-            <w:tcW w:type="dxa" w:w="1440"/>
-          </w:tcPr>
-          <w:p>
-            <w:r>
-              <w:rPr>
-                <w:b w:val="0"/>
-                <w:sz w:val="16"/>
-              </w:rPr>
-              <w:t>POST with no CSRF token</w:t>
-            </w:r>
-          </w:p>
-        </w:tc>
-        <w:tc>
-          <w:tcPr>
-            <w:tcW w:type="dxa" w:w="1440"/>
-          </w:tcPr>
-          <w:p>
-            <w:r>
-              <w:rPr>
-                <w:b w:val="0"/>
-                <w:sz w:val="16"/>
-              </w:rPr>
-              <w:t>400 and the service is never called</w:t>
+              <w:t>SVC-20</w:t>
+            </w:r>
+          </w:p>
+        </w:tc>
+        <w:tc>
+          <w:tcPr>
+            <w:tcW w:type="dxa" w:w="1440"/>
+          </w:tcPr>
+          <w:p>
+            <w:r>
+              <w:rPr>
+                <w:b w:val="0"/>
+                <w:sz w:val="16"/>
+              </w:rPr>
+              <w:t>ORA-02292 on delete</w:t>
+            </w:r>
+          </w:p>
+        </w:tc>
+        <w:tc>
+          <w:tcPr>
+            <w:tcW w:type="dxa" w:w="1440"/>
+          </w:tcPr>
+          <w:p>
+            <w:r>
+              <w:rPr>
+                <w:b w:val="0"/>
+                <w:sz w:val="16"/>
+              </w:rPr>
+              <w:t>ConflictError with friendly text, no ORA code/constraint name leaked</w:t>
             </w:r>
           </w:p>
         </w:tc>
@@ -8704,7 +10199,7 @@
                 <w:b w:val="0"/>
                 <w:sz w:val="16"/>
               </w:rPr>
-              <w:t>Services stubbed; Flask test client</w:t>
+              <w:t>Fake DB connection - proves SQL/transaction logic, not Oracle behaviour</w:t>
             </w:r>
           </w:p>
         </w:tc>
@@ -8720,35 +10215,35 @@
                 <w:b w:val="0"/>
                 <w:sz w:val="16"/>
               </w:rPr>
-              <w:t>RTE-05</w:t>
-            </w:r>
-          </w:p>
-        </w:tc>
-        <w:tc>
-          <w:tcPr>
-            <w:tcW w:type="dxa" w:w="1440"/>
-          </w:tcPr>
-          <w:p>
-            <w:r>
-              <w:rPr>
-                <w:b w:val="0"/>
-                <w:sz w:val="16"/>
-              </w:rPr>
-              <w:t>POST with a forged CSRF token</w:t>
-            </w:r>
-          </w:p>
-        </w:tc>
-        <w:tc>
-          <w:tcPr>
-            <w:tcW w:type="dxa" w:w="1440"/>
-          </w:tcPr>
-          <w:p>
-            <w:r>
-              <w:rPr>
-                <w:b w:val="0"/>
-                <w:sz w:val="16"/>
-              </w:rPr>
-              <w:t>400</w:t>
+              <w:t>SVC-21</w:t>
+            </w:r>
+          </w:p>
+        </w:tc>
+        <w:tc>
+          <w:tcPr>
+            <w:tcW w:type="dxa" w:w="1440"/>
+          </w:tcPr>
+          <w:p>
+            <w:r>
+              <w:rPr>
+                <w:b w:val="0"/>
+                <w:sz w:val="16"/>
+              </w:rPr>
+              <w:t>ORA-00001 on insert</w:t>
+            </w:r>
+          </w:p>
+        </w:tc>
+        <w:tc>
+          <w:tcPr>
+            <w:tcW w:type="dxa" w:w="1440"/>
+          </w:tcPr>
+          <w:p>
+            <w:r>
+              <w:rPr>
+                <w:b w:val="0"/>
+                <w:sz w:val="16"/>
+              </w:rPr>
+              <w:t>ConflictError (409) with generic message</w:t>
             </w:r>
           </w:p>
         </w:tc>
@@ -8802,7 +10297,7 @@
                 <w:b w:val="0"/>
                 <w:sz w:val="16"/>
               </w:rPr>
-              <w:t>Services stubbed; Flask test client</w:t>
+              <w:t>Fake DB connection - proves SQL/transaction logic, not Oracle behaviour</w:t>
             </w:r>
           </w:p>
         </w:tc>
@@ -8818,35 +10313,35 @@
                 <w:b w:val="0"/>
                 <w:sz w:val="16"/>
               </w:rPr>
-              <w:t>RTE-06</w:t>
-            </w:r>
-          </w:p>
-        </w:tc>
-        <w:tc>
-          <w:tcPr>
-            <w:tcW w:type="dxa" w:w="1440"/>
-          </w:tcPr>
-          <w:p>
-            <w:r>
-              <w:rPr>
-                <w:b w:val="0"/>
-                <w:sz w:val="16"/>
-              </w:rPr>
-              <w:t>Valid CSRF token + valid form</w:t>
-            </w:r>
-          </w:p>
-        </w:tc>
-        <w:tc>
-          <w:tcPr>
-            <w:tcW w:type="dxa" w:w="1440"/>
-          </w:tcPr>
-          <w:p>
-            <w:r>
-              <w:rPr>
-                <w:b w:val="0"/>
-                <w:sz w:val="16"/>
-              </w:rPr>
-              <w:t>service called, 303 redirect (post/redirect/get)</w:t>
+              <w:t>SVC-22</w:t>
+            </w:r>
+          </w:p>
+        </w:tc>
+        <w:tc>
+          <w:tcPr>
+            <w:tcW w:type="dxa" w:w="1440"/>
+          </w:tcPr>
+          <w:p>
+            <w:r>
+              <w:rPr>
+                <w:b w:val="0"/>
+                <w:sz w:val="16"/>
+              </w:rPr>
+              <w:t>Listener down (ORA-12541)</w:t>
+            </w:r>
+          </w:p>
+        </w:tc>
+        <w:tc>
+          <w:tcPr>
+            <w:tcW w:type="dxa" w:w="1440"/>
+          </w:tcPr>
+          <w:p>
+            <w:r>
+              <w:rPr>
+                <w:b w:val="0"/>
+                <w:sz w:val="16"/>
+              </w:rPr>
+              <w:t>DatabaseUnavailableError (503) without host/user/password details</w:t>
             </w:r>
           </w:p>
         </w:tc>
@@ -8900,7 +10395,7 @@
                 <w:b w:val="0"/>
                 <w:sz w:val="16"/>
               </w:rPr>
-              <w:t>Services stubbed; Flask test client</w:t>
+              <w:t>Fake DB connection - proves SQL/transaction logic, not Oracle behaviour</w:t>
             </w:r>
           </w:p>
         </w:tc>
@@ -8916,35 +10411,35 @@
                 <w:b w:val="0"/>
                 <w:sz w:val="16"/>
               </w:rPr>
-              <w:t>RTE-07</w:t>
-            </w:r>
-          </w:p>
-        </w:tc>
-        <w:tc>
-          <w:tcPr>
-            <w:tcW w:type="dxa" w:w="1440"/>
-          </w:tcPr>
-          <w:p>
-            <w:r>
-              <w:rPr>
-                <w:b w:val="0"/>
-                <w:sz w:val="16"/>
-              </w:rPr>
-              <w:t>X-CSRF-Token header instead of form field</w:t>
-            </w:r>
-          </w:p>
-        </w:tc>
-        <w:tc>
-          <w:tcPr>
-            <w:tcW w:type="dxa" w:w="1440"/>
-          </w:tcPr>
-          <w:p>
-            <w:r>
-              <w:rPr>
-                <w:b w:val="0"/>
-                <w:sz w:val="16"/>
-              </w:rPr>
-              <w:t>accepted</w:t>
+              <w:t>SVC-23</w:t>
+            </w:r>
+          </w:p>
+        </w:tc>
+        <w:tc>
+          <w:tcPr>
+            <w:tcW w:type="dxa" w:w="1440"/>
+          </w:tcPr>
+          <w:p>
+            <w:r>
+              <w:rPr>
+                <w:b w:val="0"/>
+                <w:sz w:val="16"/>
+              </w:rPr>
+              <w:t>Restock 10 units</w:t>
+            </w:r>
+          </w:p>
+        </w:tc>
+        <w:tc>
+          <w:tcPr>
+            <w:tcW w:type="dxa" w:w="1440"/>
+          </w:tcPr>
+          <w:p>
+            <w:r>
+              <w:rPr>
+                <w:b w:val="0"/>
+                <w:sz w:val="16"/>
+              </w:rPr>
+              <w:t>SP_RESTOCK_PRODUCT called with (id, qty), exactly one commit</w:t>
             </w:r>
           </w:p>
         </w:tc>
@@ -8998,7 +10493,7 @@
                 <w:b w:val="0"/>
                 <w:sz w:val="16"/>
               </w:rPr>
-              <w:t>Services stubbed; Flask test client</w:t>
+              <w:t>Fake DB connection - proves SQL/transaction logic, not Oracle behaviour</w:t>
             </w:r>
           </w:p>
         </w:tc>
@@ -9014,35 +10509,35 @@
                 <w:b w:val="0"/>
                 <w:sz w:val="16"/>
               </w:rPr>
-              <w:t>RTE-08</w:t>
-            </w:r>
-          </w:p>
-        </w:tc>
-        <w:tc>
-          <w:tcPr>
-            <w:tcW w:type="dxa" w:w="1440"/>
-          </w:tcPr>
-          <w:p>
-            <w:r>
-              <w:rPr>
-                <w:b w:val="0"/>
-                <w:sz w:val="16"/>
-              </w:rPr>
-              <w:t>GET on delete / update / restock URLs</w:t>
-            </w:r>
-          </w:p>
-        </w:tc>
-        <w:tc>
-          <w:tcPr>
-            <w:tcW w:type="dxa" w:w="1440"/>
-          </w:tcPr>
-          <w:p>
-            <w:r>
-              <w:rPr>
-                <w:b w:val="0"/>
-                <w:sz w:val="16"/>
-              </w:rPr>
-              <w:t>405 Method Not Allowed</w:t>
+              <w:t>SVC-24</w:t>
+            </w:r>
+          </w:p>
+        </w:tc>
+        <w:tc>
+          <w:tcPr>
+            <w:tcW w:type="dxa" w:w="1440"/>
+          </w:tcPr>
+          <w:p>
+            <w:r>
+              <w:rPr>
+                <w:b w:val="0"/>
+                <w:sz w:val="16"/>
+              </w:rPr>
+              <w:t>Procedure raises ORA-20002</w:t>
+            </w:r>
+          </w:p>
+        </w:tc>
+        <w:tc>
+          <w:tcPr>
+            <w:tcW w:type="dxa" w:w="1440"/>
+          </w:tcPr>
+          <w:p>
+            <w:r>
+              <w:rPr>
+                <w:b w:val="0"/>
+                <w:sz w:val="16"/>
+              </w:rPr>
+              <w:t>NotFoundError, rolled back</w:t>
             </w:r>
           </w:p>
         </w:tc>
@@ -9096,7 +10591,7 @@
                 <w:b w:val="0"/>
                 <w:sz w:val="16"/>
               </w:rPr>
-              <w:t>Services stubbed; Flask test client</w:t>
+              <w:t>Fake DB connection - proves SQL/transaction logic, not Oracle behaviour</w:t>
             </w:r>
           </w:p>
         </w:tc>
@@ -9112,35 +10607,35 @@
                 <w:b w:val="0"/>
                 <w:sz w:val="16"/>
               </w:rPr>
-              <w:t>RTE-09</w:t>
-            </w:r>
-          </w:p>
-        </w:tc>
-        <w:tc>
-          <w:tcPr>
-            <w:tcW w:type="dxa" w:w="1440"/>
-          </w:tcPr>
-          <w:p>
-            <w:r>
-              <w:rPr>
-                <w:b w:val="0"/>
-                <w:sz w:val="16"/>
-              </w:rPr>
-              <w:t>Service raises ValidationError</w:t>
-            </w:r>
-          </w:p>
-        </w:tc>
-        <w:tc>
-          <w:tcPr>
-            <w:tcW w:type="dxa" w:w="1440"/>
-          </w:tcPr>
-          <w:p>
-            <w:r>
-              <w:rPr>
-                <w:b w:val="0"/>
-                <w:sz w:val="16"/>
-              </w:rPr>
-              <w:t>HTTP 400 with the message</w:t>
+              <w:t>SVC-25</w:t>
+            </w:r>
+          </w:p>
+        </w:tc>
+        <w:tc>
+          <w:tcPr>
+            <w:tcW w:type="dxa" w:w="1440"/>
+          </w:tcPr>
+          <w:p>
+            <w:r>
+              <w:rPr>
+                <w:b w:val="0"/>
+                <w:sz w:val="16"/>
+              </w:rPr>
+              <w:t>oracledb.connect raising ORA-01017 (bad login)</w:t>
+            </w:r>
+          </w:p>
+        </w:tc>
+        <w:tc>
+          <w:tcPr>
+            <w:tcW w:type="dxa" w:w="1440"/>
+          </w:tcPr>
+          <w:p>
+            <w:r>
+              <w:rPr>
+                <w:b w:val="0"/>
+                <w:sz w:val="16"/>
+              </w:rPr>
+              <w:t>DatabaseUnavailableError, no credentials in message</w:t>
             </w:r>
           </w:p>
         </w:tc>
@@ -9194,7 +10689,7 @@
                 <w:b w:val="0"/>
                 <w:sz w:val="16"/>
               </w:rPr>
-              <w:t>Services stubbed; Flask test client</w:t>
+              <w:t>Fake DB connection - proves SQL/transaction logic, not Oracle behaviour</w:t>
             </w:r>
           </w:p>
         </w:tc>
@@ -9210,35 +10705,35 @@
                 <w:b w:val="0"/>
                 <w:sz w:val="16"/>
               </w:rPr>
-              <w:t>RTE-10</w:t>
-            </w:r>
-          </w:p>
-        </w:tc>
-        <w:tc>
-          <w:tcPr>
-            <w:tcW w:type="dxa" w:w="1440"/>
-          </w:tcPr>
-          <w:p>
-            <w:r>
-              <w:rPr>
-                <w:b w:val="0"/>
-                <w:sz w:val="16"/>
-              </w:rPr>
-              <w:t>Delete of a referenced row</w:t>
-            </w:r>
-          </w:p>
-        </w:tc>
-        <w:tc>
-          <w:tcPr>
-            <w:tcW w:type="dxa" w:w="1440"/>
-          </w:tcPr>
-          <w:p>
-            <w:r>
-              <w:rPr>
-                <w:b w:val="0"/>
-                <w:sz w:val="16"/>
-              </w:rPr>
-              <w:t>HTTP 409 with friendly message</w:t>
+              <w:t>SVC-26</w:t>
+            </w:r>
+          </w:p>
+        </w:tc>
+        <w:tc>
+          <w:tcPr>
+            <w:tcW w:type="dxa" w:w="1440"/>
+          </w:tcPr>
+          <w:p>
+            <w:r>
+              <w:rPr>
+                <w:b w:val="0"/>
+                <w:sz w:val="16"/>
+              </w:rPr>
+              <w:t>No DB configured</w:t>
+            </w:r>
+          </w:p>
+        </w:tc>
+        <w:tc>
+          <w:tcPr>
+            <w:tcW w:type="dxa" w:w="1440"/>
+          </w:tcPr>
+          <w:p>
+            <w:r>
+              <w:rPr>
+                <w:b w:val="0"/>
+                <w:sz w:val="16"/>
+              </w:rPr>
+              <w:t>health_check returns (False, message) - never claims success</w:t>
             </w:r>
           </w:p>
         </w:tc>
@@ -9292,7 +10787,7 @@
                 <w:b w:val="0"/>
                 <w:sz w:val="16"/>
               </w:rPr>
-              <w:t>Services stubbed; Flask test client</w:t>
+              <w:t>Fake DB connection - proves SQL/transaction logic, not Oracle behaviour</w:t>
             </w:r>
           </w:p>
         </w:tc>
@@ -9308,35 +10803,35 @@
                 <w:b w:val="0"/>
                 <w:sz w:val="16"/>
               </w:rPr>
-              <w:t>RTE-11</w:t>
-            </w:r>
-          </w:p>
-        </w:tc>
-        <w:tc>
-          <w:tcPr>
-            <w:tcW w:type="dxa" w:w="1440"/>
-          </w:tcPr>
-          <w:p>
-            <w:r>
-              <w:rPr>
-                <w:b w:val="0"/>
-                <w:sz w:val="16"/>
-              </w:rPr>
-              <w:t>Sale rejected for insufficient stock</w:t>
-            </w:r>
-          </w:p>
-        </w:tc>
-        <w:tc>
-          <w:tcPr>
-            <w:tcW w:type="dxa" w:w="1440"/>
-          </w:tcPr>
-          <w:p>
-            <w:r>
-              <w:rPr>
-                <w:b w:val="0"/>
-                <w:sz w:val="16"/>
-              </w:rPr>
-              <w:t>HTTP 409 with product detail</w:t>
+              <w:t>RTE-01</w:t>
+            </w:r>
+          </w:p>
+        </w:tc>
+        <w:tc>
+          <w:tcPr>
+            <w:tcW w:type="dxa" w:w="1440"/>
+          </w:tcPr>
+          <w:p>
+            <w:r>
+              <w:rPr>
+                <w:b w:val="0"/>
+                <w:sz w:val="16"/>
+              </w:rPr>
+              <w:t>Dashboard with stubbed DB figures</w:t>
+            </w:r>
+          </w:p>
+        </w:tc>
+        <w:tc>
+          <w:tcPr>
+            <w:tcW w:type="dxa" w:w="1440"/>
+          </w:tcPr>
+          <w:p>
+            <w:r>
+              <w:rPr>
+                <w:b w:val="0"/>
+                <w:sz w:val="16"/>
+              </w:rPr>
+              <w:t>200 and the figures are rendered</w:t>
             </w:r>
           </w:p>
         </w:tc>
@@ -9406,35 +10901,35 @@
                 <w:b w:val="0"/>
                 <w:sz w:val="16"/>
               </w:rPr>
-              <w:t>RTE-12</w:t>
-            </w:r>
-          </w:p>
-        </w:tc>
-        <w:tc>
-          <w:tcPr>
-            <w:tcW w:type="dxa" w:w="1440"/>
-          </w:tcPr>
-          <w:p>
-            <w:r>
-              <w:rPr>
-                <w:b w:val="0"/>
-                <w:sz w:val="16"/>
-              </w:rPr>
-              <w:t>Forged price/total fields in the sale POST</w:t>
-            </w:r>
-          </w:p>
-        </w:tc>
-        <w:tc>
-          <w:tcPr>
-            <w:tcW w:type="dxa" w:w="1440"/>
-          </w:tcPr>
-          <w:p>
-            <w:r>
-              <w:rPr>
-                <w:b w:val="0"/>
-                <w:sz w:val="16"/>
-              </w:rPr>
-              <w:t>never forwarded to create_sale</w:t>
+              <w:t>RTE-02</w:t>
+            </w:r>
+          </w:p>
+        </w:tc>
+        <w:tc>
+          <w:tcPr>
+            <w:tcW w:type="dxa" w:w="1440"/>
+          </w:tcPr>
+          <w:p>
+            <w:r>
+              <w:rPr>
+                <w:b w:val="0"/>
+                <w:sz w:val="16"/>
+              </w:rPr>
+              <w:t>Oracle unavailable</w:t>
+            </w:r>
+          </w:p>
+        </w:tc>
+        <w:tc>
+          <w:tcPr>
+            <w:tcW w:type="dxa" w:w="1440"/>
+          </w:tcPr>
+          <w:p>
+            <w:r>
+              <w:rPr>
+                <w:b w:val="0"/>
+                <w:sz w:val="16"/>
+              </w:rPr>
+              <w:t>HTTP 503 error page, no statistics shown</w:t>
             </w:r>
           </w:p>
         </w:tc>
@@ -9504,35 +10999,35 @@
                 <w:b w:val="0"/>
                 <w:sz w:val="16"/>
               </w:rPr>
-              <w:t>RTE-13</w:t>
-            </w:r>
-          </w:p>
-        </w:tc>
-        <w:tc>
-          <w:tcPr>
-            <w:tcW w:type="dxa" w:w="1440"/>
-          </w:tcPr>
-          <w:p>
-            <w:r>
-              <w:rPr>
-                <w:b w:val="0"/>
-                <w:sz w:val="16"/>
-              </w:rPr>
-              <w:t>Sale form with no product lines</w:t>
-            </w:r>
-          </w:p>
-        </w:tc>
-        <w:tc>
-          <w:tcPr>
-            <w:tcW w:type="dxa" w:w="1440"/>
-          </w:tcPr>
-          <w:p>
-            <w:r>
-              <w:rPr>
-                <w:b w:val="0"/>
-                <w:sz w:val="16"/>
-              </w:rPr>
-              <w:t>HTTP 400, create_sale never reached</w:t>
+              <w:t>RTE-03</w:t>
+            </w:r>
+          </w:p>
+        </w:tc>
+        <w:tc>
+          <w:tcPr>
+            <w:tcW w:type="dxa" w:w="1440"/>
+          </w:tcPr>
+          <w:p>
+            <w:r>
+              <w:rPr>
+                <w:b w:val="0"/>
+                <w:sz w:val="16"/>
+              </w:rPr>
+              <w:t>Category name containing &lt;script&gt;</w:t>
+            </w:r>
+          </w:p>
+        </w:tc>
+        <w:tc>
+          <w:tcPr>
+            <w:tcW w:type="dxa" w:w="1440"/>
+          </w:tcPr>
+          <w:p>
+            <w:r>
+              <w:rPr>
+                <w:b w:val="0"/>
+                <w:sz w:val="16"/>
+              </w:rPr>
+              <w:t>rendered escaped, never as live markup</w:t>
             </w:r>
           </w:p>
         </w:tc>
@@ -9602,35 +11097,35 @@
                 <w:b w:val="0"/>
                 <w:sz w:val="16"/>
               </w:rPr>
-              <w:t>RTE-14</w:t>
-            </w:r>
-          </w:p>
-        </w:tc>
-        <w:tc>
-          <w:tcPr>
-            <w:tcW w:type="dxa" w:w="1440"/>
-          </w:tcPr>
-          <w:p>
-            <w:r>
-              <w:rPr>
-                <w:b w:val="0"/>
-                <w:sz w:val="16"/>
-              </w:rPr>
-              <w:t>Unknown URL -&gt; 404; non-numeric sale id -&gt; 404</w:t>
-            </w:r>
-          </w:p>
-        </w:tc>
-        <w:tc>
-          <w:tcPr>
-            <w:tcW w:type="dxa" w:w="1440"/>
-          </w:tcPr>
-          <w:p>
-            <w:r>
-              <w:rPr>
-                <w:b w:val="0"/>
-                <w:sz w:val="16"/>
-              </w:rPr>
-              <w:t>Unknown URL -&gt; 404; non-numeric sale id -&gt; 404</w:t>
+              <w:t>RTE-04</w:t>
+            </w:r>
+          </w:p>
+        </w:tc>
+        <w:tc>
+          <w:tcPr>
+            <w:tcW w:type="dxa" w:w="1440"/>
+          </w:tcPr>
+          <w:p>
+            <w:r>
+              <w:rPr>
+                <w:b w:val="0"/>
+                <w:sz w:val="16"/>
+              </w:rPr>
+              <w:t>POST with no CSRF token</w:t>
+            </w:r>
+          </w:p>
+        </w:tc>
+        <w:tc>
+          <w:tcPr>
+            <w:tcW w:type="dxa" w:w="1440"/>
+          </w:tcPr>
+          <w:p>
+            <w:r>
+              <w:rPr>
+                <w:b w:val="0"/>
+                <w:sz w:val="16"/>
+              </w:rPr>
+              <w:t>400 and the service is never called</w:t>
             </w:r>
           </w:p>
         </w:tc>
@@ -9700,35 +11195,35 @@
                 <w:b w:val="0"/>
                 <w:sz w:val="16"/>
               </w:rPr>
-              <w:t>RTE-15</w:t>
-            </w:r>
-          </w:p>
-        </w:tc>
-        <w:tc>
-          <w:tcPr>
-            <w:tcW w:type="dxa" w:w="1440"/>
-          </w:tcPr>
-          <w:p>
-            <w:r>
-              <w:rPr>
-                <w:b w:val="0"/>
-                <w:sz w:val="16"/>
-              </w:rPr>
-              <w:t>Unexpected exception text with a secret</w:t>
-            </w:r>
-          </w:p>
-        </w:tc>
-        <w:tc>
-          <w:tcPr>
-            <w:tcW w:type="dxa" w:w="1440"/>
-          </w:tcPr>
-          <w:p>
-            <w:r>
-              <w:rPr>
-                <w:b w:val="0"/>
-                <w:sz w:val="16"/>
-              </w:rPr>
-              <w:t>HTTP 500, page shows a generic message only</w:t>
+              <w:t>RTE-05</w:t>
+            </w:r>
+          </w:p>
+        </w:tc>
+        <w:tc>
+          <w:tcPr>
+            <w:tcW w:type="dxa" w:w="1440"/>
+          </w:tcPr>
+          <w:p>
+            <w:r>
+              <w:rPr>
+                <w:b w:val="0"/>
+                <w:sz w:val="16"/>
+              </w:rPr>
+              <w:t>POST with a forged CSRF token</w:t>
+            </w:r>
+          </w:p>
+        </w:tc>
+        <w:tc>
+          <w:tcPr>
+            <w:tcW w:type="dxa" w:w="1440"/>
+          </w:tcPr>
+          <w:p>
+            <w:r>
+              <w:rPr>
+                <w:b w:val="0"/>
+                <w:sz w:val="16"/>
+              </w:rPr>
+              <w:t>400</w:t>
             </w:r>
           </w:p>
         </w:tc>
@@ -9798,35 +11293,35 @@
                 <w:b w:val="0"/>
                 <w:sz w:val="16"/>
               </w:rPr>
-              <w:t>RTE-16</w:t>
-            </w:r>
-          </w:p>
-        </w:tc>
-        <w:tc>
-          <w:tcPr>
-            <w:tcW w:type="dxa" w:w="1440"/>
-          </w:tcPr>
-          <w:p>
-            <w:r>
-              <w:rPr>
-                <w:b w:val="0"/>
-                <w:sz w:val="16"/>
-              </w:rPr>
-              <w:t>Any response</w:t>
-            </w:r>
-          </w:p>
-        </w:tc>
-        <w:tc>
-          <w:tcPr>
-            <w:tcW w:type="dxa" w:w="1440"/>
-          </w:tcPr>
-          <w:p>
-            <w:r>
-              <w:rPr>
-                <w:b w:val="0"/>
-                <w:sz w:val="16"/>
-              </w:rPr>
-              <w:t>CSP, nosniff and frame protection headers set</w:t>
+              <w:t>RTE-06</w:t>
+            </w:r>
+          </w:p>
+        </w:tc>
+        <w:tc>
+          <w:tcPr>
+            <w:tcW w:type="dxa" w:w="1440"/>
+          </w:tcPr>
+          <w:p>
+            <w:r>
+              <w:rPr>
+                <w:b w:val="0"/>
+                <w:sz w:val="16"/>
+              </w:rPr>
+              <w:t>Valid CSRF token + valid form</w:t>
+            </w:r>
+          </w:p>
+        </w:tc>
+        <w:tc>
+          <w:tcPr>
+            <w:tcW w:type="dxa" w:w="1440"/>
+          </w:tcPr>
+          <w:p>
+            <w:r>
+              <w:rPr>
+                <w:b w:val="0"/>
+                <w:sz w:val="16"/>
+              </w:rPr>
+              <w:t>service called, 303 redirect (post/redirect/get)</w:t>
             </w:r>
           </w:p>
         </w:tc>
@@ -9896,35 +11391,35 @@
                 <w:b w:val="0"/>
                 <w:sz w:val="16"/>
               </w:rPr>
-              <w:t>RTE-17</w:t>
-            </w:r>
-          </w:p>
-        </w:tc>
-        <w:tc>
-          <w:tcPr>
-            <w:tcW w:type="dxa" w:w="1440"/>
-          </w:tcPr>
-          <w:p>
-            <w:r>
-              <w:rPr>
-                <w:b w:val="0"/>
-                <w:sz w:val="16"/>
-              </w:rPr>
-              <w:t>No Oracle configured</w:t>
-            </w:r>
-          </w:p>
-        </w:tc>
-        <w:tc>
-          <w:tcPr>
-            <w:tcW w:type="dxa" w:w="1440"/>
-          </w:tcPr>
-          <w:p>
-            <w:r>
-              <w:rPr>
-                <w:b w:val="0"/>
-                <w:sz w:val="16"/>
-              </w:rPr>
-              <w:t>/health returns 503 and database=unavailable, never 'ok'</w:t>
+              <w:t>RTE-07</w:t>
+            </w:r>
+          </w:p>
+        </w:tc>
+        <w:tc>
+          <w:tcPr>
+            <w:tcW w:type="dxa" w:w="1440"/>
+          </w:tcPr>
+          <w:p>
+            <w:r>
+              <w:rPr>
+                <w:b w:val="0"/>
+                <w:sz w:val="16"/>
+              </w:rPr>
+              <w:t>X-CSRF-Token header instead of form field</w:t>
+            </w:r>
+          </w:p>
+        </w:tc>
+        <w:tc>
+          <w:tcPr>
+            <w:tcW w:type="dxa" w:w="1440"/>
+          </w:tcPr>
+          <w:p>
+            <w:r>
+              <w:rPr>
+                <w:b w:val="0"/>
+                <w:sz w:val="16"/>
+              </w:rPr>
+              <w:t>accepted</w:t>
             </w:r>
           </w:p>
         </w:tc>
@@ -9994,35 +11489,35 @@
                 <w:b w:val="0"/>
                 <w:sz w:val="16"/>
               </w:rPr>
-              <w:t>RTE-18</w:t>
-            </w:r>
-          </w:p>
-        </w:tc>
-        <w:tc>
-          <w:tcPr>
-            <w:tcW w:type="dxa" w:w="1440"/>
-          </w:tcPr>
-          <w:p>
-            <w:r>
-              <w:rPr>
-                <w:b w:val="0"/>
-                <w:sz w:val="16"/>
-              </w:rPr>
-              <w:t>health_check reporting success</w:t>
-            </w:r>
-          </w:p>
-        </w:tc>
-        <w:tc>
-          <w:tcPr>
-            <w:tcW w:type="dxa" w:w="1440"/>
-          </w:tcPr>
-          <w:p>
-            <w:r>
-              <w:rPr>
-                <w:b w:val="0"/>
-                <w:sz w:val="16"/>
-              </w:rPr>
-              <w:t>/health 200 with no secrets in the body</w:t>
+              <w:t>RTE-08</w:t>
+            </w:r>
+          </w:p>
+        </w:tc>
+        <w:tc>
+          <w:tcPr>
+            <w:tcW w:type="dxa" w:w="1440"/>
+          </w:tcPr>
+          <w:p>
+            <w:r>
+              <w:rPr>
+                <w:b w:val="0"/>
+                <w:sz w:val="16"/>
+              </w:rPr>
+              <w:t>GET on delete / update / restock URLs</w:t>
+            </w:r>
+          </w:p>
+        </w:tc>
+        <w:tc>
+          <w:tcPr>
+            <w:tcW w:type="dxa" w:w="1440"/>
+          </w:tcPr>
+          <w:p>
+            <w:r>
+              <w:rPr>
+                <w:b w:val="0"/>
+                <w:sz w:val="16"/>
+              </w:rPr>
+              <w:t>405 Method Not Allowed</w:t>
             </w:r>
           </w:p>
         </w:tc>
@@ -10092,35 +11587,35 @@
                 <w:b w:val="0"/>
                 <w:sz w:val="16"/>
               </w:rPr>
-              <w:t>RTE-19</w:t>
-            </w:r>
-          </w:p>
-        </w:tc>
-        <w:tc>
-          <w:tcPr>
-            <w:tcW w:type="dxa" w:w="1440"/>
-          </w:tcPr>
-          <w:p>
-            <w:r>
-              <w:rPr>
-                <w:b w:val="0"/>
-                <w:sz w:val="16"/>
-              </w:rPr>
-              <w:t>Products, customers, sales, sale detail, new sale, reports pages</w:t>
-            </w:r>
-          </w:p>
-        </w:tc>
-        <w:tc>
-          <w:tcPr>
-            <w:tcW w:type="dxa" w:w="1440"/>
-          </w:tcPr>
-          <w:p>
-            <w:r>
-              <w:rPr>
-                <w:b w:val="0"/>
-                <w:sz w:val="16"/>
-              </w:rPr>
-              <w:t>all render 200 with stubbed data</w:t>
+              <w:t>RTE-09</w:t>
+            </w:r>
+          </w:p>
+        </w:tc>
+        <w:tc>
+          <w:tcPr>
+            <w:tcW w:type="dxa" w:w="1440"/>
+          </w:tcPr>
+          <w:p>
+            <w:r>
+              <w:rPr>
+                <w:b w:val="0"/>
+                <w:sz w:val="16"/>
+              </w:rPr>
+              <w:t>Service raises ValidationError</w:t>
+            </w:r>
+          </w:p>
+        </w:tc>
+        <w:tc>
+          <w:tcPr>
+            <w:tcW w:type="dxa" w:w="1440"/>
+          </w:tcPr>
+          <w:p>
+            <w:r>
+              <w:rPr>
+                <w:b w:val="0"/>
+                <w:sz w:val="16"/>
+              </w:rPr>
+              <w:t>HTTP 400 with the message</w:t>
             </w:r>
           </w:p>
         </w:tc>
@@ -10190,35 +11685,35 @@
                 <w:b w:val="0"/>
                 <w:sz w:val="16"/>
               </w:rPr>
-              <w:t>SVC-01</w:t>
-            </w:r>
-          </w:p>
-        </w:tc>
-        <w:tc>
-          <w:tcPr>
-            <w:tcW w:type="dxa" w:w="1440"/>
-          </w:tcPr>
-          <w:p>
-            <w:r>
-              <w:rPr>
-                <w:b w:val="0"/>
-                <w:sz w:val="16"/>
-              </w:rPr>
-              <w:t>Valid monetary strings (3 parameter sets)</w:t>
-            </w:r>
-          </w:p>
-        </w:tc>
-        <w:tc>
-          <w:tcPr>
-            <w:tcW w:type="dxa" w:w="1440"/>
-          </w:tcPr>
-          <w:p>
-            <w:r>
-              <w:rPr>
-                <w:b w:val="0"/>
-                <w:sz w:val="16"/>
-              </w:rPr>
-              <w:t>accepted and quantised to 2 decimals</w:t>
+              <w:t>RTE-10</w:t>
+            </w:r>
+          </w:p>
+        </w:tc>
+        <w:tc>
+          <w:tcPr>
+            <w:tcW w:type="dxa" w:w="1440"/>
+          </w:tcPr>
+          <w:p>
+            <w:r>
+              <w:rPr>
+                <w:b w:val="0"/>
+                <w:sz w:val="16"/>
+              </w:rPr>
+              <w:t>Delete of a referenced row</w:t>
+            </w:r>
+          </w:p>
+        </w:tc>
+        <w:tc>
+          <w:tcPr>
+            <w:tcW w:type="dxa" w:w="1440"/>
+          </w:tcPr>
+          <w:p>
+            <w:r>
+              <w:rPr>
+                <w:b w:val="0"/>
+                <w:sz w:val="16"/>
+              </w:rPr>
+              <w:t>HTTP 409 with friendly message</w:t>
             </w:r>
           </w:p>
         </w:tc>
@@ -10272,7 +11767,7 @@
                 <w:b w:val="0"/>
                 <w:sz w:val="16"/>
               </w:rPr>
-              <w:t>Fake DB connection - proves SQL/transaction logic, not Oracle behaviour</w:t>
+              <w:t>Services stubbed; Flask test client</w:t>
             </w:r>
           </w:p>
         </w:tc>
@@ -10288,35 +11783,35 @@
                 <w:b w:val="0"/>
                 <w:sz w:val="16"/>
               </w:rPr>
-              <w:t>SVC-02</w:t>
-            </w:r>
-          </w:p>
-        </w:tc>
-        <w:tc>
-          <w:tcPr>
-            <w:tcW w:type="dxa" w:w="1440"/>
-          </w:tcPr>
-          <w:p>
-            <w:r>
-              <w:rPr>
-                <w:b w:val="0"/>
-                <w:sz w:val="16"/>
-              </w:rPr>
-              <w:t>Negative, non-numeric, 3-decimal, NaN, too-large prices (6 parameter sets)</w:t>
-            </w:r>
-          </w:p>
-        </w:tc>
-        <w:tc>
-          <w:tcPr>
-            <w:tcW w:type="dxa" w:w="1440"/>
-          </w:tcPr>
-          <w:p>
-            <w:r>
-              <w:rPr>
-                <w:b w:val="0"/>
-                <w:sz w:val="16"/>
-              </w:rPr>
-              <w:t>ValidationError</w:t>
+              <w:t>RTE-11</w:t>
+            </w:r>
+          </w:p>
+        </w:tc>
+        <w:tc>
+          <w:tcPr>
+            <w:tcW w:type="dxa" w:w="1440"/>
+          </w:tcPr>
+          <w:p>
+            <w:r>
+              <w:rPr>
+                <w:b w:val="0"/>
+                <w:sz w:val="16"/>
+              </w:rPr>
+              <w:t>Sale rejected for insufficient stock</w:t>
+            </w:r>
+          </w:p>
+        </w:tc>
+        <w:tc>
+          <w:tcPr>
+            <w:tcW w:type="dxa" w:w="1440"/>
+          </w:tcPr>
+          <w:p>
+            <w:r>
+              <w:rPr>
+                <w:b w:val="0"/>
+                <w:sz w:val="16"/>
+              </w:rPr>
+              <w:t>HTTP 409 with product detail</w:t>
             </w:r>
           </w:p>
         </w:tc>
@@ -10370,7 +11865,7 @@
                 <w:b w:val="0"/>
                 <w:sz w:val="16"/>
               </w:rPr>
-              <w:t>Fake DB connection - proves SQL/transaction logic, not Oracle behaviour</w:t>
+              <w:t>Services stubbed; Flask test client</w:t>
             </w:r>
           </w:p>
         </w:tc>
@@ -10386,35 +11881,35 @@
                 <w:b w:val="0"/>
                 <w:sz w:val="16"/>
               </w:rPr>
-              <w:t>SVC-03</w:t>
-            </w:r>
-          </w:p>
-        </w:tc>
-        <w:tc>
-          <w:tcPr>
-            <w:tcW w:type="dxa" w:w="1440"/>
-          </w:tcPr>
-          <w:p>
-            <w:r>
-              <w:rPr>
-                <w:b w:val="0"/>
-                <w:sz w:val="16"/>
-              </w:rPr>
-              <w:t>Malformed email / phone numbers</w:t>
-            </w:r>
-          </w:p>
-        </w:tc>
-        <w:tc>
-          <w:tcPr>
-            <w:tcW w:type="dxa" w:w="1440"/>
-          </w:tcPr>
-          <w:p>
-            <w:r>
-              <w:rPr>
-                <w:b w:val="0"/>
-                <w:sz w:val="16"/>
-              </w:rPr>
-              <w:t>ValidationError; valid ones accepted</w:t>
+              <w:t>RTE-12</w:t>
+            </w:r>
+          </w:p>
+        </w:tc>
+        <w:tc>
+          <w:tcPr>
+            <w:tcW w:type="dxa" w:w="1440"/>
+          </w:tcPr>
+          <w:p>
+            <w:r>
+              <w:rPr>
+                <w:b w:val="0"/>
+                <w:sz w:val="16"/>
+              </w:rPr>
+              <w:t>Forged price/total fields in the sale POST</w:t>
+            </w:r>
+          </w:p>
+        </w:tc>
+        <w:tc>
+          <w:tcPr>
+            <w:tcW w:type="dxa" w:w="1440"/>
+          </w:tcPr>
+          <w:p>
+            <w:r>
+              <w:rPr>
+                <w:b w:val="0"/>
+                <w:sz w:val="16"/>
+              </w:rPr>
+              <w:t>never forwarded to create_sale</w:t>
             </w:r>
           </w:p>
         </w:tc>
@@ -10468,7 +11963,7 @@
                 <w:b w:val="0"/>
                 <w:sz w:val="16"/>
               </w:rPr>
-              <w:t>Fake DB connection - proves SQL/transaction logic, not Oracle behaviour</w:t>
+              <w:t>Services stubbed; Flask test client</w:t>
             </w:r>
           </w:p>
         </w:tc>
@@ -10484,35 +11979,35 @@
                 <w:b w:val="0"/>
                 <w:sz w:val="16"/>
               </w:rPr>
-              <w:t>SVC-04</w:t>
-            </w:r>
-          </w:p>
-        </w:tc>
-        <w:tc>
-          <w:tcPr>
-            <w:tcW w:type="dxa" w:w="1440"/>
-          </w:tcPr>
-          <w:p>
-            <w:r>
-              <w:rPr>
-                <w:b w:val="0"/>
-                <w:sz w:val="16"/>
-              </w:rPr>
-              <w:t>Zero, negative, non-integer, None, absurd IDs (6 parameter sets)</w:t>
-            </w:r>
-          </w:p>
-        </w:tc>
-        <w:tc>
-          <w:tcPr>
-            <w:tcW w:type="dxa" w:w="1440"/>
-          </w:tcPr>
-          <w:p>
-            <w:r>
-              <w:rPr>
-                <w:b w:val="0"/>
-                <w:sz w:val="16"/>
-              </w:rPr>
-              <w:t>ValidationError</w:t>
+              <w:t>RTE-13</w:t>
+            </w:r>
+          </w:p>
+        </w:tc>
+        <w:tc>
+          <w:tcPr>
+            <w:tcW w:type="dxa" w:w="1440"/>
+          </w:tcPr>
+          <w:p>
+            <w:r>
+              <w:rPr>
+                <w:b w:val="0"/>
+                <w:sz w:val="16"/>
+              </w:rPr>
+              <w:t>Sale form with no product lines</w:t>
+            </w:r>
+          </w:p>
+        </w:tc>
+        <w:tc>
+          <w:tcPr>
+            <w:tcW w:type="dxa" w:w="1440"/>
+          </w:tcPr>
+          <w:p>
+            <w:r>
+              <w:rPr>
+                <w:b w:val="0"/>
+                <w:sz w:val="16"/>
+              </w:rPr>
+              <w:t>HTTP 400, create_sale never reached</w:t>
             </w:r>
           </w:p>
         </w:tc>
@@ -10566,7 +12061,7 @@
                 <w:b w:val="0"/>
                 <w:sz w:val="16"/>
               </w:rPr>
-              <w:t>Fake DB connection - proves SQL/transaction logic, not Oracle behaviour</w:t>
+              <w:t>Services stubbed; Flask test client</w:t>
             </w:r>
           </w:p>
         </w:tc>
@@ -10582,35 +12077,35 @@
                 <w:b w:val="0"/>
                 <w:sz w:val="16"/>
               </w:rPr>
-              <w:t>SVC-05</w:t>
-            </w:r>
-          </w:p>
-        </w:tc>
-        <w:tc>
-          <w:tcPr>
-            <w:tcW w:type="dxa" w:w="1440"/>
-          </w:tcPr>
-          <w:p>
-            <w:r>
-              <w:rPr>
-                <w:b w:val="0"/>
-                <w:sz w:val="16"/>
-              </w:rPr>
-              <w:t>Duplicate products merged, lock order ascending</w:t>
-            </w:r>
-          </w:p>
-        </w:tc>
-        <w:tc>
-          <w:tcPr>
-            <w:tcW w:type="dxa" w:w="1440"/>
-          </w:tcPr>
-          <w:p>
-            <w:r>
-              <w:rPr>
-                <w:b w:val="0"/>
-                <w:sz w:val="16"/>
-              </w:rPr>
-              <w:t>[(1, 3), (5, 2)]</w:t>
+              <w:t>RTE-14</w:t>
+            </w:r>
+          </w:p>
+        </w:tc>
+        <w:tc>
+          <w:tcPr>
+            <w:tcW w:type="dxa" w:w="1440"/>
+          </w:tcPr>
+          <w:p>
+            <w:r>
+              <w:rPr>
+                <w:b w:val="0"/>
+                <w:sz w:val="16"/>
+              </w:rPr>
+              <w:t>Unknown URL -&gt; 404; non-numeric sale id -&gt; 404</w:t>
+            </w:r>
+          </w:p>
+        </w:tc>
+        <w:tc>
+          <w:tcPr>
+            <w:tcW w:type="dxa" w:w="1440"/>
+          </w:tcPr>
+          <w:p>
+            <w:r>
+              <w:rPr>
+                <w:b w:val="0"/>
+                <w:sz w:val="16"/>
+              </w:rPr>
+              <w:t>Unknown URL -&gt; 404; non-numeric sale id -&gt; 404</w:t>
             </w:r>
           </w:p>
         </w:tc>
@@ -10664,7 +12159,7 @@
                 <w:b w:val="0"/>
                 <w:sz w:val="16"/>
               </w:rPr>
-              <w:t>Fake DB connection - proves SQL/transaction logic, not Oracle behaviour</w:t>
+              <w:t>Services stubbed; Flask test client</w:t>
             </w:r>
           </w:p>
         </w:tc>
@@ -10680,35 +12175,35 @@
                 <w:b w:val="0"/>
                 <w:sz w:val="16"/>
               </w:rPr>
-              <w:t>SVC-06</w:t>
-            </w:r>
-          </w:p>
-        </w:tc>
-        <w:tc>
-          <w:tcPr>
-            <w:tcW w:type="dxa" w:w="1440"/>
-          </w:tcPr>
-          <w:p>
-            <w:r>
-              <w:rPr>
-                <w:b w:val="0"/>
-                <w:sz w:val="16"/>
-              </w:rPr>
-              <w:t>Blank form rows ignored; only blanks -&gt; empty sale rejected</w:t>
-            </w:r>
-          </w:p>
-        </w:tc>
-        <w:tc>
-          <w:tcPr>
-            <w:tcW w:type="dxa" w:w="1440"/>
-          </w:tcPr>
-          <w:p>
-            <w:r>
-              <w:rPr>
-                <w:b w:val="0"/>
-                <w:sz w:val="16"/>
-              </w:rPr>
-              <w:t>ValidationError</w:t>
+              <w:t>RTE-15</w:t>
+            </w:r>
+          </w:p>
+        </w:tc>
+        <w:tc>
+          <w:tcPr>
+            <w:tcW w:type="dxa" w:w="1440"/>
+          </w:tcPr>
+          <w:p>
+            <w:r>
+              <w:rPr>
+                <w:b w:val="0"/>
+                <w:sz w:val="16"/>
+              </w:rPr>
+              <w:t>Unexpected exception text with a secret</w:t>
+            </w:r>
+          </w:p>
+        </w:tc>
+        <w:tc>
+          <w:tcPr>
+            <w:tcW w:type="dxa" w:w="1440"/>
+          </w:tcPr>
+          <w:p>
+            <w:r>
+              <w:rPr>
+                <w:b w:val="0"/>
+                <w:sz w:val="16"/>
+              </w:rPr>
+              <w:t>HTTP 500, page shows a generic message only</w:t>
             </w:r>
           </w:p>
         </w:tc>
@@ -10762,7 +12257,7 @@
                 <w:b w:val="0"/>
                 <w:sz w:val="16"/>
               </w:rPr>
-              <w:t>Fake DB connection - proves SQL/transaction logic, not Oracle behaviour</w:t>
+              <w:t>Services stubbed; Flask test client</w:t>
             </w:r>
           </w:p>
         </w:tc>
@@ -10778,35 +12273,35 @@
                 <w:b w:val="0"/>
                 <w:sz w:val="16"/>
               </w:rPr>
-              <w:t>SVC-07</w:t>
-            </w:r>
-          </w:p>
-        </w:tc>
-        <w:tc>
-          <w:tcPr>
-            <w:tcW w:type="dxa" w:w="1440"/>
-          </w:tcPr>
-          <w:p>
-            <w:r>
-              <w:rPr>
-                <w:b w:val="0"/>
-                <w:sz w:val="16"/>
-              </w:rPr>
-              <w:t>Zero, negative, non-numeric, fractional or huge quantity (5 parameter sets)</w:t>
-            </w:r>
-          </w:p>
-        </w:tc>
-        <w:tc>
-          <w:tcPr>
-            <w:tcW w:type="dxa" w:w="1440"/>
-          </w:tcPr>
-          <w:p>
-            <w:r>
-              <w:rPr>
-                <w:b w:val="0"/>
-                <w:sz w:val="16"/>
-              </w:rPr>
-              <w:t>ValidationError</w:t>
+              <w:t>RTE-16</w:t>
+            </w:r>
+          </w:p>
+        </w:tc>
+        <w:tc>
+          <w:tcPr>
+            <w:tcW w:type="dxa" w:w="1440"/>
+          </w:tcPr>
+          <w:p>
+            <w:r>
+              <w:rPr>
+                <w:b w:val="0"/>
+                <w:sz w:val="16"/>
+              </w:rPr>
+              <w:t>Any response</w:t>
+            </w:r>
+          </w:p>
+        </w:tc>
+        <w:tc>
+          <w:tcPr>
+            <w:tcW w:type="dxa" w:w="1440"/>
+          </w:tcPr>
+          <w:p>
+            <w:r>
+              <w:rPr>
+                <w:b w:val="0"/>
+                <w:sz w:val="16"/>
+              </w:rPr>
+              <w:t>CSP, nosniff and frame protection headers set</w:t>
             </w:r>
           </w:p>
         </w:tc>
@@ -10860,7 +12355,7 @@
                 <w:b w:val="0"/>
                 <w:sz w:val="16"/>
               </w:rPr>
-              <w:t>Fake DB connection - proves SQL/transaction logic, not Oracle behaviour</w:t>
+              <w:t>Services stubbed; Flask test client</w:t>
             </w:r>
           </w:p>
         </w:tc>
@@ -10876,35 +12371,35 @@
                 <w:b w:val="0"/>
                 <w:sz w:val="16"/>
               </w:rPr>
-              <w:t>SVC-08</w:t>
-            </w:r>
-          </w:p>
-        </w:tc>
-        <w:tc>
-          <w:tcPr>
-            <w:tcW w:type="dxa" w:w="1440"/>
-          </w:tcPr>
-          <w:p>
-            <w:r>
-              <w:rPr>
-                <w:b w:val="0"/>
-                <w:sz w:val="16"/>
-              </w:rPr>
-              <w:t>Two-item sale</w:t>
-            </w:r>
-          </w:p>
-        </w:tc>
-        <w:tc>
-          <w:tcPr>
-            <w:tcW w:type="dxa" w:w="1440"/>
-          </w:tcPr>
-          <w:p>
-            <w:r>
-              <w:rPr>
-                <w:b w:val="0"/>
-                <w:sz w:val="16"/>
-              </w:rPr>
-              <w:t>one commit, DB-priced total 35597.00 (Decimal), stock deducted per item, connection closed</w:t>
+              <w:t>RTE-17</w:t>
+            </w:r>
+          </w:p>
+        </w:tc>
+        <w:tc>
+          <w:tcPr>
+            <w:tcW w:type="dxa" w:w="1440"/>
+          </w:tcPr>
+          <w:p>
+            <w:r>
+              <w:rPr>
+                <w:b w:val="0"/>
+                <w:sz w:val="16"/>
+              </w:rPr>
+              <w:t>No Oracle configured</w:t>
+            </w:r>
+          </w:p>
+        </w:tc>
+        <w:tc>
+          <w:tcPr>
+            <w:tcW w:type="dxa" w:w="1440"/>
+          </w:tcPr>
+          <w:p>
+            <w:r>
+              <w:rPr>
+                <w:b w:val="0"/>
+                <w:sz w:val="16"/>
+              </w:rPr>
+              <w:t>/health returns 503 and database=unavailable, never 'ok'</w:t>
             </w:r>
           </w:p>
         </w:tc>
@@ -10958,7 +12453,7 @@
                 <w:b w:val="0"/>
                 <w:sz w:val="16"/>
               </w:rPr>
-              <w:t>Fake DB connection - proves SQL/transaction logic, not Oracle behaviour</w:t>
+              <w:t>Services stubbed; Flask test client</w:t>
             </w:r>
           </w:p>
         </w:tc>
@@ -10974,35 +12469,35 @@
                 <w:b w:val="0"/>
                 <w:sz w:val="16"/>
               </w:rPr>
-              <w:t>SVC-09</w:t>
-            </w:r>
-          </w:p>
-        </w:tc>
-        <w:tc>
-          <w:tcPr>
-            <w:tcW w:type="dxa" w:w="1440"/>
-          </w:tcPr>
-          <w:p>
-            <w:r>
-              <w:rPr>
-                <w:b w:val="0"/>
-                <w:sz w:val="16"/>
-              </w:rPr>
-              <w:t>Items supplied as 3,1,2</w:t>
-            </w:r>
-          </w:p>
-        </w:tc>
-        <w:tc>
-          <w:tcPr>
-            <w:tcW w:type="dxa" w:w="1440"/>
-          </w:tcPr>
-          <w:p>
-            <w:r>
-              <w:rPr>
-                <w:b w:val="0"/>
-                <w:sz w:val="16"/>
-              </w:rPr>
-              <w:t>FOR UPDATE issued for 1,2,3 (consistent order -&gt; no deadlock), all before any INSERT</w:t>
+              <w:t>RTE-18</w:t>
+            </w:r>
+          </w:p>
+        </w:tc>
+        <w:tc>
+          <w:tcPr>
+            <w:tcW w:type="dxa" w:w="1440"/>
+          </w:tcPr>
+          <w:p>
+            <w:r>
+              <w:rPr>
+                <w:b w:val="0"/>
+                <w:sz w:val="16"/>
+              </w:rPr>
+              <w:t>health_check reporting success</w:t>
+            </w:r>
+          </w:p>
+        </w:tc>
+        <w:tc>
+          <w:tcPr>
+            <w:tcW w:type="dxa" w:w="1440"/>
+          </w:tcPr>
+          <w:p>
+            <w:r>
+              <w:rPr>
+                <w:b w:val="0"/>
+                <w:sz w:val="16"/>
+              </w:rPr>
+              <w:t>/health 200 with no secrets in the body</w:t>
             </w:r>
           </w:p>
         </w:tc>
@@ -11056,7 +12551,7 @@
                 <w:b w:val="0"/>
                 <w:sz w:val="16"/>
               </w:rPr>
-              <w:t>Fake DB connection - proves SQL/transaction logic, not Oracle behaviour</w:t>
+              <w:t>Services stubbed; Flask test client</w:t>
             </w:r>
           </w:p>
         </w:tc>
@@ -11072,35 +12567,35 @@
                 <w:b w:val="0"/>
                 <w:sz w:val="16"/>
               </w:rPr>
-              <w:t>SVC-10</w:t>
-            </w:r>
-          </w:p>
-        </w:tc>
-        <w:tc>
-          <w:tcPr>
-            <w:tcW w:type="dxa" w:w="1440"/>
-          </w:tcPr>
-          <w:p>
-            <w:r>
-              <w:rPr>
-                <w:b w:val="0"/>
-                <w:sz w:val="16"/>
-              </w:rPr>
-              <w:t>Request 3 of a product with 2 in stock</w:t>
-            </w:r>
-          </w:p>
-        </w:tc>
-        <w:tc>
-          <w:tcPr>
-            <w:tcW w:type="dxa" w:w="1440"/>
-          </w:tcPr>
-          <w:p>
-            <w:r>
-              <w:rPr>
-                <w:b w:val="0"/>
-                <w:sz w:val="16"/>
-              </w:rPr>
-              <w:t>InsufficientStockError, nothing inserted or updated, no commit, rolled back</w:t>
+              <w:t>RTE-19</w:t>
+            </w:r>
+          </w:p>
+        </w:tc>
+        <w:tc>
+          <w:tcPr>
+            <w:tcW w:type="dxa" w:w="1440"/>
+          </w:tcPr>
+          <w:p>
+            <w:r>
+              <w:rPr>
+                <w:b w:val="0"/>
+                <w:sz w:val="16"/>
+              </w:rPr>
+              <w:t>Products, customers, sales, sale detail, new sale, reports pages</w:t>
+            </w:r>
+          </w:p>
+        </w:tc>
+        <w:tc>
+          <w:tcPr>
+            <w:tcW w:type="dxa" w:w="1440"/>
+          </w:tcPr>
+          <w:p>
+            <w:r>
+              <w:rPr>
+                <w:b w:val="0"/>
+                <w:sz w:val="16"/>
+              </w:rPr>
+              <w:t>all render 200 with stubbed data</w:t>
             </w:r>
           </w:p>
         </w:tc>
@@ -11154,7 +12649,7 @@
                 <w:b w:val="0"/>
                 <w:sz w:val="16"/>
               </w:rPr>
-              <w:t>Fake DB connection - proves SQL/transaction logic, not Oracle behaviour</w:t>
+              <w:t>Services stubbed; Flask test client</w:t>
             </w:r>
           </w:p>
         </w:tc>
@@ -11170,49 +12665,49 @@
                 <w:b w:val="0"/>
                 <w:sz w:val="16"/>
               </w:rPr>
-              <w:t>SVC-11</w:t>
-            </w:r>
-          </w:p>
-        </w:tc>
-        <w:tc>
-          <w:tcPr>
-            <w:tcW w:type="dxa" w:w="1440"/>
-          </w:tcPr>
-          <w:p>
-            <w:r>
-              <w:rPr>
-                <w:b w:val="0"/>
-                <w:sz w:val="16"/>
-              </w:rPr>
-              <w:t>Product id 999 does not exist</w:t>
-            </w:r>
-          </w:p>
-        </w:tc>
-        <w:tc>
-          <w:tcPr>
-            <w:tcW w:type="dxa" w:w="1440"/>
-          </w:tcPr>
-          <w:p>
-            <w:r>
-              <w:rPr>
-                <w:b w:val="0"/>
-                <w:sz w:val="16"/>
-              </w:rPr>
-              <w:t>ValidationError, no writes, no commit</w:t>
-            </w:r>
-          </w:p>
-        </w:tc>
-        <w:tc>
-          <w:tcPr>
-            <w:tcW w:type="dxa" w:w="1440"/>
-          </w:tcPr>
-          <w:p>
-            <w:r>
-              <w:rPr>
-                <w:b w:val="0"/>
-                <w:sz w:val="16"/>
-              </w:rPr>
-              <w:t>Executed; assertions held</w:t>
+              <w:t>INT-01</w:t>
+            </w:r>
+          </w:p>
+        </w:tc>
+        <w:tc>
+          <w:tcPr>
+            <w:tcW w:type="dxa" w:w="1440"/>
+          </w:tcPr>
+          <w:p>
+            <w:r>
+              <w:rPr>
+                <w:b w:val="0"/>
+                <w:sz w:val="16"/>
+              </w:rPr>
+              <w:t>Connect to XEPDB1 as the test application user</w:t>
+            </w:r>
+          </w:p>
+        </w:tc>
+        <w:tc>
+          <w:tcPr>
+            <w:tcW w:type="dxa" w:w="1440"/>
+          </w:tcPr>
+          <w:p>
+            <w:r>
+              <w:rPr>
+                <w:b w:val="0"/>
+                <w:sz w:val="16"/>
+              </w:rPr>
+              <w:t>connected, user is not SYS/SYSTEM</w:t>
+            </w:r>
+          </w:p>
+        </w:tc>
+        <w:tc>
+          <w:tcPr>
+            <w:tcW w:type="dxa" w:w="1440"/>
+          </w:tcPr>
+          <w:p>
+            <w:r>
+              <w:rPr>
+                <w:b w:val="0"/>
+                <w:sz w:val="16"/>
+              </w:rPr>
+              <w:t>Not executed: no Oracle instance available</w:t>
             </w:r>
           </w:p>
         </w:tc>
@@ -11232,27 +12727,27 @@
                 <w:b/>
                 <w:sz w:val="16"/>
               </w:rPr>
-              <w:t>PASSED</w:t>
-            </w:r>
-            <w:r>
-              <w:rPr>
-                <w:b w:val="0"/>
-                <w:sz w:val="16"/>
-              </w:rPr>
-            </w:r>
-          </w:p>
-        </w:tc>
-        <w:tc>
-          <w:tcPr>
-            <w:tcW w:type="dxa" w:w="1440"/>
-          </w:tcPr>
-          <w:p>
-            <w:r>
-              <w:rPr>
-                <w:b w:val="0"/>
-                <w:sz w:val="16"/>
-              </w:rPr>
-              <w:t>Fake DB connection - proves SQL/transaction logic, not Oracle behaviour</w:t>
+              <w:t>BLOCKED</w:t>
+            </w:r>
+            <w:r>
+              <w:rPr>
+                <w:b w:val="0"/>
+                <w:sz w:val="16"/>
+              </w:rPr>
+            </w:r>
+          </w:p>
+        </w:tc>
+        <w:tc>
+          <w:tcPr>
+            <w:tcW w:type="dxa" w:w="1440"/>
+          </w:tcPr>
+          <w:p>
+            <w:r>
+              <w:rPr>
+                <w:b w:val="0"/>
+                <w:sz w:val="16"/>
+              </w:rPr>
+              <w:t>Requires live Oracle test schema</w:t>
             </w:r>
           </w:p>
         </w:tc>
@@ -11268,49 +12763,49 @@
                 <w:b w:val="0"/>
                 <w:sz w:val="16"/>
               </w:rPr>
-              <w:t>SVC-12</w:t>
-            </w:r>
-          </w:p>
-        </w:tc>
-        <w:tc>
-          <w:tcPr>
-            <w:tcW w:type="dxa" w:w="1440"/>
-          </w:tcPr>
-          <w:p>
-            <w:r>
-              <w:rPr>
-                <w:b w:val="0"/>
-                <w:sz w:val="16"/>
-              </w:rPr>
-              <w:t>Customer id missing in DB</w:t>
-            </w:r>
-          </w:p>
-        </w:tc>
-        <w:tc>
-          <w:tcPr>
-            <w:tcW w:type="dxa" w:w="1440"/>
-          </w:tcPr>
-          <w:p>
-            <w:r>
-              <w:rPr>
-                <w:b w:val="0"/>
-                <w:sz w:val="16"/>
-              </w:rPr>
-              <w:t>ValidationError before any product is locked</w:t>
-            </w:r>
-          </w:p>
-        </w:tc>
-        <w:tc>
-          <w:tcPr>
-            <w:tcW w:type="dxa" w:w="1440"/>
-          </w:tcPr>
-          <w:p>
-            <w:r>
-              <w:rPr>
-                <w:b w:val="0"/>
-                <w:sz w:val="16"/>
-              </w:rPr>
-              <w:t>Executed; assertions held</w:t>
+              <w:t>INT-02</w:t>
+            </w:r>
+          </w:p>
+        </w:tc>
+        <w:tc>
+          <w:tcPr>
+            <w:tcW w:type="dxa" w:w="1440"/>
+          </w:tcPr>
+          <w:p>
+            <w:r>
+              <w:rPr>
+                <w:b w:val="0"/>
+                <w:sz w:val="16"/>
+              </w:rPr>
+              <w:t>USER_TABLES</w:t>
+            </w:r>
+          </w:p>
+        </w:tc>
+        <w:tc>
+          <w:tcPr>
+            <w:tcW w:type="dxa" w:w="1440"/>
+          </w:tcPr>
+          <w:p>
+            <w:r>
+              <w:rPr>
+                <w:b w:val="0"/>
+                <w:sz w:val="16"/>
+              </w:rPr>
+              <w:t>all 7 required tables exist</w:t>
+            </w:r>
+          </w:p>
+        </w:tc>
+        <w:tc>
+          <w:tcPr>
+            <w:tcW w:type="dxa" w:w="1440"/>
+          </w:tcPr>
+          <w:p>
+            <w:r>
+              <w:rPr>
+                <w:b w:val="0"/>
+                <w:sz w:val="16"/>
+              </w:rPr>
+              <w:t>Not executed: no Oracle instance available</w:t>
             </w:r>
           </w:p>
         </w:tc>
@@ -11330,27 +12825,27 @@
                 <w:b/>
                 <w:sz w:val="16"/>
               </w:rPr>
-              <w:t>PASSED</w:t>
-            </w:r>
-            <w:r>
-              <w:rPr>
-                <w:b w:val="0"/>
-                <w:sz w:val="16"/>
-              </w:rPr>
-            </w:r>
-          </w:p>
-        </w:tc>
-        <w:tc>
-          <w:tcPr>
-            <w:tcW w:type="dxa" w:w="1440"/>
-          </w:tcPr>
-          <w:p>
-            <w:r>
-              <w:rPr>
-                <w:b w:val="0"/>
-                <w:sz w:val="16"/>
-              </w:rPr>
-              <w:t>Fake DB connection - proves SQL/transaction logic, not Oracle behaviour</w:t>
+              <w:t>BLOCKED</w:t>
+            </w:r>
+            <w:r>
+              <w:rPr>
+                <w:b w:val="0"/>
+                <w:sz w:val="16"/>
+              </w:rPr>
+            </w:r>
+          </w:p>
+        </w:tc>
+        <w:tc>
+          <w:tcPr>
+            <w:tcW w:type="dxa" w:w="1440"/>
+          </w:tcPr>
+          <w:p>
+            <w:r>
+              <w:rPr>
+                <w:b w:val="0"/>
+                <w:sz w:val="16"/>
+              </w:rPr>
+              <w:t>Requires live Oracle test schema</w:t>
             </w:r>
           </w:p>
         </w:tc>
@@ -11366,49 +12861,49 @@
                 <w:b w:val="0"/>
                 <w:sz w:val="16"/>
               </w:rPr>
-              <w:t>SVC-13</w:t>
-            </w:r>
-          </w:p>
-        </w:tc>
-        <w:tc>
-          <w:tcPr>
-            <w:tcW w:type="dxa" w:w="1440"/>
-          </w:tcPr>
-          <w:p>
-            <w:r>
-              <w:rPr>
-                <w:b w:val="0"/>
-                <w:sz w:val="16"/>
-              </w:rPr>
-              <w:t>Stock UPDATE fails (CHECK violation) after sale+item inserted</w:t>
-            </w:r>
-          </w:p>
-        </w:tc>
-        <w:tc>
-          <w:tcPr>
-            <w:tcW w:type="dxa" w:w="1440"/>
-          </w:tcPr>
-          <w:p>
-            <w:r>
-              <w:rPr>
-                <w:b w:val="0"/>
-                <w:sz w:val="16"/>
-              </w:rPr>
-              <w:t>ValidationError, rollback, NO commit</w:t>
-            </w:r>
-          </w:p>
-        </w:tc>
-        <w:tc>
-          <w:tcPr>
-            <w:tcW w:type="dxa" w:w="1440"/>
-          </w:tcPr>
-          <w:p>
-            <w:r>
-              <w:rPr>
-                <w:b w:val="0"/>
-                <w:sz w:val="16"/>
-              </w:rPr>
-              <w:t>Executed; assertions held</w:t>
+              <w:t>INT-03</w:t>
+            </w:r>
+          </w:p>
+        </w:tc>
+        <w:tc>
+          <w:tcPr>
+            <w:tcW w:type="dxa" w:w="1440"/>
+          </w:tcPr>
+          <w:p>
+            <w:r>
+              <w:rPr>
+                <w:b w:val="0"/>
+                <w:sz w:val="16"/>
+              </w:rPr>
+              <w:t>USER_OBJECTS</w:t>
+            </w:r>
+          </w:p>
+        </w:tc>
+        <w:tc>
+          <w:tcPr>
+            <w:tcW w:type="dxa" w:w="1440"/>
+          </w:tcPr>
+          <w:p>
+            <w:r>
+              <w:rPr>
+                <w:b w:val="0"/>
+                <w:sz w:val="16"/>
+              </w:rPr>
+              <w:t>view, procedure, function, trigger all VALID</w:t>
+            </w:r>
+          </w:p>
+        </w:tc>
+        <w:tc>
+          <w:tcPr>
+            <w:tcW w:type="dxa" w:w="1440"/>
+          </w:tcPr>
+          <w:p>
+            <w:r>
+              <w:rPr>
+                <w:b w:val="0"/>
+                <w:sz w:val="16"/>
+              </w:rPr>
+              <w:t>Not executed: no Oracle instance available</w:t>
             </w:r>
           </w:p>
         </w:tc>
@@ -11428,27 +12923,27 @@
                 <w:b/>
                 <w:sz w:val="16"/>
               </w:rPr>
-              <w:t>PASSED</w:t>
-            </w:r>
-            <w:r>
-              <w:rPr>
-                <w:b w:val="0"/>
-                <w:sz w:val="16"/>
-              </w:rPr>
-            </w:r>
-          </w:p>
-        </w:tc>
-        <w:tc>
-          <w:tcPr>
-            <w:tcW w:type="dxa" w:w="1440"/>
-          </w:tcPr>
-          <w:p>
-            <w:r>
-              <w:rPr>
-                <w:b w:val="0"/>
-                <w:sz w:val="16"/>
-              </w:rPr>
-              <w:t>Fake DB connection - proves SQL/transaction logic, not Oracle behaviour</w:t>
+              <w:t>BLOCKED</w:t>
+            </w:r>
+            <w:r>
+              <w:rPr>
+                <w:b w:val="0"/>
+                <w:sz w:val="16"/>
+              </w:rPr>
+            </w:r>
+          </w:p>
+        </w:tc>
+        <w:tc>
+          <w:tcPr>
+            <w:tcW w:type="dxa" w:w="1440"/>
+          </w:tcPr>
+          <w:p>
+            <w:r>
+              <w:rPr>
+                <w:b w:val="0"/>
+                <w:sz w:val="16"/>
+              </w:rPr>
+              <w:t>Requires live Oracle test schema</w:t>
             </w:r>
           </w:p>
         </w:tc>
@@ -11464,49 +12959,49 @@
                 <w:b w:val="0"/>
                 <w:sz w:val="16"/>
               </w:rPr>
-              <w:t>SVC-14</w:t>
-            </w:r>
-          </w:p>
-        </w:tc>
-        <w:tc>
-          <w:tcPr>
-            <w:tcW w:type="dxa" w:w="1440"/>
-          </w:tcPr>
-          <w:p>
-            <w:r>
-              <w:rPr>
-                <w:b w:val="0"/>
-                <w:sz w:val="16"/>
-              </w:rPr>
-              <w:t>Bad payment method / empty items / bad ids (4 parameter sets)</w:t>
-            </w:r>
-          </w:p>
-        </w:tc>
-        <w:tc>
-          <w:tcPr>
-            <w:tcW w:type="dxa" w:w="1440"/>
-          </w:tcPr>
-          <w:p>
-            <w:r>
-              <w:rPr>
-                <w:b w:val="0"/>
-                <w:sz w:val="16"/>
-              </w:rPr>
-              <w:t>ValidationError and zero SQL executed</w:t>
-            </w:r>
-          </w:p>
-        </w:tc>
-        <w:tc>
-          <w:tcPr>
-            <w:tcW w:type="dxa" w:w="1440"/>
-          </w:tcPr>
-          <w:p>
-            <w:r>
-              <w:rPr>
-                <w:b w:val="0"/>
-                <w:sz w:val="16"/>
-              </w:rPr>
-              <w:t>Executed; assertions held</w:t>
+              <w:t>INT-04</w:t>
+            </w:r>
+          </w:p>
+        </w:tc>
+        <w:tc>
+          <w:tcPr>
+            <w:tcW w:type="dxa" w:w="1440"/>
+          </w:tcPr>
+          <w:p>
+            <w:r>
+              <w:rPr>
+                <w:b w:val="0"/>
+                <w:sz w:val="16"/>
+              </w:rPr>
+              <w:t>Negative price/stock, duplicate model, bad category FK</w:t>
+            </w:r>
+          </w:p>
+        </w:tc>
+        <w:tc>
+          <w:tcPr>
+            <w:tcW w:type="dxa" w:w="1440"/>
+          </w:tcPr>
+          <w:p>
+            <w:r>
+              <w:rPr>
+                <w:b w:val="0"/>
+                <w:sz w:val="16"/>
+              </w:rPr>
+              <w:t>ORA-02290 / ORA-00001 / ORA-02291</w:t>
+            </w:r>
+          </w:p>
+        </w:tc>
+        <w:tc>
+          <w:tcPr>
+            <w:tcW w:type="dxa" w:w="1440"/>
+          </w:tcPr>
+          <w:p>
+            <w:r>
+              <w:rPr>
+                <w:b w:val="0"/>
+                <w:sz w:val="16"/>
+              </w:rPr>
+              <w:t>Not executed: no Oracle instance available</w:t>
             </w:r>
           </w:p>
         </w:tc>
@@ -11526,27 +13021,27 @@
                 <w:b/>
                 <w:sz w:val="16"/>
               </w:rPr>
-              <w:t>PASSED</w:t>
-            </w:r>
-            <w:r>
-              <w:rPr>
-                <w:b w:val="0"/>
-                <w:sz w:val="16"/>
-              </w:rPr>
-            </w:r>
-          </w:p>
-        </w:tc>
-        <w:tc>
-          <w:tcPr>
-            <w:tcW w:type="dxa" w:w="1440"/>
-          </w:tcPr>
-          <w:p>
-            <w:r>
-              <w:rPr>
-                <w:b w:val="0"/>
-                <w:sz w:val="16"/>
-              </w:rPr>
-              <w:t>Fake DB connection - proves SQL/transaction logic, not Oracle behaviour</w:t>
+              <w:t>BLOCKED</w:t>
+            </w:r>
+            <w:r>
+              <w:rPr>
+                <w:b w:val="0"/>
+                <w:sz w:val="16"/>
+              </w:rPr>
+            </w:r>
+          </w:p>
+        </w:tc>
+        <w:tc>
+          <w:tcPr>
+            <w:tcW w:type="dxa" w:w="1440"/>
+          </w:tcPr>
+          <w:p>
+            <w:r>
+              <w:rPr>
+                <w:b w:val="0"/>
+                <w:sz w:val="16"/>
+              </w:rPr>
+              <w:t>Requires live Oracle test schema</w:t>
             </w:r>
           </w:p>
         </w:tc>
@@ -11562,49 +13057,49 @@
                 <w:b w:val="0"/>
                 <w:sz w:val="16"/>
               </w:rPr>
-              <w:t>SVC-15</w:t>
-            </w:r>
-          </w:p>
-        </w:tc>
-        <w:tc>
-          <w:tcPr>
-            <w:tcW w:type="dxa" w:w="1440"/>
-          </w:tcPr>
-          <w:p>
-            <w:r>
-              <w:rPr>
-                <w:b w:val="0"/>
-                <w:sz w:val="16"/>
-              </w:rPr>
-              <w:t>Every statement uses bind variables; create_sale has no price/total input</w:t>
-            </w:r>
-          </w:p>
-        </w:tc>
-        <w:tc>
-          <w:tcPr>
-            <w:tcW w:type="dxa" w:w="1440"/>
-          </w:tcPr>
-          <w:p>
-            <w:r>
-              <w:rPr>
-                <w:b w:val="0"/>
-                <w:sz w:val="16"/>
-              </w:rPr>
-              <w:t>no literals from user data in SQL</w:t>
-            </w:r>
-          </w:p>
-        </w:tc>
-        <w:tc>
-          <w:tcPr>
-            <w:tcW w:type="dxa" w:w="1440"/>
-          </w:tcPr>
-          <w:p>
-            <w:r>
-              <w:rPr>
-                <w:b w:val="0"/>
-                <w:sz w:val="16"/>
-              </w:rPr>
-              <w:t>Executed; assertions held</w:t>
+              <w:t>INT-05</w:t>
+            </w:r>
+          </w:p>
+        </w:tc>
+        <w:tc>
+          <w:tcPr>
+            <w:tcW w:type="dxa" w:w="1440"/>
+          </w:tcPr>
+          <w:p>
+            <w:r>
+              <w:rPr>
+                <w:b w:val="0"/>
+                <w:sz w:val="16"/>
+              </w:rPr>
+              <w:t>SALE_ITEMS with LINE_TOTAL != QUANTITY*UNIT_PRICE</w:t>
+            </w:r>
+          </w:p>
+        </w:tc>
+        <w:tc>
+          <w:tcPr>
+            <w:tcW w:type="dxa" w:w="1440"/>
+          </w:tcPr>
+          <w:p>
+            <w:r>
+              <w:rPr>
+                <w:b w:val="0"/>
+                <w:sz w:val="16"/>
+              </w:rPr>
+              <w:t>ORA-02290</w:t>
+            </w:r>
+          </w:p>
+        </w:tc>
+        <w:tc>
+          <w:tcPr>
+            <w:tcW w:type="dxa" w:w="1440"/>
+          </w:tcPr>
+          <w:p>
+            <w:r>
+              <w:rPr>
+                <w:b w:val="0"/>
+                <w:sz w:val="16"/>
+              </w:rPr>
+              <w:t>Not executed: no Oracle instance available</w:t>
             </w:r>
           </w:p>
         </w:tc>
@@ -11624,27 +13119,27 @@
                 <w:b/>
                 <w:sz w:val="16"/>
               </w:rPr>
-              <w:t>PASSED</w:t>
-            </w:r>
-            <w:r>
-              <w:rPr>
-                <w:b w:val="0"/>
-                <w:sz w:val="16"/>
-              </w:rPr>
-            </w:r>
-          </w:p>
-        </w:tc>
-        <w:tc>
-          <w:tcPr>
-            <w:tcW w:type="dxa" w:w="1440"/>
-          </w:tcPr>
-          <w:p>
-            <w:r>
-              <w:rPr>
-                <w:b w:val="0"/>
-                <w:sz w:val="16"/>
-              </w:rPr>
-              <w:t>Fake DB connection - proves SQL/transaction logic, not Oracle behaviour</w:t>
+              <w:t>BLOCKED</w:t>
+            </w:r>
+            <w:r>
+              <w:rPr>
+                <w:b w:val="0"/>
+                <w:sz w:val="16"/>
+              </w:rPr>
+            </w:r>
+          </w:p>
+        </w:tc>
+        <w:tc>
+          <w:tcPr>
+            <w:tcW w:type="dxa" w:w="1440"/>
+          </w:tcPr>
+          <w:p>
+            <w:r>
+              <w:rPr>
+                <w:b w:val="0"/>
+                <w:sz w:val="16"/>
+              </w:rPr>
+              <w:t>Requires live Oracle test schema</w:t>
             </w:r>
           </w:p>
         </w:tc>
@@ -11660,49 +13155,49 @@
                 <w:b w:val="0"/>
                 <w:sz w:val="16"/>
               </w:rPr>
-              <w:t>SVC-16</w:t>
-            </w:r>
-          </w:p>
-        </w:tc>
-        <w:tc>
-          <w:tcPr>
-            <w:tcW w:type="dxa" w:w="1440"/>
-          </w:tcPr>
-          <w:p>
-            <w:r>
-              <w:rPr>
-                <w:b w:val="0"/>
-                <w:sz w:val="16"/>
-              </w:rPr>
-              <w:t>advanced_features.sql trigger body</w:t>
-            </w:r>
-          </w:p>
-        </w:tc>
-        <w:tc>
-          <w:tcPr>
-            <w:tcW w:type="dxa" w:w="1440"/>
-          </w:tcPr>
-          <w:p>
-            <w:r>
-              <w:rPr>
-                <w:b w:val="0"/>
-                <w:sz w:val="16"/>
-              </w:rPr>
-              <w:t>contains no UPDATE of PRODUCTS (single deduction point)</w:t>
-            </w:r>
-          </w:p>
-        </w:tc>
-        <w:tc>
-          <w:tcPr>
-            <w:tcW w:type="dxa" w:w="1440"/>
-          </w:tcPr>
-          <w:p>
-            <w:r>
-              <w:rPr>
-                <w:b w:val="0"/>
-                <w:sz w:val="16"/>
-              </w:rPr>
-              <w:t>Executed; assertions held</w:t>
+              <w:t>INT-06</w:t>
+            </w:r>
+          </w:p>
+        </w:tc>
+        <w:tc>
+          <w:tcPr>
+            <w:tcW w:type="dxa" w:w="1440"/>
+          </w:tcPr>
+          <w:p>
+            <w:r>
+              <w:rPr>
+                <w:b w:val="0"/>
+                <w:sz w:val="16"/>
+              </w:rPr>
+              <w:t>Delete category/customer/product that history references</w:t>
+            </w:r>
+          </w:p>
+        </w:tc>
+        <w:tc>
+          <w:tcPr>
+            <w:tcW w:type="dxa" w:w="1440"/>
+          </w:tcPr>
+          <w:p>
+            <w:r>
+              <w:rPr>
+                <w:b w:val="0"/>
+                <w:sz w:val="16"/>
+              </w:rPr>
+              <w:t>ConflictError (ORA-02292 translated)</w:t>
+            </w:r>
+          </w:p>
+        </w:tc>
+        <w:tc>
+          <w:tcPr>
+            <w:tcW w:type="dxa" w:w="1440"/>
+          </w:tcPr>
+          <w:p>
+            <w:r>
+              <w:rPr>
+                <w:b w:val="0"/>
+                <w:sz w:val="16"/>
+              </w:rPr>
+              <w:t>Not executed: no Oracle instance available</w:t>
             </w:r>
           </w:p>
         </w:tc>
@@ -11722,27 +13217,27 @@
                 <w:b/>
                 <w:sz w:val="16"/>
               </w:rPr>
-              <w:t>PASSED</w:t>
-            </w:r>
-            <w:r>
-              <w:rPr>
-                <w:b w:val="0"/>
-                <w:sz w:val="16"/>
-              </w:rPr>
-            </w:r>
-          </w:p>
-        </w:tc>
-        <w:tc>
-          <w:tcPr>
-            <w:tcW w:type="dxa" w:w="1440"/>
-          </w:tcPr>
-          <w:p>
-            <w:r>
-              <w:rPr>
-                <w:b w:val="0"/>
-                <w:sz w:val="16"/>
-              </w:rPr>
-              <w:t>Fake DB connection - proves SQL/transaction logic, not Oracle behaviour</w:t>
+              <w:t>BLOCKED</w:t>
+            </w:r>
+            <w:r>
+              <w:rPr>
+                <w:b w:val="0"/>
+                <w:sz w:val="16"/>
+              </w:rPr>
+            </w:r>
+          </w:p>
+        </w:tc>
+        <w:tc>
+          <w:tcPr>
+            <w:tcW w:type="dxa" w:w="1440"/>
+          </w:tcPr>
+          <w:p>
+            <w:r>
+              <w:rPr>
+                <w:b w:val="0"/>
+                <w:sz w:val="16"/>
+              </w:rPr>
+              <w:t>Requires live Oracle test schema</w:t>
             </w:r>
           </w:p>
         </w:tc>
@@ -11758,49 +13253,49 @@
                 <w:b w:val="0"/>
                 <w:sz w:val="16"/>
               </w:rPr>
-              <w:t>SVC-17</w:t>
-            </w:r>
-          </w:p>
-        </w:tc>
-        <w:tc>
-          <w:tcPr>
-            <w:tcW w:type="dxa" w:w="1440"/>
-          </w:tcPr>
-          <w:p>
-            <w:r>
-              <w:rPr>
-                <w:b w:val="0"/>
-                <w:sz w:val="16"/>
-              </w:rPr>
-              <w:t>SQL-injection text in a product name</w:t>
-            </w:r>
-          </w:p>
-        </w:tc>
-        <w:tc>
-          <w:tcPr>
-            <w:tcW w:type="dxa" w:w="1440"/>
-          </w:tcPr>
-          <w:p>
-            <w:r>
-              <w:rPr>
-                <w:b w:val="0"/>
-                <w:sz w:val="16"/>
-              </w:rPr>
-              <w:t>stays in bind params, never in the SQL string</w:t>
-            </w:r>
-          </w:p>
-        </w:tc>
-        <w:tc>
-          <w:tcPr>
-            <w:tcW w:type="dxa" w:w="1440"/>
-          </w:tcPr>
-          <w:p>
-            <w:r>
-              <w:rPr>
-                <w:b w:val="0"/>
-                <w:sz w:val="16"/>
-              </w:rPr>
-              <w:t>Executed; assertions held</w:t>
+              <w:t>INT-07</w:t>
+            </w:r>
+          </w:p>
+        </w:tc>
+        <w:tc>
+          <w:tcPr>
+            <w:tcW w:type="dxa" w:w="1440"/>
+          </w:tcPr>
+          <w:p>
+            <w:r>
+              <w:rPr>
+                <w:b w:val="0"/>
+                <w:sz w:val="16"/>
+              </w:rPr>
+              <w:t>Create, read, update, delete a category and customer through the services</w:t>
+            </w:r>
+          </w:p>
+        </w:tc>
+        <w:tc>
+          <w:tcPr>
+            <w:tcW w:type="dxa" w:w="1440"/>
+          </w:tcPr>
+          <w:p>
+            <w:r>
+              <w:rPr>
+                <w:b w:val="0"/>
+                <w:sz w:val="16"/>
+              </w:rPr>
+              <w:t>each step reflected in DB</w:t>
+            </w:r>
+          </w:p>
+        </w:tc>
+        <w:tc>
+          <w:tcPr>
+            <w:tcW w:type="dxa" w:w="1440"/>
+          </w:tcPr>
+          <w:p>
+            <w:r>
+              <w:rPr>
+                <w:b w:val="0"/>
+                <w:sz w:val="16"/>
+              </w:rPr>
+              <w:t>Not executed: no Oracle instance available</w:t>
             </w:r>
           </w:p>
         </w:tc>
@@ -11820,27 +13315,27 @@
                 <w:b/>
                 <w:sz w:val="16"/>
               </w:rPr>
-              <w:t>PASSED</w:t>
-            </w:r>
-            <w:r>
-              <w:rPr>
-                <w:b w:val="0"/>
-                <w:sz w:val="16"/>
-              </w:rPr>
-            </w:r>
-          </w:p>
-        </w:tc>
-        <w:tc>
-          <w:tcPr>
-            <w:tcW w:type="dxa" w:w="1440"/>
-          </w:tcPr>
-          <w:p>
-            <w:r>
-              <w:rPr>
-                <w:b w:val="0"/>
-                <w:sz w:val="16"/>
-              </w:rPr>
-              <w:t>Fake DB connection - proves SQL/transaction logic, not Oracle behaviour</w:t>
+              <w:t>BLOCKED</w:t>
+            </w:r>
+            <w:r>
+              <w:rPr>
+                <w:b w:val="0"/>
+                <w:sz w:val="16"/>
+              </w:rPr>
+            </w:r>
+          </w:p>
+        </w:tc>
+        <w:tc>
+          <w:tcPr>
+            <w:tcW w:type="dxa" w:w="1440"/>
+          </w:tcPr>
+          <w:p>
+            <w:r>
+              <w:rPr>
+                <w:b w:val="0"/>
+                <w:sz w:val="16"/>
+              </w:rPr>
+              <w:t>Requires live Oracle test schema</w:t>
             </w:r>
           </w:p>
         </w:tc>
@@ -11856,49 +13351,49 @@
                 <w:b w:val="0"/>
                 <w:sz w:val="16"/>
               </w:rPr>
-              <w:t>SVC-18</w:t>
-            </w:r>
-          </w:p>
-        </w:tc>
-        <w:tc>
-          <w:tcPr>
-            <w:tcW w:type="dxa" w:w="1440"/>
-          </w:tcPr>
-          <w:p>
-            <w:r>
-              <w:rPr>
-                <w:b w:val="0"/>
-                <w:sz w:val="16"/>
-              </w:rPr>
-              <w:t>Negative price or stock in the form</w:t>
-            </w:r>
-          </w:p>
-        </w:tc>
-        <w:tc>
-          <w:tcPr>
-            <w:tcW w:type="dxa" w:w="1440"/>
-          </w:tcPr>
-          <w:p>
-            <w:r>
-              <w:rPr>
-                <w:b w:val="0"/>
-                <w:sz w:val="16"/>
-              </w:rPr>
-              <w:t>ValidationError before any SQL</w:t>
-            </w:r>
-          </w:p>
-        </w:tc>
-        <w:tc>
-          <w:tcPr>
-            <w:tcW w:type="dxa" w:w="1440"/>
-          </w:tcPr>
-          <w:p>
-            <w:r>
-              <w:rPr>
-                <w:b w:val="0"/>
-                <w:sz w:val="16"/>
-              </w:rPr>
-              <w:t>Executed; assertions held</w:t>
+              <w:t>INT-08</w:t>
+            </w:r>
+          </w:p>
+        </w:tc>
+        <w:tc>
+          <w:tcPr>
+            <w:tcW w:type="dxa" w:w="1440"/>
+          </w:tcPr>
+          <w:p>
+            <w:r>
+              <w:rPr>
+                <w:b w:val="0"/>
+                <w:sz w:val="16"/>
+              </w:rPr>
+              <w:t>SP_RESTOCK_PRODUCT</w:t>
+            </w:r>
+          </w:p>
+        </w:tc>
+        <w:tc>
+          <w:tcPr>
+            <w:tcW w:type="dxa" w:w="1440"/>
+          </w:tcPr>
+          <w:p>
+            <w:r>
+              <w:rPr>
+                <w:b w:val="0"/>
+                <w:sz w:val="16"/>
+              </w:rPr>
+              <w:t>+5 stock on success; ORA-20001 for 0, ORA-20002 unknown product</w:t>
+            </w:r>
+          </w:p>
+        </w:tc>
+        <w:tc>
+          <w:tcPr>
+            <w:tcW w:type="dxa" w:w="1440"/>
+          </w:tcPr>
+          <w:p>
+            <w:r>
+              <w:rPr>
+                <w:b w:val="0"/>
+                <w:sz w:val="16"/>
+              </w:rPr>
+              <w:t>Not executed: no Oracle instance available</w:t>
             </w:r>
           </w:p>
         </w:tc>
@@ -11918,27 +13413,27 @@
                 <w:b/>
                 <w:sz w:val="16"/>
               </w:rPr>
-              <w:t>PASSED</w:t>
-            </w:r>
-            <w:r>
-              <w:rPr>
-                <w:b w:val="0"/>
-                <w:sz w:val="16"/>
-              </w:rPr>
-            </w:r>
-          </w:p>
-        </w:tc>
-        <w:tc>
-          <w:tcPr>
-            <w:tcW w:type="dxa" w:w="1440"/>
-          </w:tcPr>
-          <w:p>
-            <w:r>
-              <w:rPr>
-                <w:b w:val="0"/>
-                <w:sz w:val="16"/>
-              </w:rPr>
-              <w:t>Fake DB connection - proves SQL/transaction logic, not Oracle behaviour</w:t>
+              <w:t>BLOCKED</w:t>
+            </w:r>
+            <w:r>
+              <w:rPr>
+                <w:b w:val="0"/>
+                <w:sz w:val="16"/>
+              </w:rPr>
+            </w:r>
+          </w:p>
+        </w:tc>
+        <w:tc>
+          <w:tcPr>
+            <w:tcW w:type="dxa" w:w="1440"/>
+          </w:tcPr>
+          <w:p>
+            <w:r>
+              <w:rPr>
+                <w:b w:val="0"/>
+                <w:sz w:val="16"/>
+              </w:rPr>
+              <w:t>Requires live Oracle test schema</w:t>
             </w:r>
           </w:p>
         </w:tc>
@@ -11954,49 +13449,49 @@
                 <w:b w:val="0"/>
                 <w:sz w:val="16"/>
               </w:rPr>
-              <w:t>SVC-19</w:t>
-            </w:r>
-          </w:p>
-        </w:tc>
-        <w:tc>
-          <w:tcPr>
-            <w:tcW w:type="dxa" w:w="1440"/>
-          </w:tcPr>
-          <w:p>
-            <w:r>
-              <w:rPr>
-                <w:b w:val="0"/>
-                <w:sz w:val="16"/>
-              </w:rPr>
-              <w:t>UPDATE affecting 0 rows</w:t>
-            </w:r>
-          </w:p>
-        </w:tc>
-        <w:tc>
-          <w:tcPr>
-            <w:tcW w:type="dxa" w:w="1440"/>
-          </w:tcPr>
-          <w:p>
-            <w:r>
-              <w:rPr>
-                <w:b w:val="0"/>
-                <w:sz w:val="16"/>
-              </w:rPr>
-              <w:t>NotFoundError (404)</w:t>
-            </w:r>
-          </w:p>
-        </w:tc>
-        <w:tc>
-          <w:tcPr>
-            <w:tcW w:type="dxa" w:w="1440"/>
-          </w:tcPr>
-          <w:p>
-            <w:r>
-              <w:rPr>
-                <w:b w:val="0"/>
-                <w:sz w:val="16"/>
-              </w:rPr>
-              <w:t>Executed; assertions held</w:t>
+              <w:t>INT-09</w:t>
+            </w:r>
+          </w:p>
+        </w:tc>
+        <w:tc>
+          <w:tcPr>
+            <w:tcW w:type="dxa" w:w="1440"/>
+          </w:tcPr>
+          <w:p>
+            <w:r>
+              <w:rPr>
+                <w:b w:val="0"/>
+                <w:sz w:val="16"/>
+              </w:rPr>
+              <w:t>FN_CUSTOMER_TOTAL_SPEND</w:t>
+            </w:r>
+          </w:p>
+        </w:tc>
+        <w:tc>
+          <w:tcPr>
+            <w:tcW w:type="dxa" w:w="1440"/>
+          </w:tcPr>
+          <w:p>
+            <w:r>
+              <w:rPr>
+                <w:b w:val="0"/>
+                <w:sz w:val="16"/>
+              </w:rPr>
+              <w:t>0 before sales, equals sale total after, ORA-20010 for unknown customer</w:t>
+            </w:r>
+          </w:p>
+        </w:tc>
+        <w:tc>
+          <w:tcPr>
+            <w:tcW w:type="dxa" w:w="1440"/>
+          </w:tcPr>
+          <w:p>
+            <w:r>
+              <w:rPr>
+                <w:b w:val="0"/>
+                <w:sz w:val="16"/>
+              </w:rPr>
+              <w:t>Not executed: no Oracle instance available</w:t>
             </w:r>
           </w:p>
         </w:tc>
@@ -12016,27 +13511,27 @@
                 <w:b/>
                 <w:sz w:val="16"/>
               </w:rPr>
-              <w:t>PASSED</w:t>
-            </w:r>
-            <w:r>
-              <w:rPr>
-                <w:b w:val="0"/>
-                <w:sz w:val="16"/>
-              </w:rPr>
-            </w:r>
-          </w:p>
-        </w:tc>
-        <w:tc>
-          <w:tcPr>
-            <w:tcW w:type="dxa" w:w="1440"/>
-          </w:tcPr>
-          <w:p>
-            <w:r>
-              <w:rPr>
-                <w:b w:val="0"/>
-                <w:sz w:val="16"/>
-              </w:rPr>
-              <w:t>Fake DB connection - proves SQL/transaction logic, not Oracle behaviour</w:t>
+              <w:t>BLOCKED</w:t>
+            </w:r>
+            <w:r>
+              <w:rPr>
+                <w:b w:val="0"/>
+                <w:sz w:val="16"/>
+              </w:rPr>
+            </w:r>
+          </w:p>
+        </w:tc>
+        <w:tc>
+          <w:tcPr>
+            <w:tcW w:type="dxa" w:w="1440"/>
+          </w:tcPr>
+          <w:p>
+            <w:r>
+              <w:rPr>
+                <w:b w:val="0"/>
+                <w:sz w:val="16"/>
+              </w:rPr>
+              <w:t>Requires live Oracle test schema</w:t>
             </w:r>
           </w:p>
         </w:tc>
@@ -12052,49 +13547,49 @@
                 <w:b w:val="0"/>
                 <w:sz w:val="16"/>
               </w:rPr>
-              <w:t>SVC-20</w:t>
-            </w:r>
-          </w:p>
-        </w:tc>
-        <w:tc>
-          <w:tcPr>
-            <w:tcW w:type="dxa" w:w="1440"/>
-          </w:tcPr>
-          <w:p>
-            <w:r>
-              <w:rPr>
-                <w:b w:val="0"/>
-                <w:sz w:val="16"/>
-              </w:rPr>
-              <w:t>ORA-02292 on delete</w:t>
-            </w:r>
-          </w:p>
-        </w:tc>
-        <w:tc>
-          <w:tcPr>
-            <w:tcW w:type="dxa" w:w="1440"/>
-          </w:tcPr>
-          <w:p>
-            <w:r>
-              <w:rPr>
-                <w:b w:val="0"/>
-                <w:sz w:val="16"/>
-              </w:rPr>
-              <w:t>ConflictError with friendly text, no ORA code/constraint name leaked</w:t>
-            </w:r>
-          </w:p>
-        </w:tc>
-        <w:tc>
-          <w:tcPr>
-            <w:tcW w:type="dxa" w:w="1440"/>
-          </w:tcPr>
-          <w:p>
-            <w:r>
-              <w:rPr>
-                <w:b w:val="0"/>
-                <w:sz w:val="16"/>
-              </w:rPr>
-              <w:t>Executed; assertions held</w:t>
+              <w:t>INT-10</w:t>
+            </w:r>
+          </w:p>
+        </w:tc>
+        <w:tc>
+          <w:tcPr>
+            <w:tcW w:type="dxa" w:w="1440"/>
+          </w:tcPr>
+          <w:p>
+            <w:r>
+              <w:rPr>
+                <w:b w:val="0"/>
+                <w:sz w:val="16"/>
+              </w:rPr>
+              <w:t>TRG_SALES_PROTECT_HISTORY</w:t>
+            </w:r>
+          </w:p>
+        </w:tc>
+        <w:tc>
+          <w:tcPr>
+            <w:tcW w:type="dxa" w:w="1440"/>
+          </w:tcPr>
+          <w:p>
+            <w:r>
+              <w:rPr>
+                <w:b w:val="0"/>
+                <w:sz w:val="16"/>
+              </w:rPr>
+              <w:t>DELETE -&gt; ORA-20030, UPDATE total -&gt; ORA-20031</w:t>
+            </w:r>
+          </w:p>
+        </w:tc>
+        <w:tc>
+          <w:tcPr>
+            <w:tcW w:type="dxa" w:w="1440"/>
+          </w:tcPr>
+          <w:p>
+            <w:r>
+              <w:rPr>
+                <w:b w:val="0"/>
+                <w:sz w:val="16"/>
+              </w:rPr>
+              <w:t>Not executed: no Oracle instance available</w:t>
             </w:r>
           </w:p>
         </w:tc>
@@ -12114,27 +13609,27 @@
                 <w:b/>
                 <w:sz w:val="16"/>
               </w:rPr>
-              <w:t>PASSED</w:t>
-            </w:r>
-            <w:r>
-              <w:rPr>
-                <w:b w:val="0"/>
-                <w:sz w:val="16"/>
-              </w:rPr>
-            </w:r>
-          </w:p>
-        </w:tc>
-        <w:tc>
-          <w:tcPr>
-            <w:tcW w:type="dxa" w:w="1440"/>
-          </w:tcPr>
-          <w:p>
-            <w:r>
-              <w:rPr>
-                <w:b w:val="0"/>
-                <w:sz w:val="16"/>
-              </w:rPr>
-              <w:t>Fake DB connection - proves SQL/transaction logic, not Oracle behaviour</w:t>
+              <w:t>BLOCKED</w:t>
+            </w:r>
+            <w:r>
+              <w:rPr>
+                <w:b w:val="0"/>
+                <w:sz w:val="16"/>
+              </w:rPr>
+            </w:r>
+          </w:p>
+        </w:tc>
+        <w:tc>
+          <w:tcPr>
+            <w:tcW w:type="dxa" w:w="1440"/>
+          </w:tcPr>
+          <w:p>
+            <w:r>
+              <w:rPr>
+                <w:b w:val="0"/>
+                <w:sz w:val="16"/>
+              </w:rPr>
+              <w:t>Requires live Oracle test schema</w:t>
             </w:r>
           </w:p>
         </w:tc>
@@ -12150,49 +13645,49 @@
                 <w:b w:val="0"/>
                 <w:sz w:val="16"/>
               </w:rPr>
-              <w:t>SVC-21</w:t>
-            </w:r>
-          </w:p>
-        </w:tc>
-        <w:tc>
-          <w:tcPr>
-            <w:tcW w:type="dxa" w:w="1440"/>
-          </w:tcPr>
-          <w:p>
-            <w:r>
-              <w:rPr>
-                <w:b w:val="0"/>
-                <w:sz w:val="16"/>
-              </w:rPr>
-              <w:t>ORA-00001 on insert</w:t>
-            </w:r>
-          </w:p>
-        </w:tc>
-        <w:tc>
-          <w:tcPr>
-            <w:tcW w:type="dxa" w:w="1440"/>
-          </w:tcPr>
-          <w:p>
-            <w:r>
-              <w:rPr>
-                <w:b w:val="0"/>
-                <w:sz w:val="16"/>
-              </w:rPr>
-              <w:t>ConflictError (409) with generic message</w:t>
-            </w:r>
-          </w:p>
-        </w:tc>
-        <w:tc>
-          <w:tcPr>
-            <w:tcW w:type="dxa" w:w="1440"/>
-          </w:tcPr>
-          <w:p>
-            <w:r>
-              <w:rPr>
-                <w:b w:val="0"/>
-                <w:sz w:val="16"/>
-              </w:rPr>
-              <w:t>Executed; assertions held</w:t>
+              <w:t>INT-11</w:t>
+            </w:r>
+          </w:p>
+        </w:tc>
+        <w:tc>
+          <w:tcPr>
+            <w:tcW w:type="dxa" w:w="1440"/>
+          </w:tcPr>
+          <w:p>
+            <w:r>
+              <w:rPr>
+                <w:b w:val="0"/>
+                <w:sz w:val="16"/>
+              </w:rPr>
+              <w:t>V_SALES_SUMMARY</w:t>
+            </w:r>
+          </w:p>
+        </w:tc>
+        <w:tc>
+          <w:tcPr>
+            <w:tcW w:type="dxa" w:w="1440"/>
+          </w:tcPr>
+          <w:p>
+            <w:r>
+              <w:rPr>
+                <w:b w:val="0"/>
+                <w:sz w:val="16"/>
+              </w:rPr>
+              <w:t>shows the new sale with correct line/unit counts and TOTAL_MATCHES = 'Y'</w:t>
+            </w:r>
+          </w:p>
+        </w:tc>
+        <w:tc>
+          <w:tcPr>
+            <w:tcW w:type="dxa" w:w="1440"/>
+          </w:tcPr>
+          <w:p>
+            <w:r>
+              <w:rPr>
+                <w:b w:val="0"/>
+                <w:sz w:val="16"/>
+              </w:rPr>
+              <w:t>Not executed: no Oracle instance available</w:t>
             </w:r>
           </w:p>
         </w:tc>
@@ -12212,27 +13707,27 @@
                 <w:b/>
                 <w:sz w:val="16"/>
               </w:rPr>
-              <w:t>PASSED</w:t>
-            </w:r>
-            <w:r>
-              <w:rPr>
-                <w:b w:val="0"/>
-                <w:sz w:val="16"/>
-              </w:rPr>
-            </w:r>
-          </w:p>
-        </w:tc>
-        <w:tc>
-          <w:tcPr>
-            <w:tcW w:type="dxa" w:w="1440"/>
-          </w:tcPr>
-          <w:p>
-            <w:r>
-              <w:rPr>
-                <w:b w:val="0"/>
-                <w:sz w:val="16"/>
-              </w:rPr>
-              <w:t>Fake DB connection - proves SQL/transaction logic, not Oracle behaviour</w:t>
+              <w:t>BLOCKED</w:t>
+            </w:r>
+            <w:r>
+              <w:rPr>
+                <w:b w:val="0"/>
+                <w:sz w:val="16"/>
+              </w:rPr>
+            </w:r>
+          </w:p>
+        </w:tc>
+        <w:tc>
+          <w:tcPr>
+            <w:tcW w:type="dxa" w:w="1440"/>
+          </w:tcPr>
+          <w:p>
+            <w:r>
+              <w:rPr>
+                <w:b w:val="0"/>
+                <w:sz w:val="16"/>
+              </w:rPr>
+              <w:t>Requires live Oracle test schema</w:t>
             </w:r>
           </w:p>
         </w:tc>
@@ -12248,49 +13743,49 @@
                 <w:b w:val="0"/>
                 <w:sz w:val="16"/>
               </w:rPr>
-              <w:t>SVC-22</w:t>
-            </w:r>
-          </w:p>
-        </w:tc>
-        <w:tc>
-          <w:tcPr>
-            <w:tcW w:type="dxa" w:w="1440"/>
-          </w:tcPr>
-          <w:p>
-            <w:r>
-              <w:rPr>
-                <w:b w:val="0"/>
-                <w:sz w:val="16"/>
-              </w:rPr>
-              <w:t>Listener down (ORA-12541)</w:t>
-            </w:r>
-          </w:p>
-        </w:tc>
-        <w:tc>
-          <w:tcPr>
-            <w:tcW w:type="dxa" w:w="1440"/>
-          </w:tcPr>
-          <w:p>
-            <w:r>
-              <w:rPr>
-                <w:b w:val="0"/>
-                <w:sz w:val="16"/>
-              </w:rPr>
-              <w:t>DatabaseUnavailableError (503) without host/user/password details</w:t>
-            </w:r>
-          </w:p>
-        </w:tc>
-        <w:tc>
-          <w:tcPr>
-            <w:tcW w:type="dxa" w:w="1440"/>
-          </w:tcPr>
-          <w:p>
-            <w:r>
-              <w:rPr>
-                <w:b w:val="0"/>
-                <w:sz w:val="16"/>
-              </w:rPr>
-              <w:t>Executed; assertions held</w:t>
+              <w:t>INT-12</w:t>
+            </w:r>
+          </w:p>
+        </w:tc>
+        <w:tc>
+          <w:tcPr>
+            <w:tcW w:type="dxa" w:w="1440"/>
+          </w:tcPr>
+          <w:p>
+            <w:r>
+              <w:rPr>
+                <w:b w:val="0"/>
+                <w:sz w:val="16"/>
+              </w:rPr>
+              <w:t>Two-item sale</w:t>
+            </w:r>
+          </w:p>
+        </w:tc>
+        <w:tc>
+          <w:tcPr>
+            <w:tcW w:type="dxa" w:w="1440"/>
+          </w:tcPr>
+          <w:p>
+            <w:r>
+              <w:rPr>
+                <w:b w:val="0"/>
+                <w:sz w:val="16"/>
+              </w:rPr>
+              <w:t>totals from DB prices (2*100.00+3*49.50=348.50), stock 10-&gt;8 and 5-&gt;2, items stored</w:t>
+            </w:r>
+          </w:p>
+        </w:tc>
+        <w:tc>
+          <w:tcPr>
+            <w:tcW w:type="dxa" w:w="1440"/>
+          </w:tcPr>
+          <w:p>
+            <w:r>
+              <w:rPr>
+                <w:b w:val="0"/>
+                <w:sz w:val="16"/>
+              </w:rPr>
+              <w:t>Not executed: no Oracle instance available</w:t>
             </w:r>
           </w:p>
         </w:tc>
@@ -12310,27 +13805,27 @@
                 <w:b/>
                 <w:sz w:val="16"/>
               </w:rPr>
-              <w:t>PASSED</w:t>
-            </w:r>
-            <w:r>
-              <w:rPr>
-                <w:b w:val="0"/>
-                <w:sz w:val="16"/>
-              </w:rPr>
-            </w:r>
-          </w:p>
-        </w:tc>
-        <w:tc>
-          <w:tcPr>
-            <w:tcW w:type="dxa" w:w="1440"/>
-          </w:tcPr>
-          <w:p>
-            <w:r>
-              <w:rPr>
-                <w:b w:val="0"/>
-                <w:sz w:val="16"/>
-              </w:rPr>
-              <w:t>Fake DB connection - proves SQL/transaction logic, not Oracle behaviour</w:t>
+              <w:t>BLOCKED</w:t>
+            </w:r>
+            <w:r>
+              <w:rPr>
+                <w:b w:val="0"/>
+                <w:sz w:val="16"/>
+              </w:rPr>
+            </w:r>
+          </w:p>
+        </w:tc>
+        <w:tc>
+          <w:tcPr>
+            <w:tcW w:type="dxa" w:w="1440"/>
+          </w:tcPr>
+          <w:p>
+            <w:r>
+              <w:rPr>
+                <w:b w:val="0"/>
+                <w:sz w:val="16"/>
+              </w:rPr>
+              <w:t>Requires live Oracle test schema</w:t>
             </w:r>
           </w:p>
         </w:tc>
@@ -12346,49 +13841,49 @@
                 <w:b w:val="0"/>
                 <w:sz w:val="16"/>
               </w:rPr>
-              <w:t>SVC-23</w:t>
-            </w:r>
-          </w:p>
-        </w:tc>
-        <w:tc>
-          <w:tcPr>
-            <w:tcW w:type="dxa" w:w="1440"/>
-          </w:tcPr>
-          <w:p>
-            <w:r>
-              <w:rPr>
-                <w:b w:val="0"/>
-                <w:sz w:val="16"/>
-              </w:rPr>
-              <w:t>Restock 10 units</w:t>
-            </w:r>
-          </w:p>
-        </w:tc>
-        <w:tc>
-          <w:tcPr>
-            <w:tcW w:type="dxa" w:w="1440"/>
-          </w:tcPr>
-          <w:p>
-            <w:r>
-              <w:rPr>
-                <w:b w:val="0"/>
-                <w:sz w:val="16"/>
-              </w:rPr>
-              <w:t>SP_RESTOCK_PRODUCT called with (id, qty), exactly one commit</w:t>
-            </w:r>
-          </w:p>
-        </w:tc>
-        <w:tc>
-          <w:tcPr>
-            <w:tcW w:type="dxa" w:w="1440"/>
-          </w:tcPr>
-          <w:p>
-            <w:r>
-              <w:rPr>
-                <w:b w:val="0"/>
-                <w:sz w:val="16"/>
-              </w:rPr>
-              <w:t>Executed; assertions held</w:t>
+              <w:t>INT-13</w:t>
+            </w:r>
+          </w:p>
+        </w:tc>
+        <w:tc>
+          <w:tcPr>
+            <w:tcW w:type="dxa" w:w="1440"/>
+          </w:tcPr>
+          <w:p>
+            <w:r>
+              <w:rPr>
+                <w:b w:val="0"/>
+                <w:sz w:val="16"/>
+              </w:rPr>
+              <w:t>Quantity above stock</w:t>
+            </w:r>
+          </w:p>
+        </w:tc>
+        <w:tc>
+          <w:tcPr>
+            <w:tcW w:type="dxa" w:w="1440"/>
+          </w:tcPr>
+          <w:p>
+            <w:r>
+              <w:rPr>
+                <w:b w:val="0"/>
+                <w:sz w:val="16"/>
+              </w:rPr>
+              <w:t>InsufficientStockError; no sale row, stock unchanged</w:t>
+            </w:r>
+          </w:p>
+        </w:tc>
+        <w:tc>
+          <w:tcPr>
+            <w:tcW w:type="dxa" w:w="1440"/>
+          </w:tcPr>
+          <w:p>
+            <w:r>
+              <w:rPr>
+                <w:b w:val="0"/>
+                <w:sz w:val="16"/>
+              </w:rPr>
+              <w:t>Not executed: no Oracle instance available</w:t>
             </w:r>
           </w:p>
         </w:tc>
@@ -12408,27 +13903,27 @@
                 <w:b/>
                 <w:sz w:val="16"/>
               </w:rPr>
-              <w:t>PASSED</w:t>
-            </w:r>
-            <w:r>
-              <w:rPr>
-                <w:b w:val="0"/>
-                <w:sz w:val="16"/>
-              </w:rPr>
-            </w:r>
-          </w:p>
-        </w:tc>
-        <w:tc>
-          <w:tcPr>
-            <w:tcW w:type="dxa" w:w="1440"/>
-          </w:tcPr>
-          <w:p>
-            <w:r>
-              <w:rPr>
-                <w:b w:val="0"/>
-                <w:sz w:val="16"/>
-              </w:rPr>
-              <w:t>Fake DB connection - proves SQL/transaction logic, not Oracle behaviour</w:t>
+              <w:t>BLOCKED</w:t>
+            </w:r>
+            <w:r>
+              <w:rPr>
+                <w:b w:val="0"/>
+                <w:sz w:val="16"/>
+              </w:rPr>
+            </w:r>
+          </w:p>
+        </w:tc>
+        <w:tc>
+          <w:tcPr>
+            <w:tcW w:type="dxa" w:w="1440"/>
+          </w:tcPr>
+          <w:p>
+            <w:r>
+              <w:rPr>
+                <w:b w:val="0"/>
+                <w:sz w:val="16"/>
+              </w:rPr>
+              <w:t>Requires live Oracle test schema</w:t>
             </w:r>
           </w:p>
         </w:tc>
@@ -12444,49 +13939,49 @@
                 <w:b w:val="0"/>
                 <w:sz w:val="16"/>
               </w:rPr>
-              <w:t>SVC-24</w:t>
-            </w:r>
-          </w:p>
-        </w:tc>
-        <w:tc>
-          <w:tcPr>
-            <w:tcW w:type="dxa" w:w="1440"/>
-          </w:tcPr>
-          <w:p>
-            <w:r>
-              <w:rPr>
-                <w:b w:val="0"/>
-                <w:sz w:val="16"/>
-              </w:rPr>
-              <w:t>Procedure raises ORA-20002</w:t>
-            </w:r>
-          </w:p>
-        </w:tc>
-        <w:tc>
-          <w:tcPr>
-            <w:tcW w:type="dxa" w:w="1440"/>
-          </w:tcPr>
-          <w:p>
-            <w:r>
-              <w:rPr>
-                <w:b w:val="0"/>
-                <w:sz w:val="16"/>
-              </w:rPr>
-              <w:t>NotFoundError, rolled back</w:t>
-            </w:r>
-          </w:p>
-        </w:tc>
-        <w:tc>
-          <w:tcPr>
-            <w:tcW w:type="dxa" w:w="1440"/>
-          </w:tcPr>
-          <w:p>
-            <w:r>
-              <w:rPr>
-                <w:b w:val="0"/>
-                <w:sz w:val="16"/>
-              </w:rPr>
-              <w:t>Executed; assertions held</w:t>
+              <w:t>INT-14</w:t>
+            </w:r>
+          </w:p>
+        </w:tc>
+        <w:tc>
+          <w:tcPr>
+            <w:tcW w:type="dxa" w:w="1440"/>
+          </w:tcPr>
+          <w:p>
+            <w:r>
+              <w:rPr>
+                <w:b w:val="0"/>
+                <w:sz w:val="16"/>
+              </w:rPr>
+              <w:t>Valid line + nonexistent product</w:t>
+            </w:r>
+          </w:p>
+        </w:tc>
+        <w:tc>
+          <w:tcPr>
+            <w:tcW w:type="dxa" w:w="1440"/>
+          </w:tcPr>
+          <w:p>
+            <w:r>
+              <w:rPr>
+                <w:b w:val="0"/>
+                <w:sz w:val="16"/>
+              </w:rPr>
+              <w:t>ValidationError and the valid line's stock is untouched</w:t>
+            </w:r>
+          </w:p>
+        </w:tc>
+        <w:tc>
+          <w:tcPr>
+            <w:tcW w:type="dxa" w:w="1440"/>
+          </w:tcPr>
+          <w:p>
+            <w:r>
+              <w:rPr>
+                <w:b w:val="0"/>
+                <w:sz w:val="16"/>
+              </w:rPr>
+              <w:t>Not executed: no Oracle instance available</w:t>
             </w:r>
           </w:p>
         </w:tc>
@@ -12506,27 +14001,27 @@
                 <w:b/>
                 <w:sz w:val="16"/>
               </w:rPr>
-              <w:t>PASSED</w:t>
-            </w:r>
-            <w:r>
-              <w:rPr>
-                <w:b w:val="0"/>
-                <w:sz w:val="16"/>
-              </w:rPr>
-            </w:r>
-          </w:p>
-        </w:tc>
-        <w:tc>
-          <w:tcPr>
-            <w:tcW w:type="dxa" w:w="1440"/>
-          </w:tcPr>
-          <w:p>
-            <w:r>
-              <w:rPr>
-                <w:b w:val="0"/>
-                <w:sz w:val="16"/>
-              </w:rPr>
-              <w:t>Fake DB connection - proves SQL/transaction logic, not Oracle behaviour</w:t>
+              <w:t>BLOCKED</w:t>
+            </w:r>
+            <w:r>
+              <w:rPr>
+                <w:b w:val="0"/>
+                <w:sz w:val="16"/>
+              </w:rPr>
+            </w:r>
+          </w:p>
+        </w:tc>
+        <w:tc>
+          <w:tcPr>
+            <w:tcW w:type="dxa" w:w="1440"/>
+          </w:tcPr>
+          <w:p>
+            <w:r>
+              <w:rPr>
+                <w:b w:val="0"/>
+                <w:sz w:val="16"/>
+              </w:rPr>
+              <w:t>Requires live Oracle test schema</w:t>
             </w:r>
           </w:p>
         </w:tc>
@@ -12542,49 +14037,49 @@
                 <w:b w:val="0"/>
                 <w:sz w:val="16"/>
               </w:rPr>
-              <w:t>SVC-25</w:t>
-            </w:r>
-          </w:p>
-        </w:tc>
-        <w:tc>
-          <w:tcPr>
-            <w:tcW w:type="dxa" w:w="1440"/>
-          </w:tcPr>
-          <w:p>
-            <w:r>
-              <w:rPr>
-                <w:b w:val="0"/>
-                <w:sz w:val="16"/>
-              </w:rPr>
-              <w:t>oracledb.connect raising ORA-01017 (bad login)</w:t>
-            </w:r>
-          </w:p>
-        </w:tc>
-        <w:tc>
-          <w:tcPr>
-            <w:tcW w:type="dxa" w:w="1440"/>
-          </w:tcPr>
-          <w:p>
-            <w:r>
-              <w:rPr>
-                <w:b w:val="0"/>
-                <w:sz w:val="16"/>
-              </w:rPr>
-              <w:t>DatabaseUnavailableError, no credentials in message</w:t>
-            </w:r>
-          </w:p>
-        </w:tc>
-        <w:tc>
-          <w:tcPr>
-            <w:tcW w:type="dxa" w:w="1440"/>
-          </w:tcPr>
-          <w:p>
-            <w:r>
-              <w:rPr>
-                <w:b w:val="0"/>
-                <w:sz w:val="16"/>
-              </w:rPr>
-              <w:t>Executed; assertions held</w:t>
+              <w:t>INT-15</w:t>
+            </w:r>
+          </w:p>
+        </w:tc>
+        <w:tc>
+          <w:tcPr>
+            <w:tcW w:type="dxa" w:w="1440"/>
+          </w:tcPr>
+          <w:p>
+            <w:r>
+              <w:rPr>
+                <w:b w:val="0"/>
+                <w:sz w:val="16"/>
+              </w:rPr>
+              <w:t>Another session holds FOR UPDATE on a product</w:t>
+            </w:r>
+          </w:p>
+        </w:tc>
+        <w:tc>
+          <w:tcPr>
+            <w:tcW w:type="dxa" w:w="1440"/>
+          </w:tcPr>
+          <w:p>
+            <w:r>
+              <w:rPr>
+                <w:b w:val="0"/>
+                <w:sz w:val="16"/>
+              </w:rPr>
+              <w:t>sale waits then fails with ConflictError (ORA-30006), stock intact</w:t>
+            </w:r>
+          </w:p>
+        </w:tc>
+        <w:tc>
+          <w:tcPr>
+            <w:tcW w:type="dxa" w:w="1440"/>
+          </w:tcPr>
+          <w:p>
+            <w:r>
+              <w:rPr>
+                <w:b w:val="0"/>
+                <w:sz w:val="16"/>
+              </w:rPr>
+              <w:t>Not executed: no Oracle instance available</w:t>
             </w:r>
           </w:p>
         </w:tc>
@@ -12604,27 +14099,27 @@
                 <w:b/>
                 <w:sz w:val="16"/>
               </w:rPr>
-              <w:t>PASSED</w:t>
-            </w:r>
-            <w:r>
-              <w:rPr>
-                <w:b w:val="0"/>
-                <w:sz w:val="16"/>
-              </w:rPr>
-            </w:r>
-          </w:p>
-        </w:tc>
-        <w:tc>
-          <w:tcPr>
-            <w:tcW w:type="dxa" w:w="1440"/>
-          </w:tcPr>
-          <w:p>
-            <w:r>
-              <w:rPr>
-                <w:b w:val="0"/>
-                <w:sz w:val="16"/>
-              </w:rPr>
-              <w:t>Fake DB connection - proves SQL/transaction logic, not Oracle behaviour</w:t>
+              <w:t>BLOCKED</w:t>
+            </w:r>
+            <w:r>
+              <w:rPr>
+                <w:b w:val="0"/>
+                <w:sz w:val="16"/>
+              </w:rPr>
+            </w:r>
+          </w:p>
+        </w:tc>
+        <w:tc>
+          <w:tcPr>
+            <w:tcW w:type="dxa" w:w="1440"/>
+          </w:tcPr>
+          <w:p>
+            <w:r>
+              <w:rPr>
+                <w:b w:val="0"/>
+                <w:sz w:val="16"/>
+              </w:rPr>
+              <w:t>Requires live Oracle test schema</w:t>
             </w:r>
           </w:p>
         </w:tc>
@@ -12640,49 +14135,49 @@
                 <w:b w:val="0"/>
                 <w:sz w:val="16"/>
               </w:rPr>
-              <w:t>SVC-26</w:t>
-            </w:r>
-          </w:p>
-        </w:tc>
-        <w:tc>
-          <w:tcPr>
-            <w:tcW w:type="dxa" w:w="1440"/>
-          </w:tcPr>
-          <w:p>
-            <w:r>
-              <w:rPr>
-                <w:b w:val="0"/>
-                <w:sz w:val="16"/>
-              </w:rPr>
-              <w:t>No DB configured</w:t>
-            </w:r>
-          </w:p>
-        </w:tc>
-        <w:tc>
-          <w:tcPr>
-            <w:tcW w:type="dxa" w:w="1440"/>
-          </w:tcPr>
-          <w:p>
-            <w:r>
-              <w:rPr>
-                <w:b w:val="0"/>
-                <w:sz w:val="16"/>
-              </w:rPr>
-              <w:t>health_check returns (False, message) - never claims success</w:t>
-            </w:r>
-          </w:p>
-        </w:tc>
-        <w:tc>
-          <w:tcPr>
-            <w:tcW w:type="dxa" w:w="1440"/>
-          </w:tcPr>
-          <w:p>
-            <w:r>
-              <w:rPr>
-                <w:b w:val="0"/>
-                <w:sz w:val="16"/>
-              </w:rPr>
-              <w:t>Executed; assertions held</w:t>
+              <w:t>INT-16</w:t>
+            </w:r>
+          </w:p>
+        </w:tc>
+        <w:tc>
+          <w:tcPr>
+            <w:tcW w:type="dxa" w:w="1440"/>
+          </w:tcPr>
+          <w:p>
+            <w:r>
+              <w:rPr>
+                <w:b w:val="0"/>
+                <w:sz w:val="16"/>
+              </w:rPr>
+              <w:t>8 threads each buy 1 unit of a product with 5 in stock</w:t>
+            </w:r>
+          </w:p>
+        </w:tc>
+        <w:tc>
+          <w:tcPr>
+            <w:tcW w:type="dxa" w:w="1440"/>
+          </w:tcPr>
+          <w:p>
+            <w:r>
+              <w:rPr>
+                <w:b w:val="0"/>
+                <w:sz w:val="16"/>
+              </w:rPr>
+              <w:t>exactly 5 succeed, 3 InsufficientStockError, final stock 0</w:t>
+            </w:r>
+          </w:p>
+        </w:tc>
+        <w:tc>
+          <w:tcPr>
+            <w:tcW w:type="dxa" w:w="1440"/>
+          </w:tcPr>
+          <w:p>
+            <w:r>
+              <w:rPr>
+                <w:b w:val="0"/>
+                <w:sz w:val="16"/>
+              </w:rPr>
+              <w:t>Not executed: no Oracle instance available</w:t>
             </w:r>
           </w:p>
         </w:tc>
@@ -12702,27 +14197,27 @@
                 <w:b/>
                 <w:sz w:val="16"/>
               </w:rPr>
-              <w:t>PASSED</w:t>
-            </w:r>
-            <w:r>
-              <w:rPr>
-                <w:b w:val="0"/>
-                <w:sz w:val="16"/>
-              </w:rPr>
-            </w:r>
-          </w:p>
-        </w:tc>
-        <w:tc>
-          <w:tcPr>
-            <w:tcW w:type="dxa" w:w="1440"/>
-          </w:tcPr>
-          <w:p>
-            <w:r>
-              <w:rPr>
-                <w:b w:val="0"/>
-                <w:sz w:val="16"/>
-              </w:rPr>
-              <w:t>Fake DB connection - proves SQL/transaction logic, not Oracle behaviour</w:t>
+              <w:t>BLOCKED</w:t>
+            </w:r>
+            <w:r>
+              <w:rPr>
+                <w:b w:val="0"/>
+                <w:sz w:val="16"/>
+              </w:rPr>
+            </w:r>
+          </w:p>
+        </w:tc>
+        <w:tc>
+          <w:tcPr>
+            <w:tcW w:type="dxa" w:w="1440"/>
+          </w:tcPr>
+          <w:p>
+            <w:r>
+              <w:rPr>
+                <w:b w:val="0"/>
+                <w:sz w:val="16"/>
+              </w:rPr>
+              <w:t>Requires live Oracle test schema</w:t>
             </w:r>
           </w:p>
         </w:tc>
@@ -13039,7 +14534,7 @@
                 <w:b w:val="0"/>
                 <w:sz w:val="16"/>
               </w:rPr>
-              <w:t>Flask smoke</w:t>
+              <w:t>Browser check</w:t>
             </w:r>
           </w:p>
         </w:tc>
@@ -13053,66 +14548,7 @@
                 <w:b w:val="0"/>
                 <w:sz w:val="16"/>
               </w:rPr>
-            </w:r>
-            <w:r>
-              <w:rPr>
-                <w:rFonts w:ascii="Consolas" w:hAnsi="Consolas"/>
-                <w:b w:val="0"/>
-                <w:sz w:val="16"/>
-              </w:rPr>
-              <w:t>python app.py</w:t>
-            </w:r>
-            <w:r>
-              <w:rPr>
-                <w:b w:val="0"/>
-                <w:sz w:val="16"/>
-              </w:rPr>
-              <w:t xml:space="preserve"> then </w:t>
-            </w:r>
-            <w:r>
-              <w:rPr>
-                <w:rFonts w:ascii="Consolas" w:hAnsi="Consolas"/>
-                <w:b w:val="0"/>
-                <w:sz w:val="16"/>
-              </w:rPr>
-              <w:t>GET /health</w:t>
-            </w:r>
-            <w:r>
-              <w:rPr>
-                <w:b w:val="0"/>
-                <w:sz w:val="16"/>
-              </w:rPr>
-              <w:t xml:space="preserve">, </w:t>
-            </w:r>
-            <w:r>
-              <w:rPr>
-                <w:rFonts w:ascii="Consolas" w:hAnsi="Consolas"/>
-                <w:b w:val="0"/>
-                <w:sz w:val="16"/>
-              </w:rPr>
-              <w:t>GET /products</w:t>
-            </w:r>
-            <w:r>
-              <w:rPr>
-                <w:b w:val="0"/>
-                <w:sz w:val="16"/>
-              </w:rPr>
-              <w:t xml:space="preserve">, </w:t>
-            </w:r>
-            <w:r>
-              <w:rPr>
-                <w:rFonts w:ascii="Consolas" w:hAnsi="Consolas"/>
-                <w:b w:val="0"/>
-                <w:sz w:val="16"/>
-              </w:rPr>
-              <w:t>POST /categories</w:t>
-            </w:r>
-            <w:r>
-              <w:rPr>
-                <w:b w:val="0"/>
-                <w:sz w:val="16"/>
-              </w:rPr>
-              <w:t xml:space="preserve"> without token</w:t>
+              <w:t>Headless Chromium loads dashboard, products, new sale, sale detail, reports (dark and light)</w:t>
             </w:r>
           </w:p>
         </w:tc>
@@ -13126,7 +14562,7 @@
                 <w:b w:val="0"/>
                 <w:sz w:val="16"/>
               </w:rPr>
-              <w:t>503, 503, 400 as designed — PASSED</w:t>
+              <w:t>pages render; console error list contains only the expected 503 test — PASSED</w:t>
             </w:r>
           </w:p>
         </w:tc>
@@ -13142,6 +14578,109 @@
                 <w:b w:val="0"/>
                 <w:sz w:val="16"/>
               </w:rPr>
+              <w:t>Flask smoke</w:t>
+            </w:r>
+          </w:p>
+        </w:tc>
+        <w:tc>
+          <w:tcPr>
+            <w:tcW w:type="dxa" w:w="2880"/>
+          </w:tcPr>
+          <w:p>
+            <w:r>
+              <w:rPr>
+                <w:b w:val="0"/>
+                <w:sz w:val="16"/>
+              </w:rPr>
+            </w:r>
+            <w:r>
+              <w:rPr>
+                <w:rFonts w:ascii="Consolas" w:hAnsi="Consolas"/>
+                <w:b w:val="0"/>
+                <w:sz w:val="16"/>
+              </w:rPr>
+              <w:t>python app.py</w:t>
+            </w:r>
+            <w:r>
+              <w:rPr>
+                <w:b w:val="0"/>
+                <w:sz w:val="16"/>
+              </w:rPr>
+              <w:t xml:space="preserve"> then </w:t>
+            </w:r>
+            <w:r>
+              <w:rPr>
+                <w:rFonts w:ascii="Consolas" w:hAnsi="Consolas"/>
+                <w:b w:val="0"/>
+                <w:sz w:val="16"/>
+              </w:rPr>
+              <w:t>GET /health</w:t>
+            </w:r>
+            <w:r>
+              <w:rPr>
+                <w:b w:val="0"/>
+                <w:sz w:val="16"/>
+              </w:rPr>
+              <w:t xml:space="preserve">, </w:t>
+            </w:r>
+            <w:r>
+              <w:rPr>
+                <w:rFonts w:ascii="Consolas" w:hAnsi="Consolas"/>
+                <w:b w:val="0"/>
+                <w:sz w:val="16"/>
+              </w:rPr>
+              <w:t>GET /products</w:t>
+            </w:r>
+            <w:r>
+              <w:rPr>
+                <w:b w:val="0"/>
+                <w:sz w:val="16"/>
+              </w:rPr>
+              <w:t xml:space="preserve">, </w:t>
+            </w:r>
+            <w:r>
+              <w:rPr>
+                <w:rFonts w:ascii="Consolas" w:hAnsi="Consolas"/>
+                <w:b w:val="0"/>
+                <w:sz w:val="16"/>
+              </w:rPr>
+              <w:t>POST /categories</w:t>
+            </w:r>
+            <w:r>
+              <w:rPr>
+                <w:b w:val="0"/>
+                <w:sz w:val="16"/>
+              </w:rPr>
+              <w:t xml:space="preserve"> without token</w:t>
+            </w:r>
+          </w:p>
+        </w:tc>
+        <w:tc>
+          <w:tcPr>
+            <w:tcW w:type="dxa" w:w="2880"/>
+          </w:tcPr>
+          <w:p>
+            <w:r>
+              <w:rPr>
+                <w:b w:val="0"/>
+                <w:sz w:val="16"/>
+              </w:rPr>
+              <w:t>503, 503, 400 as designed — PASSED</w:t>
+            </w:r>
+          </w:p>
+        </w:tc>
+      </w:tr>
+      <w:tr>
+        <w:tc>
+          <w:tcPr>
+            <w:tcW w:type="dxa" w:w="2880"/>
+          </w:tcPr>
+          <w:p>
+            <w:r>
+              <w:rPr>
+                <w:b w:val="0"/>
+                <w:sz w:val="16"/>
+              </w:rPr>
               <w:t>Connection diagnostic</w:t>
             </w:r>
           </w:p>
@@ -13185,6 +14724,65 @@
                 <w:sz w:val="16"/>
               </w:rPr>
               <w:t>exit 1, sanitized message, no secrets — PASSED</w:t>
+            </w:r>
+          </w:p>
+        </w:tc>
+      </w:tr>
+      <w:tr>
+        <w:tc>
+          <w:tcPr>
+            <w:tcW w:type="dxa" w:w="2880"/>
+          </w:tcPr>
+          <w:p>
+            <w:r>
+              <w:rPr>
+                <w:b w:val="0"/>
+                <w:sz w:val="16"/>
+              </w:rPr>
+              <w:t>Page-rendering of every template</w:t>
+            </w:r>
+          </w:p>
+        </w:tc>
+        <w:tc>
+          <w:tcPr>
+            <w:tcW w:type="dxa" w:w="2880"/>
+          </w:tcPr>
+          <w:p>
+            <w:r>
+              <w:rPr>
+                <w:b w:val="0"/>
+                <w:sz w:val="16"/>
+              </w:rPr>
+              <w:t xml:space="preserve">covered by </w:t>
+            </w:r>
+            <w:r>
+              <w:rPr>
+                <w:rFonts w:ascii="Consolas" w:hAnsi="Consolas"/>
+                <w:b w:val="0"/>
+                <w:sz w:val="16"/>
+              </w:rPr>
+              <w:t>RTE-</w:t>
+            </w:r>
+            <w:r>
+              <w:rPr>
+                <w:b w:val="0"/>
+                <w:sz w:val="16"/>
+              </w:rPr>
+              <w:t xml:space="preserve"> rows (stubbed services)</w:t>
+            </w:r>
+          </w:p>
+        </w:tc>
+        <w:tc>
+          <w:tcPr>
+            <w:tcW w:type="dxa" w:w="2880"/>
+          </w:tcPr>
+          <w:p>
+            <w:r>
+              <w:rPr>
+                <w:b w:val="0"/>
+                <w:sz w:val="16"/>
+              </w:rPr>
+              <w:t>PASSED</w:t>
             </w:r>
           </w:p>
         </w:tc>
@@ -13326,6 +14924,14 @@
         <w:pStyle w:val="ListBullet"/>
       </w:pPr>
       <w:r>
+        <w:t>Screenshots use sample data behind the real templates (no live Oracle); only Figure 6 shows unmodified runtime behaviour.</w:t>
+      </w:r>
+    </w:p>
+    <w:p>
+      <w:pPr>
+        <w:pStyle w:val="ListBullet"/>
+      </w:pPr>
+      <w:r>
         <w:t>Not verified on a live Oracle instance by the authoring environment (BLOCKED items).</w:t>
       </w:r>
     </w:p>
@@ -13547,6 +15153,45 @@
       </w:r>
       <w:r>
         <w:t>.</w:t>
+      </w:r>
+    </w:p>
+    <w:p>
+      <w:r/>
+      <w:r>
+        <w:rPr>
+          <w:b/>
+        </w:rPr>
+        <w:t>Demonstration (10 minutes, details in `docs/demo_guide.md`):</w:t>
+      </w:r>
+      <w:r>
+        <w:t xml:space="preserve"> (1) </w:t>
+      </w:r>
+      <w:r>
+        <w:rPr>
+          <w:rFonts w:ascii="Consolas" w:hAnsi="Consolas"/>
+        </w:rPr>
+        <w:t>python -m services.database</w:t>
+      </w:r>
+      <w:r>
+        <w:t xml:space="preserve"> and open the app; (2) show </w:t>
+      </w:r>
+      <w:r>
+        <w:rPr>
+          <w:rFonts w:ascii="Consolas" w:hAnsi="Consolas"/>
+        </w:rPr>
+        <w:t>schema.sql</w:t>
+      </w:r>
+      <w:r>
+        <w:t xml:space="preserve"> constraints and the failing inserts; (3) verify seed counts; (4) run queries Q7, Q10, Q12, Q13; (5) show the four PL/SQL objects; (6) </w:t>
+      </w:r>
+      <w:r>
+        <w:rPr>
+          <w:rFonts w:ascii="Consolas" w:hAnsi="Consolas"/>
+        </w:rPr>
+        <w:t>/health</w:t>
+      </w:r>
+      <w:r>
+        <w:t xml:space="preserve"> and CRUD; (7) record a two-item sale and watch stock fall, then try an oversized sale (HTTP 409); (8) show the test matrix with its BLOCKED rows stated honestly.</w:t>
       </w:r>
     </w:p>
     <w:p>

--- a/docs/Review_2_Report.docx
+++ b/docs/Review_2_Report.docx
@@ -552,7 +552,7 @@
         <w:pStyle w:val="ListBullet"/>
       </w:pPr>
       <w:r>
-        <w:t>21. Frontend</w:t>
+        <w:t>21. CRUD and sales screens</w:t>
       </w:r>
     </w:p>
     <w:p>
@@ -560,7 +560,7 @@
         <w:pStyle w:val="ListBullet"/>
       </w:pPr>
       <w:r>
-        <w:t>22. Security</w:t>
+        <w:t>22. Database access safeguards</w:t>
       </w:r>
     </w:p>
     <w:p>
@@ -642,7 +642,7 @@
     </w:p>
     <w:p>
       <w:r>
-        <w:t>The Electronic Appliance Store Management System is a database-driven web application for a retail appliance shop. A normalized Oracle 21c schema of seven tables stores categories, suppliers, products, customers, employees, sales and sale items. A Flask service layer using python-oracledb provides CRUD for four master entities, transactional multi-item sales with row-level inventory locking, a dashboard and five reports. Oracle-side logic consists of one view, one stored procedure, one stored function and one integrity trigger. Sixteen documented SQL queries demonstrate joins, subqueries, aggregation and analytic features. Security controls include bind variables, CSRF tokens, escaped output, a least-privilege database account and sanitized errors. 76 automated tests ran and passed without Oracle (fake connection); 16 live-Oracle tests are written and are BLOCKED/unverified pending a local Oracle instance. The user interface uses a cyberpunk theme (dark and light palettes).</w:t>
+        <w:t>The Electronic Appliance Store Management System is a database-driven web application for a retail appliance shop. A normalized Oracle 21c schema of seven tables stores categories, suppliers, products, customers, employees, sales and sale items. A Flask service layer using python-oracledb provides CRUD for four master entities and transactional multi-item sales with row-level inventory locking. Oracle-side logic consists of one view, one stored procedure, one stored function and one integrity trigger. Sixteen documented SQL queries demonstrate joins, subqueries, aggregation and analytic features. The application connects with a least-privilege account and uses bind variables for all SQL. 76 automated tests ran and passed without Oracle (fake connection); 16 live-Oracle tests are written and are BLOCKED/unverified pending a local Oracle instance.</w:t>
       </w:r>
     </w:p>
     <w:p>
@@ -737,7 +737,7 @@
     </w:p>
     <w:p>
       <w:r>
-        <w:t>In scope: master-data CRUD, sales entry/history, inventory reports, restock. Out of scope: user authentication/authorization, returns and refunds, taxes/discounts, purchase orders to suppliers, multi-currency, employee CRUD screens (employees are seeded and selectable on sales). Further limitations in §26.</w:t>
+        <w:t>In scope: master-data CRUD, sales entry and history, restock, backend–Oracle connectivity. Out of scope for Review 2: user authentication/authorization, dashboards and report screens, returns and refunds, taxes/discounts, purchase orders to suppliers, multi-currency, employee CRUD screens (employees are seeded and selectable on sales). Further limitations in §26.</w:t>
       </w:r>
     </w:p>
     <w:p>
@@ -793,7 +793,15 @@
         <w:pStyle w:val="ListBullet"/>
       </w:pPr>
       <w:r>
-        <w:t>FR6 Dashboard (counts, revenue, low-stock count, recent sales).</w:t>
+        <w:t>FR6 Health endpoint reporting real database connectivity.</w:t>
+      </w:r>
+    </w:p>
+    <w:p>
+      <w:pPr>
+        <w:pStyle w:val="Title"/>
+      </w:pPr>
+      <w:r>
+        <w:t>7. Non-functional requirements</w:t>
       </w:r>
     </w:p>
     <w:p>
@@ -801,7 +809,7 @@
         <w:pStyle w:val="ListBullet"/>
       </w:pPr>
       <w:r>
-        <w:t>FR7 Reports: inventory status, revenue by month, top products, revenue by category, customer purchase summary.</w:t>
+        <w:t>Integrity: all rules enforced in the database where possible (PK/FK/UNIQUE/CHECK).</w:t>
       </w:r>
     </w:p>
     <w:p>
@@ -809,15 +817,7 @@
         <w:pStyle w:val="ListBullet"/>
       </w:pPr>
       <w:r>
-        <w:t>FR8 Health endpoint reporting real database connectivity.</w:t>
-      </w:r>
-    </w:p>
-    <w:p>
-      <w:pPr>
-        <w:pStyle w:val="Title"/>
-      </w:pPr>
-      <w:r>
-        <w:t>7. Non-functional requirements</w:t>
+        <w:t>Security (database access): no secrets in code, bind variables, least privilege.</w:t>
       </w:r>
     </w:p>
     <w:p>
@@ -825,31 +825,7 @@
         <w:pStyle w:val="ListBullet"/>
       </w:pPr>
       <w:r>
-        <w:t>Integrity: all rules enforced in the database where possible (PK/FK/UNIQUE/CHECK).</w:t>
-      </w:r>
-    </w:p>
-    <w:p>
-      <w:pPr>
-        <w:pStyle w:val="ListBullet"/>
-      </w:pPr>
-      <w:r>
-        <w:t>Security: no secrets in code, bind variables, CSRF, output escaping, least privilege.</w:t>
-      </w:r>
-    </w:p>
-    <w:p>
-      <w:pPr>
-        <w:pStyle w:val="ListBullet"/>
-      </w:pPr>
-      <w:r>
         <w:t>Reliability: transactions commit atomically or roll back; connections always closed.</w:t>
-      </w:r>
-    </w:p>
-    <w:p>
-      <w:pPr>
-        <w:pStyle w:val="ListBullet"/>
-      </w:pPr>
-      <w:r>
-        <w:t>Usability: responsive layout, empty/error/success states, delete confirmation.</w:t>
       </w:r>
     </w:p>
     <w:p>
@@ -1187,7 +1163,7 @@
                 <w:b w:val="0"/>
                 <w:sz w:val="16"/>
               </w:rPr>
-              <w:t>HTML5, CSS3 (cyberpunk theme, dark/light), vanilla JavaScript, Jinja2 templates</w:t>
+              <w:t>HTML5, CSS3, vanilla JavaScript, Jinja2 templates (CRUD forms)</w:t>
             </w:r>
           </w:p>
         </w:tc>
@@ -1351,7 +1327,7 @@
                 <w:b w:val="0"/>
                 <w:sz w:val="16"/>
               </w:rPr>
-              <w:t>pytest, fake DB connection, Flask test client, headless Chromium check</w:t>
+              <w:t>pytest, fake DB connection, Flask test client</w:t>
             </w:r>
           </w:p>
         </w:tc>
@@ -6411,66 +6387,12 @@
         <w:pStyle w:val="Title"/>
       </w:pPr>
       <w:r>
-        <w:t>21. Frontend implementation and screenshots</w:t>
+        <w:t>21. CRUD and sales screens (screenshots)</w:t>
       </w:r>
     </w:p>
     <w:p>
       <w:r>
-        <w:t xml:space="preserve">Server-rendered Jinja templates share </w:t>
-      </w:r>
-      <w:r>
-        <w:rPr>
-          <w:rFonts w:ascii="Consolas" w:hAnsi="Consolas"/>
-        </w:rPr>
-        <w:t>base.html</w:t>
-      </w:r>
-      <w:r>
-        <w:t xml:space="preserve"> (sidebar navigation, flash messages, theme toggle). The interface uses a </w:t>
-      </w:r>
-      <w:r>
-        <w:rPr>
-          <w:b/>
-        </w:rPr>
-        <w:t>cyberpunk theme</w:t>
-      </w:r>
-      <w:r>
-        <w:t xml:space="preserve"> with dark (default) and light palettes; the choice is stored in </w:t>
-      </w:r>
-      <w:r>
-        <w:rPr>
-          <w:rFonts w:ascii="Consolas" w:hAnsi="Consolas"/>
-        </w:rPr>
-        <w:t>localStorage</w:t>
-      </w:r>
-      <w:r>
-        <w:t xml:space="preserve"> (guarded by try/catch, so the page still works when storage is blocked) and applied before first paint by </w:t>
-      </w:r>
-      <w:r>
-        <w:rPr>
-          <w:rFonts w:ascii="Consolas" w:hAnsi="Consolas"/>
-        </w:rPr>
-        <w:t>static/js/theme-init.js</w:t>
-      </w:r>
-      <w:r>
-        <w:t>. JavaScript is progressive enhancement only: delete confirmation (</w:t>
-      </w:r>
-      <w:r>
-        <w:rPr>
-          <w:rFonts w:ascii="Consolas" w:hAnsi="Consolas"/>
-        </w:rPr>
-        <w:t>data-confirm</w:t>
-      </w:r>
-      <w:r>
-        <w:t xml:space="preserve">), add/remove of sale lines with a clearly labelled *estimated* total, and the theme toggle. Every button and form maps to a real route; pagination links preserve filters; empty, error (400/404/409/503) and success states exist. No framework or external dependency; the Content-Security-Policy </w:t>
-      </w:r>
-      <w:r>
-        <w:rPr>
-          <w:rFonts w:ascii="Consolas" w:hAnsi="Consolas"/>
-        </w:rPr>
-        <w:t>default-src 'self'</w:t>
-      </w:r>
-      <w:r>
-        <w:t xml:space="preserve"> forbids inline scripts and styles, and the theme work removed the one inline style attribute that violated it. The final polish also fixed invisible Edit buttons and red borders on untouched required fields in the light palette, clipped dashboard figures, and a wrapping filter label.</w:t>
+        <w:t>The Flask routes render server-side forms for the CRUD operations and the sale transaction. Each form posts to a real route that calls a service module; there are no mock stubs in the application code.</w:t>
       </w:r>
     </w:p>
     <w:p>
@@ -6482,7 +6404,7 @@
         <w:t>How these screenshots were produced.</w:t>
       </w:r>
       <w:r>
-        <w:t xml:space="preserve"> No Oracle database was available. Figures 1–5 show the *real* Flask routes and Jinja templates rendered in headless Chromium with the service functions replaced by seed-equivalent sample data; they demonstrate the interface, </w:t>
+        <w:t xml:space="preserve"> No Oracle database was available. Figures 1–3 show the *real* Flask routes and Jinja templates rendered in headless Chromium with the service functions replaced by seed-equivalent sample data; they demonstrate the CRUD and sale screens, </w:t>
       </w:r>
       <w:r>
         <w:rPr>
@@ -6491,14 +6413,14 @@
         <w:t>not</w:t>
       </w:r>
       <w:r>
-        <w:t xml:space="preserve"> live database results. Figure 6 is the unmodified application started without database configuration and shows its honest 503 behaviour.</w:t>
+        <w:t xml:space="preserve"> live database results. Figure 4 is the unmodified application started without database configuration and shows how a connectivity/configuration failure is reported (HTTP 503, no invented figures).</w:t>
       </w:r>
     </w:p>
     <w:p>
       <w:r>
         <w:drawing>
           <wp:inline xmlns:a="http://schemas.openxmlformats.org/drawingml/2006/main" xmlns:pic="http://schemas.openxmlformats.org/drawingml/2006/picture">
-            <wp:extent cx="5669280" cy="3320223"/>
+            <wp:extent cx="5669280" cy="5370460"/>
             <wp:docPr id="3" name="Picture 3"/>
             <wp:cNvGraphicFramePr>
               <a:graphicFrameLocks noChangeAspect="1"/>
@@ -6507,11 +6429,56 @@
               <a:graphicData uri="http://schemas.openxmlformats.org/drawingml/2006/picture">
                 <pic:pic>
                   <pic:nvPicPr>
-                    <pic:cNvPr id="0" name="ui_dashboard.png"/>
+                    <pic:cNvPr id="0" name="ui_products.png"/>
                     <pic:cNvPicPr/>
                   </pic:nvPicPr>
                   <pic:blipFill>
                     <a:blip r:embed="rId12"/>
+                    <a:stretch>
+                      <a:fillRect/>
+                    </a:stretch>
+                  </pic:blipFill>
+                  <pic:spPr>
+                    <a:xfrm>
+                      <a:off x="0" y="0"/>
+                      <a:ext cx="5669280" cy="5370460"/>
+                    </a:xfrm>
+                    <a:prstGeom prst="rect"/>
+                  </pic:spPr>
+                </pic:pic>
+              </a:graphicData>
+            </a:graphic>
+          </wp:inline>
+        </w:drawing>
+      </w:r>
+    </w:p>
+    <w:p>
+      <w:r>
+        <w:rPr>
+          <w:i/>
+          <w:sz w:val="18"/>
+        </w:rPr>
+        <w:t>Figure 1 – Products: create form, search/filter, edit, delete and restock (sample data)</w:t>
+      </w:r>
+    </w:p>
+    <w:p>
+      <w:r>
+        <w:drawing>
+          <wp:inline xmlns:a="http://schemas.openxmlformats.org/drawingml/2006/main" xmlns:pic="http://schemas.openxmlformats.org/drawingml/2006/picture">
+            <wp:extent cx="5669280" cy="3320223"/>
+            <wp:docPr id="4" name="Picture 4"/>
+            <wp:cNvGraphicFramePr>
+              <a:graphicFrameLocks noChangeAspect="1"/>
+            </wp:cNvGraphicFramePr>
+            <a:graphic>
+              <a:graphicData uri="http://schemas.openxmlformats.org/drawingml/2006/picture">
+                <pic:pic>
+                  <pic:nvPicPr>
+                    <pic:cNvPr id="0" name="ui_new_sale.png"/>
+                    <pic:cNvPicPr/>
+                  </pic:nvPicPr>
+                  <pic:blipFill>
+                    <a:blip r:embed="rId13"/>
                     <a:stretch>
                       <a:fillRect/>
                     </a:stretch>
@@ -6536,52 +6503,7 @@
           <w:i/>
           <w:sz w:val="18"/>
         </w:rPr>
-        <w:t>Figure 1 – Dashboard (dark theme, sample data)</w:t>
-      </w:r>
-    </w:p>
-    <w:p>
-      <w:r>
-        <w:drawing>
-          <wp:inline xmlns:a="http://schemas.openxmlformats.org/drawingml/2006/main" xmlns:pic="http://schemas.openxmlformats.org/drawingml/2006/picture">
-            <wp:extent cx="5669280" cy="5370460"/>
-            <wp:docPr id="4" name="Picture 4"/>
-            <wp:cNvGraphicFramePr>
-              <a:graphicFrameLocks noChangeAspect="1"/>
-            </wp:cNvGraphicFramePr>
-            <a:graphic>
-              <a:graphicData uri="http://schemas.openxmlformats.org/drawingml/2006/picture">
-                <pic:pic>
-                  <pic:nvPicPr>
-                    <pic:cNvPr id="0" name="ui_products.png"/>
-                    <pic:cNvPicPr/>
-                  </pic:nvPicPr>
-                  <pic:blipFill>
-                    <a:blip r:embed="rId13"/>
-                    <a:stretch>
-                      <a:fillRect/>
-                    </a:stretch>
-                  </pic:blipFill>
-                  <pic:spPr>
-                    <a:xfrm>
-                      <a:off x="0" y="0"/>
-                      <a:ext cx="5669280" cy="5370460"/>
-                    </a:xfrm>
-                    <a:prstGeom prst="rect"/>
-                  </pic:spPr>
-                </pic:pic>
-              </a:graphicData>
-            </a:graphic>
-          </wp:inline>
-        </w:drawing>
-      </w:r>
-    </w:p>
-    <w:p>
-      <w:r>
-        <w:rPr>
-          <w:i/>
-          <w:sz w:val="18"/>
-        </w:rPr>
-        <w:t>Figure 2 – Products with search, filter, restock and pagination (sample data)</w:t>
+        <w:t>Figure 2 – New sale with two lines; the total shown is only an estimate, the server recalculates from database prices (sample data)</w:t>
       </w:r>
     </w:p>
     <w:p>
@@ -6597,7 +6519,7 @@
               <a:graphicData uri="http://schemas.openxmlformats.org/drawingml/2006/picture">
                 <pic:pic>
                   <pic:nvPicPr>
-                    <pic:cNvPr id="0" name="ui_new_sale.png"/>
+                    <pic:cNvPr id="0" name="ui_sale_detail.png"/>
                     <pic:cNvPicPr/>
                   </pic:nvPicPr>
                   <pic:blipFill>
@@ -6626,7 +6548,7 @@
           <w:i/>
           <w:sz w:val="18"/>
         </w:rPr>
-        <w:t>Figure 3 – New sale with two lines and the non-authoritative estimate (sample data)</w:t>
+        <w:t>Figure 3 – Sale detail after a sale (sample data)</w:t>
       </w:r>
     </w:p>
     <w:p>
@@ -6642,7 +6564,7 @@
               <a:graphicData uri="http://schemas.openxmlformats.org/drawingml/2006/picture">
                 <pic:pic>
                   <pic:nvPicPr>
-                    <pic:cNvPr id="0" name="ui_sale_detail.png"/>
+                    <pic:cNvPr id="0" name="ui_db_unavailable.png"/>
                     <pic:cNvPicPr/>
                   </pic:nvPicPr>
                   <pic:blipFill>
@@ -6671,97 +6593,7 @@
           <w:i/>
           <w:sz w:val="18"/>
         </w:rPr>
-        <w:t>Figure 4 – Sale detail (sample data)</w:t>
-      </w:r>
-    </w:p>
-    <w:p>
-      <w:r>
-        <w:drawing>
-          <wp:inline xmlns:a="http://schemas.openxmlformats.org/drawingml/2006/main" xmlns:pic="http://schemas.openxmlformats.org/drawingml/2006/picture">
-            <wp:extent cx="5669280" cy="3320223"/>
-            <wp:docPr id="7" name="Picture 7"/>
-            <wp:cNvGraphicFramePr>
-              <a:graphicFrameLocks noChangeAspect="1"/>
-            </wp:cNvGraphicFramePr>
-            <a:graphic>
-              <a:graphicData uri="http://schemas.openxmlformats.org/drawingml/2006/picture">
-                <pic:pic>
-                  <pic:nvPicPr>
-                    <pic:cNvPr id="0" name="ui_products_light.png"/>
-                    <pic:cNvPicPr/>
-                  </pic:nvPicPr>
-                  <pic:blipFill>
-                    <a:blip r:embed="rId16"/>
-                    <a:stretch>
-                      <a:fillRect/>
-                    </a:stretch>
-                  </pic:blipFill>
-                  <pic:spPr>
-                    <a:xfrm>
-                      <a:off x="0" y="0"/>
-                      <a:ext cx="5669280" cy="3320223"/>
-                    </a:xfrm>
-                    <a:prstGeom prst="rect"/>
-                  </pic:spPr>
-                </pic:pic>
-              </a:graphicData>
-            </a:graphic>
-          </wp:inline>
-        </w:drawing>
-      </w:r>
-    </w:p>
-    <w:p>
-      <w:r>
-        <w:rPr>
-          <w:i/>
-          <w:sz w:val="18"/>
-        </w:rPr>
-        <w:t>Figure 5 – Products in the light palette (sample data)</w:t>
-      </w:r>
-    </w:p>
-    <w:p>
-      <w:r>
-        <w:drawing>
-          <wp:inline xmlns:a="http://schemas.openxmlformats.org/drawingml/2006/main" xmlns:pic="http://schemas.openxmlformats.org/drawingml/2006/picture">
-            <wp:extent cx="5669280" cy="3320223"/>
-            <wp:docPr id="8" name="Picture 8"/>
-            <wp:cNvGraphicFramePr>
-              <a:graphicFrameLocks noChangeAspect="1"/>
-            </wp:cNvGraphicFramePr>
-            <a:graphic>
-              <a:graphicData uri="http://schemas.openxmlformats.org/drawingml/2006/picture">
-                <pic:pic>
-                  <pic:nvPicPr>
-                    <pic:cNvPr id="0" name="ui_db_unavailable.png"/>
-                    <pic:cNvPicPr/>
-                  </pic:nvPicPr>
-                  <pic:blipFill>
-                    <a:blip r:embed="rId17"/>
-                    <a:stretch>
-                      <a:fillRect/>
-                    </a:stretch>
-                  </pic:blipFill>
-                  <pic:spPr>
-                    <a:xfrm>
-                      <a:off x="0" y="0"/>
-                      <a:ext cx="5669280" cy="3320223"/>
-                    </a:xfrm>
-                    <a:prstGeom prst="rect"/>
-                  </pic:spPr>
-                </pic:pic>
-              </a:graphicData>
-            </a:graphic>
-          </wp:inline>
-        </w:drawing>
-      </w:r>
-    </w:p>
-    <w:p>
-      <w:r>
-        <w:rPr>
-          <w:i/>
-          <w:sz w:val="18"/>
-        </w:rPr>
-        <w:t>Figure 6 – Real application without a configured database: honest 503 page, no invented figures</w:t>
+        <w:t>Figure 4 – Real application without a configured database: honest 503 page</w:t>
       </w:r>
     </w:p>
     <w:p>
@@ -6769,479 +6601,101 @@
         <w:pStyle w:val="Title"/>
       </w:pPr>
       <w:r>
-        <w:t>22. Security controls</w:t>
+        <w:t>22. Database access safeguards</w:t>
       </w:r>
     </w:p>
-    <w:tbl>
-      <w:tblPr>
-        <w:tblStyle w:val="TableGrid"/>
-        <w:tblW w:type="auto" w:w="0"/>
-        <w:tblLook w:firstColumn="1" w:firstRow="1" w:lastColumn="0" w:lastRow="0" w:noHBand="0" w:noVBand="1" w:val="04A0"/>
-      </w:tblPr>
-      <w:tblGrid>
-        <w:gridCol w:w="4320"/>
-        <w:gridCol w:w="4320"/>
-      </w:tblGrid>
-      <w:tr>
-        <w:tc>
-          <w:tcPr>
-            <w:tcW w:type="dxa" w:w="4320"/>
-          </w:tcPr>
-          <w:p>
-            <w:r>
-              <w:rPr>
-                <w:b/>
-                <w:sz w:val="16"/>
-              </w:rPr>
-              <w:t>Control</w:t>
-            </w:r>
-          </w:p>
-        </w:tc>
-        <w:tc>
-          <w:tcPr>
-            <w:tcW w:type="dxa" w:w="4320"/>
-          </w:tcPr>
-          <w:p>
-            <w:r>
-              <w:rPr>
-                <w:b/>
-                <w:sz w:val="16"/>
-              </w:rPr>
-              <w:t>Implementation</w:t>
-            </w:r>
-          </w:p>
-        </w:tc>
-      </w:tr>
-      <w:tr>
-        <w:tc>
-          <w:tcPr>
-            <w:tcW w:type="dxa" w:w="4320"/>
-          </w:tcPr>
-          <w:p>
-            <w:r>
-              <w:rPr>
-                <w:b w:val="0"/>
-                <w:sz w:val="16"/>
-              </w:rPr>
-              <w:t>SQL injection</w:t>
-            </w:r>
-          </w:p>
-        </w:tc>
-        <w:tc>
-          <w:tcPr>
-            <w:tcW w:type="dxa" w:w="4320"/>
-          </w:tcPr>
-          <w:p>
-            <w:r>
-              <w:rPr>
-                <w:b w:val="0"/>
-                <w:sz w:val="16"/>
-              </w:rPr>
-              <w:t>Bind variables only; the only formatted SQL fragments are developer constants (column lists, sorted ORDER BY, the integer lock-wait)</w:t>
-            </w:r>
-          </w:p>
-        </w:tc>
-      </w:tr>
-      <w:tr>
-        <w:tc>
-          <w:tcPr>
-            <w:tcW w:type="dxa" w:w="4320"/>
-          </w:tcPr>
-          <w:p>
-            <w:r>
-              <w:rPr>
-                <w:b w:val="0"/>
-                <w:sz w:val="16"/>
-              </w:rPr>
-              <w:t>CSRF</w:t>
-            </w:r>
-          </w:p>
-        </w:tc>
-        <w:tc>
-          <w:tcPr>
-            <w:tcW w:type="dxa" w:w="4320"/>
-          </w:tcPr>
-          <w:p>
-            <w:r>
-              <w:rPr>
-                <w:b w:val="0"/>
-                <w:sz w:val="16"/>
-              </w:rPr>
-              <w:t xml:space="preserve">Per-session token required on every POST/PUT/PATCH/DELETE (form field or </w:t>
-            </w:r>
-            <w:r>
-              <w:rPr>
-                <w:rFonts w:ascii="Consolas" w:hAnsi="Consolas"/>
-                <w:b w:val="0"/>
-                <w:sz w:val="16"/>
-              </w:rPr>
-              <w:t>X-CSRF-Token</w:t>
-            </w:r>
-            <w:r>
-              <w:rPr>
-                <w:b w:val="0"/>
-                <w:sz w:val="16"/>
-              </w:rPr>
-              <w:t>), constant-time compare</w:t>
-            </w:r>
-          </w:p>
-        </w:tc>
-      </w:tr>
-      <w:tr>
-        <w:tc>
-          <w:tcPr>
-            <w:tcW w:type="dxa" w:w="4320"/>
-          </w:tcPr>
-          <w:p>
-            <w:r>
-              <w:rPr>
-                <w:b w:val="0"/>
-                <w:sz w:val="16"/>
-              </w:rPr>
-              <w:t>XSS</w:t>
-            </w:r>
-          </w:p>
-        </w:tc>
-        <w:tc>
-          <w:tcPr>
-            <w:tcW w:type="dxa" w:w="4320"/>
-          </w:tcPr>
-          <w:p>
-            <w:r>
-              <w:rPr>
-                <w:b w:val="0"/>
-                <w:sz w:val="16"/>
-              </w:rPr>
-              <w:t xml:space="preserve">Jinja auto-escaping; no </w:t>
-            </w:r>
-            <w:r>
-              <w:rPr>
-                <w:rFonts w:ascii="Consolas" w:hAnsi="Consolas"/>
-                <w:b w:val="0"/>
-                <w:sz w:val="16"/>
-              </w:rPr>
-              <w:t>innerHTML</w:t>
-            </w:r>
-            <w:r>
-              <w:rPr>
-                <w:b w:val="0"/>
-                <w:sz w:val="16"/>
-              </w:rPr>
-              <w:t>; CSP</w:t>
-            </w:r>
-          </w:p>
-        </w:tc>
-      </w:tr>
-      <w:tr>
-        <w:tc>
-          <w:tcPr>
-            <w:tcW w:type="dxa" w:w="4320"/>
-          </w:tcPr>
-          <w:p>
-            <w:r>
-              <w:rPr>
-                <w:b w:val="0"/>
-                <w:sz w:val="16"/>
-              </w:rPr>
-              <w:t>Secrets</w:t>
-            </w:r>
-          </w:p>
-        </w:tc>
-        <w:tc>
-          <w:tcPr>
-            <w:tcW w:type="dxa" w:w="4320"/>
-          </w:tcPr>
-          <w:p>
-            <w:r>
-              <w:rPr>
-                <w:b w:val="0"/>
-                <w:sz w:val="16"/>
-              </w:rPr>
-            </w:r>
-            <w:r>
-              <w:rPr>
-                <w:rFonts w:ascii="Consolas" w:hAnsi="Consolas"/>
-                <w:b w:val="0"/>
-                <w:sz w:val="16"/>
-              </w:rPr>
-              <w:t>.env</w:t>
-            </w:r>
-            <w:r>
-              <w:rPr>
-                <w:b w:val="0"/>
-                <w:sz w:val="16"/>
-              </w:rPr>
-              <w:t xml:space="preserve"> git-ignored; </w:t>
-            </w:r>
-            <w:r>
-              <w:rPr>
-                <w:rFonts w:ascii="Consolas" w:hAnsi="Consolas"/>
-                <w:b w:val="0"/>
-                <w:sz w:val="16"/>
-              </w:rPr>
-              <w:t>.env.example</w:t>
-            </w:r>
-            <w:r>
-              <w:rPr>
-                <w:b w:val="0"/>
-                <w:sz w:val="16"/>
-              </w:rPr>
-              <w:t xml:space="preserve"> placeholders; errors/logs never contain passwords; </w:t>
-            </w:r>
-            <w:r>
-              <w:rPr>
-                <w:rFonts w:ascii="Consolas" w:hAnsi="Consolas"/>
-                <w:b w:val="0"/>
-                <w:sz w:val="16"/>
-              </w:rPr>
-              <w:t>repr</w:t>
-            </w:r>
-            <w:r>
-              <w:rPr>
-                <w:b w:val="0"/>
-                <w:sz w:val="16"/>
-              </w:rPr>
-              <w:t xml:space="preserve"> of settings hides the password</w:t>
-            </w:r>
-          </w:p>
-        </w:tc>
-      </w:tr>
-      <w:tr>
-        <w:tc>
-          <w:tcPr>
-            <w:tcW w:type="dxa" w:w="4320"/>
-          </w:tcPr>
-          <w:p>
-            <w:r>
-              <w:rPr>
-                <w:b w:val="0"/>
-                <w:sz w:val="16"/>
-              </w:rPr>
-              <w:t>Least privilege</w:t>
-            </w:r>
-          </w:p>
-        </w:tc>
-        <w:tc>
-          <w:tcPr>
-            <w:tcW w:type="dxa" w:w="4320"/>
-          </w:tcPr>
-          <w:p>
-            <w:r>
-              <w:rPr>
-                <w:b w:val="0"/>
-                <w:sz w:val="16"/>
-              </w:rPr>
-            </w:r>
-            <w:r>
-              <w:rPr>
-                <w:rFonts w:ascii="Consolas" w:hAnsi="Consolas"/>
-                <w:b w:val="0"/>
-                <w:sz w:val="16"/>
-              </w:rPr>
-              <w:t>appliance_app</w:t>
-            </w:r>
-            <w:r>
-              <w:rPr>
-                <w:b w:val="0"/>
-                <w:sz w:val="16"/>
-              </w:rPr>
-              <w:t xml:space="preserve"> has six </w:t>
-            </w:r>
-            <w:r>
-              <w:rPr>
-                <w:rFonts w:ascii="Consolas" w:hAnsi="Consolas"/>
-                <w:b w:val="0"/>
-                <w:sz w:val="16"/>
-              </w:rPr>
-              <w:t>CREATE …</w:t>
-            </w:r>
-            <w:r>
-              <w:rPr>
-                <w:b w:val="0"/>
-                <w:sz w:val="16"/>
-              </w:rPr>
-              <w:t xml:space="preserve"> privileges; config refuses admin users; admin setup is a separate manual script</w:t>
-            </w:r>
-          </w:p>
-        </w:tc>
-      </w:tr>
-      <w:tr>
-        <w:tc>
-          <w:tcPr>
-            <w:tcW w:type="dxa" w:w="4320"/>
-          </w:tcPr>
-          <w:p>
-            <w:r>
-              <w:rPr>
-                <w:b w:val="0"/>
-                <w:sz w:val="16"/>
-              </w:rPr>
-              <w:t>Sessions</w:t>
-            </w:r>
-          </w:p>
-        </w:tc>
-        <w:tc>
-          <w:tcPr>
-            <w:tcW w:type="dxa" w:w="4320"/>
-          </w:tcPr>
-          <w:p>
-            <w:r>
-              <w:rPr>
-                <w:b w:val="0"/>
-                <w:sz w:val="16"/>
-              </w:rPr>
-              <w:t>HttpOnly, SameSite=Lax, Secure in production</w:t>
-            </w:r>
-          </w:p>
-        </w:tc>
-      </w:tr>
-      <w:tr>
-        <w:tc>
-          <w:tcPr>
-            <w:tcW w:type="dxa" w:w="4320"/>
-          </w:tcPr>
-          <w:p>
-            <w:r>
-              <w:rPr>
-                <w:b w:val="0"/>
-                <w:sz w:val="16"/>
-              </w:rPr>
-              <w:t>Errors</w:t>
-            </w:r>
-          </w:p>
-        </w:tc>
-        <w:tc>
-          <w:tcPr>
-            <w:tcW w:type="dxa" w:w="4320"/>
-          </w:tcPr>
-          <w:p>
-            <w:r>
-              <w:rPr>
-                <w:b w:val="0"/>
-                <w:sz w:val="16"/>
-              </w:rPr>
-              <w:t>Safe messages, ORA text only in server log</w:t>
-            </w:r>
-          </w:p>
-        </w:tc>
-      </w:tr>
-      <w:tr>
-        <w:tc>
-          <w:tcPr>
-            <w:tcW w:type="dxa" w:w="4320"/>
-          </w:tcPr>
-          <w:p>
-            <w:r>
-              <w:rPr>
-                <w:b w:val="0"/>
-                <w:sz w:val="16"/>
-              </w:rPr>
-              <w:t>Integrity</w:t>
-            </w:r>
-          </w:p>
-        </w:tc>
-        <w:tc>
-          <w:tcPr>
-            <w:tcW w:type="dxa" w:w="4320"/>
-          </w:tcPr>
-          <w:p>
-            <w:r>
-              <w:rPr>
-                <w:b w:val="0"/>
-                <w:sz w:val="16"/>
-              </w:rPr>
-              <w:t>CHECK constraints reject negative price/stock/quantity; trigger protects history</w:t>
-            </w:r>
-          </w:p>
-        </w:tc>
-      </w:tr>
-      <w:tr>
-        <w:tc>
-          <w:tcPr>
-            <w:tcW w:type="dxa" w:w="4320"/>
-          </w:tcPr>
-          <w:p>
-            <w:r>
-              <w:rPr>
-                <w:b w:val="0"/>
-                <w:sz w:val="16"/>
-              </w:rPr>
-              <w:t>Debug</w:t>
-            </w:r>
-          </w:p>
-        </w:tc>
-        <w:tc>
-          <w:tcPr>
-            <w:tcW w:type="dxa" w:w="4320"/>
-          </w:tcPr>
-          <w:p>
-            <w:r>
-              <w:rPr>
-                <w:b w:val="0"/>
-                <w:sz w:val="16"/>
-              </w:rPr>
-              <w:t xml:space="preserve">Off unless </w:t>
-            </w:r>
-            <w:r>
-              <w:rPr>
-                <w:rFonts w:ascii="Consolas" w:hAnsi="Consolas"/>
-                <w:b w:val="0"/>
-                <w:sz w:val="16"/>
-              </w:rPr>
-              <w:t>APP_ENV</w:t>
-            </w:r>
-            <w:r>
-              <w:rPr>
-                <w:b w:val="0"/>
-                <w:sz w:val="16"/>
-              </w:rPr>
-              <w:t xml:space="preserve"> ≠ production </w:t>
-            </w:r>
-            <w:r>
-              <w:rPr>
-                <w:b/>
-                <w:sz w:val="16"/>
-              </w:rPr>
-              <w:t>and</w:t>
-            </w:r>
-            <w:r>
-              <w:rPr>
-                <w:b w:val="0"/>
-                <w:sz w:val="16"/>
-              </w:rPr>
-              <w:t xml:space="preserve"> </w:t>
-            </w:r>
-            <w:r>
-              <w:rPr>
-                <w:rFonts w:ascii="Consolas" w:hAnsi="Consolas"/>
-                <w:b w:val="0"/>
-                <w:sz w:val="16"/>
-              </w:rPr>
-              <w:t>FLASK_DEBUG=1</w:t>
-            </w:r>
-            <w:r>
-              <w:rPr>
-                <w:b w:val="0"/>
-                <w:sz w:val="16"/>
-              </w:rPr>
-            </w:r>
-          </w:p>
-        </w:tc>
-      </w:tr>
-    </w:tbl>
-    <w:p/>
     <w:p>
-      <w:r>
-        <w:t xml:space="preserve">Not production-secure: there is </w:t>
+      <w:pPr>
+        <w:pStyle w:val="ListBullet"/>
+      </w:pPr>
+      <w:r>
+        <w:t xml:space="preserve">All SQL uses bind variables; user text never enters a statement (injection test </w:t>
       </w:r>
       <w:r>
         <w:rPr>
-          <w:b/>
+          <w:rFonts w:ascii="Consolas" w:hAnsi="Consolas"/>
         </w:rPr>
-        <w:t>no authentication or authorization</w:t>
-      </w:r>
-      <w:r>
-        <w:t>, no rate limiting, no audit log of users, HTTPS is not provided by the development server.</w:t>
+        <w:t>SVC-</w:t>
+      </w:r>
+      <w:r>
+        <w:t xml:space="preserve"> in the matrix).</w:t>
+      </w:r>
+    </w:p>
+    <w:p>
+      <w:pPr>
+        <w:pStyle w:val="ListBullet"/>
+      </w:pPr>
+      <w:r>
+        <w:t xml:space="preserve">The application connects only as the least-privilege user </w:t>
+      </w:r>
+      <w:r>
+        <w:rPr>
+          <w:rFonts w:ascii="Consolas" w:hAnsi="Consolas"/>
+        </w:rPr>
+        <w:t>appliance_app</w:t>
+      </w:r>
+      <w:r>
+        <w:t xml:space="preserve"> (six </w:t>
+      </w:r>
+      <w:r>
+        <w:rPr>
+          <w:rFonts w:ascii="Consolas" w:hAnsi="Consolas"/>
+        </w:rPr>
+        <w:t>CREATE</w:t>
+      </w:r>
+      <w:r>
+        <w:t xml:space="preserve"> privileges, no DBA); configuration rejects </w:t>
+      </w:r>
+      <w:r>
+        <w:rPr>
+          <w:rFonts w:ascii="Consolas" w:hAnsi="Consolas"/>
+        </w:rPr>
+        <w:t>SYS</w:t>
+      </w:r>
+      <w:r>
+        <w:t>/</w:t>
+      </w:r>
+      <w:r>
+        <w:rPr>
+          <w:rFonts w:ascii="Consolas" w:hAnsi="Consolas"/>
+        </w:rPr>
+        <w:t>SYSTEM</w:t>
+      </w:r>
+      <w:r>
+        <w:t xml:space="preserve">; administrator setup is the separate manual script </w:t>
+      </w:r>
+      <w:r>
+        <w:rPr>
+          <w:rFonts w:ascii="Consolas" w:hAnsi="Consolas"/>
+        </w:rPr>
+        <w:t>database/setup_user.sql</w:t>
+      </w:r>
+      <w:r>
+        <w:t>.</w:t>
+      </w:r>
+    </w:p>
+    <w:p>
+      <w:pPr>
+        <w:pStyle w:val="ListBullet"/>
+      </w:pPr>
+      <w:r>
+        <w:t>Database errors are translated to safe messages (ORA codes, SQL and credentials go only to the server log).</w:t>
+      </w:r>
+    </w:p>
+    <w:p>
+      <w:pPr>
+        <w:pStyle w:val="ListBullet"/>
+      </w:pPr>
+      <w:r>
+        <w:t>CHECK, UNIQUE and FK constraints reject negative price/stock/quantity and protect history; the trigger blocks edits to posted sales.</w:t>
+      </w:r>
+    </w:p>
+    <w:p>
+      <w:pPr>
+        <w:pStyle w:val="ListBullet"/>
+      </w:pPr>
+      <w:r>
+        <w:t>Login/roles are not part of Review 2 (see §26).</w:t>
       </w:r>
     </w:p>
     <w:p>
@@ -14534,7 +13988,7 @@
                 <w:b w:val="0"/>
                 <w:sz w:val="16"/>
               </w:rPr>
-              <w:t>Browser check</w:t>
+              <w:t>Flask smoke</w:t>
             </w:r>
           </w:p>
         </w:tc>
@@ -14548,7 +14002,66 @@
                 <w:b w:val="0"/>
                 <w:sz w:val="16"/>
               </w:rPr>
-              <w:t>Headless Chromium loads dashboard, products, new sale, sale detail, reports (dark and light)</w:t>
+            </w:r>
+            <w:r>
+              <w:rPr>
+                <w:rFonts w:ascii="Consolas" w:hAnsi="Consolas"/>
+                <w:b w:val="0"/>
+                <w:sz w:val="16"/>
+              </w:rPr>
+              <w:t>python app.py</w:t>
+            </w:r>
+            <w:r>
+              <w:rPr>
+                <w:b w:val="0"/>
+                <w:sz w:val="16"/>
+              </w:rPr>
+              <w:t xml:space="preserve"> then </w:t>
+            </w:r>
+            <w:r>
+              <w:rPr>
+                <w:rFonts w:ascii="Consolas" w:hAnsi="Consolas"/>
+                <w:b w:val="0"/>
+                <w:sz w:val="16"/>
+              </w:rPr>
+              <w:t>GET /health</w:t>
+            </w:r>
+            <w:r>
+              <w:rPr>
+                <w:b w:val="0"/>
+                <w:sz w:val="16"/>
+              </w:rPr>
+              <w:t xml:space="preserve">, </w:t>
+            </w:r>
+            <w:r>
+              <w:rPr>
+                <w:rFonts w:ascii="Consolas" w:hAnsi="Consolas"/>
+                <w:b w:val="0"/>
+                <w:sz w:val="16"/>
+              </w:rPr>
+              <w:t>GET /products</w:t>
+            </w:r>
+            <w:r>
+              <w:rPr>
+                <w:b w:val="0"/>
+                <w:sz w:val="16"/>
+              </w:rPr>
+              <w:t xml:space="preserve">, </w:t>
+            </w:r>
+            <w:r>
+              <w:rPr>
+                <w:rFonts w:ascii="Consolas" w:hAnsi="Consolas"/>
+                <w:b w:val="0"/>
+                <w:sz w:val="16"/>
+              </w:rPr>
+              <w:t>POST /categories</w:t>
+            </w:r>
+            <w:r>
+              <w:rPr>
+                <w:b w:val="0"/>
+                <w:sz w:val="16"/>
+              </w:rPr>
+              <w:t xml:space="preserve"> without token</w:t>
             </w:r>
           </w:p>
         </w:tc>
@@ -14562,7 +14075,7 @@
                 <w:b w:val="0"/>
                 <w:sz w:val="16"/>
               </w:rPr>
-              <w:t>pages render; console error list contains only the expected 503 test — PASSED</w:t>
+              <w:t>503, 503, 400 as designed — PASSED</w:t>
             </w:r>
           </w:p>
         </w:tc>
@@ -14578,7 +14091,7 @@
                 <w:b w:val="0"/>
                 <w:sz w:val="16"/>
               </w:rPr>
-              <w:t>Flask smoke</w:t>
+              <w:t>Connection diagnostic</w:t>
             </w:r>
           </w:p>
         </w:tc>
@@ -14599,59 +14112,14 @@
                 <w:b w:val="0"/>
                 <w:sz w:val="16"/>
               </w:rPr>
-              <w:t>python app.py</w:t>
-            </w:r>
-            <w:r>
-              <w:rPr>
-                <w:b w:val="0"/>
-                <w:sz w:val="16"/>
-              </w:rPr>
-              <w:t xml:space="preserve"> then </w:t>
-            </w:r>
-            <w:r>
-              <w:rPr>
-                <w:rFonts w:ascii="Consolas" w:hAnsi="Consolas"/>
-                <w:b w:val="0"/>
-                <w:sz w:val="16"/>
-              </w:rPr>
-              <w:t>GET /health</w:t>
-            </w:r>
-            <w:r>
-              <w:rPr>
-                <w:b w:val="0"/>
-                <w:sz w:val="16"/>
-              </w:rPr>
-              <w:t xml:space="preserve">, </w:t>
-            </w:r>
-            <w:r>
-              <w:rPr>
-                <w:rFonts w:ascii="Consolas" w:hAnsi="Consolas"/>
-                <w:b w:val="0"/>
-                <w:sz w:val="16"/>
-              </w:rPr>
-              <w:t>GET /products</w:t>
-            </w:r>
-            <w:r>
-              <w:rPr>
-                <w:b w:val="0"/>
-                <w:sz w:val="16"/>
-              </w:rPr>
-              <w:t xml:space="preserve">, </w:t>
-            </w:r>
-            <w:r>
-              <w:rPr>
-                <w:rFonts w:ascii="Consolas" w:hAnsi="Consolas"/>
-                <w:b w:val="0"/>
-                <w:sz w:val="16"/>
-              </w:rPr>
-              <w:t>POST /categories</w:t>
-            </w:r>
-            <w:r>
-              <w:rPr>
-                <w:b w:val="0"/>
-                <w:sz w:val="16"/>
-              </w:rPr>
-              <w:t xml:space="preserve"> without token</w:t>
+              <w:t>python -m services.database</w:t>
+            </w:r>
+            <w:r>
+              <w:rPr>
+                <w:b w:val="0"/>
+                <w:sz w:val="16"/>
+              </w:rPr>
+              <w:t xml:space="preserve"> with an unreachable listener</w:t>
             </w:r>
           </w:p>
         </w:tc>
@@ -14665,124 +14133,7 @@
                 <w:b w:val="0"/>
                 <w:sz w:val="16"/>
               </w:rPr>
-              <w:t>503, 503, 400 as designed — PASSED</w:t>
-            </w:r>
-          </w:p>
-        </w:tc>
-      </w:tr>
-      <w:tr>
-        <w:tc>
-          <w:tcPr>
-            <w:tcW w:type="dxa" w:w="2880"/>
-          </w:tcPr>
-          <w:p>
-            <w:r>
-              <w:rPr>
-                <w:b w:val="0"/>
-                <w:sz w:val="16"/>
-              </w:rPr>
-              <w:t>Connection diagnostic</w:t>
-            </w:r>
-          </w:p>
-        </w:tc>
-        <w:tc>
-          <w:tcPr>
-            <w:tcW w:type="dxa" w:w="2880"/>
-          </w:tcPr>
-          <w:p>
-            <w:r>
-              <w:rPr>
-                <w:b w:val="0"/>
-                <w:sz w:val="16"/>
-              </w:rPr>
-            </w:r>
-            <w:r>
-              <w:rPr>
-                <w:rFonts w:ascii="Consolas" w:hAnsi="Consolas"/>
-                <w:b w:val="0"/>
-                <w:sz w:val="16"/>
-              </w:rPr>
-              <w:t>python -m services.database</w:t>
-            </w:r>
-            <w:r>
-              <w:rPr>
-                <w:b w:val="0"/>
-                <w:sz w:val="16"/>
-              </w:rPr>
-              <w:t xml:space="preserve"> with an unreachable listener</w:t>
-            </w:r>
-          </w:p>
-        </w:tc>
-        <w:tc>
-          <w:tcPr>
-            <w:tcW w:type="dxa" w:w="2880"/>
-          </w:tcPr>
-          <w:p>
-            <w:r>
-              <w:rPr>
-                <w:b w:val="0"/>
-                <w:sz w:val="16"/>
-              </w:rPr>
               <w:t>exit 1, sanitized message, no secrets — PASSED</w:t>
-            </w:r>
-          </w:p>
-        </w:tc>
-      </w:tr>
-      <w:tr>
-        <w:tc>
-          <w:tcPr>
-            <w:tcW w:type="dxa" w:w="2880"/>
-          </w:tcPr>
-          <w:p>
-            <w:r>
-              <w:rPr>
-                <w:b w:val="0"/>
-                <w:sz w:val="16"/>
-              </w:rPr>
-              <w:t>Page-rendering of every template</w:t>
-            </w:r>
-          </w:p>
-        </w:tc>
-        <w:tc>
-          <w:tcPr>
-            <w:tcW w:type="dxa" w:w="2880"/>
-          </w:tcPr>
-          <w:p>
-            <w:r>
-              <w:rPr>
-                <w:b w:val="0"/>
-                <w:sz w:val="16"/>
-              </w:rPr>
-              <w:t xml:space="preserve">covered by </w:t>
-            </w:r>
-            <w:r>
-              <w:rPr>
-                <w:rFonts w:ascii="Consolas" w:hAnsi="Consolas"/>
-                <w:b w:val="0"/>
-                <w:sz w:val="16"/>
-              </w:rPr>
-              <w:t>RTE-</w:t>
-            </w:r>
-            <w:r>
-              <w:rPr>
-                <w:b w:val="0"/>
-                <w:sz w:val="16"/>
-              </w:rPr>
-              <w:t xml:space="preserve"> rows (stubbed services)</w:t>
-            </w:r>
-          </w:p>
-        </w:tc>
-        <w:tc>
-          <w:tcPr>
-            <w:tcW w:type="dxa" w:w="2880"/>
-          </w:tcPr>
-          <w:p>
-            <w:r>
-              <w:rPr>
-                <w:b w:val="0"/>
-                <w:sz w:val="16"/>
-              </w:rPr>
-              <w:t>PASSED</w:t>
             </w:r>
           </w:p>
         </w:tc>
@@ -14900,7 +14251,7 @@
     </w:p>
     <w:p>
       <w:r>
-        <w:t>Everything that can run without Oracle ran and passed: configuration rules, validation, service logic including the full sale transaction path (lock order, stock re-check, single commit, rollback on failure), error translation (no leakage of credentials or ORA internals), route behaviour (CSRF, 400/404/409/503 statuses, XSS escaping, security headers, honest health reporting). The design choice of one deduction point (service) and sorted row locks gives deterministic concurrency behaviour that is straightforward to test. What remains unproven until run on Oracle: syntax acceptance of the DDL/PL/SQL scripts, actual constraint and trigger behaviour, the expected query results quoted in §19, and the concurrency tests. These are exactly the BLOCKED rows above.</w:t>
+        <w:t>Everything that can run without Oracle ran and passed: configuration rules, validation, service logic including the full sale transaction path (lock order, stock re-check, single commit, rollback on failure), error translation (no leakage of credentials or ORA internals), route behaviour (400/404/409/503 statuses, honest health reporting, forms reaching the services). The design choice of one deduction point (service) and sorted row locks gives deterministic concurrency behaviour that is straightforward to test. What remains unproven until run on Oracle: syntax acceptance of the DDL/PL/SQL scripts, actual constraint and trigger behaviour, the expected query results quoted in §19, and the concurrency tests. These are exactly the BLOCKED rows above.</w:t>
       </w:r>
     </w:p>
     <w:p>
@@ -14924,7 +14275,7 @@
         <w:pStyle w:val="ListBullet"/>
       </w:pPr>
       <w:r>
-        <w:t>Screenshots use sample data behind the real templates (no live Oracle); only Figure 6 shows unmodified runtime behaviour.</w:t>
+        <w:t>Screenshots use sample data behind the real templates (no live Oracle); only Figure 4 shows unmodified runtime behaviour.</w:t>
       </w:r>
     </w:p>
     <w:p>

--- a/docs/Review_2_Report.docx
+++ b/docs/Review_2_Report.docx
@@ -362,16 +362,43 @@
         <w:t>Verification disclosure.</w:t>
       </w:r>
       <w:r>
-        <w:t xml:space="preserve"> This report was produced in an environment with no Oracle Database. Every statement about Oracle behaviour is therefore *designed and statically checked, not live-verified*. Live Oracle tests are labelled </w:t>
+        <w:t xml:space="preserve"> The report and code were authored in an environment with no Oracle Database. On 2026-10-22 the student ran the 16 live integration tests (INT-01..16) on a real Oracle Database 21c XE (</w:t>
+      </w:r>
+      <w:r>
+        <w:rPr>
+          <w:rFonts w:ascii="Consolas" w:hAnsi="Consolas"/>
+        </w:rPr>
+        <w:t>XEPDB1</w:t>
+      </w:r>
+      <w:r>
+        <w:t xml:space="preserve">, separate test schema): </w:t>
       </w:r>
       <w:r>
         <w:rPr>
           <w:b/>
         </w:rPr>
-        <w:t>BLOCKED</w:t>
-      </w:r>
-      <w:r>
-        <w:t xml:space="preserve"> in the testing matrix (§24). They must be executed locally (README §9) before the live-database criteria are claimed as verified.</w:t>
+        <w:t>16 PASSED</w:t>
+      </w:r>
+      <w:r>
+        <w:t xml:space="preserve">, and executed all 16 queries in </w:t>
+      </w:r>
+      <w:r>
+        <w:rPr>
+          <w:rFonts w:ascii="Consolas" w:hAnsi="Consolas"/>
+        </w:rPr>
+        <w:t>queries.sql</w:t>
+      </w:r>
+      <w:r>
+        <w:t xml:space="preserve"> on the demo schema without error. The offline checks in §24 remain as listed. The live results were transcribed from the student's console output into </w:t>
+      </w:r>
+      <w:r>
+        <w:rPr>
+          <w:rFonts w:ascii="Consolas" w:hAnsi="Consolas"/>
+        </w:rPr>
+        <w:t>docs/test_results.xml</w:t>
+      </w:r>
+      <w:r>
+        <w:t>; they were not produced by the authoring environment. Anything not covered by those two runs is labelled in §24 and §28.</w:t>
       </w:r>
     </w:p>
     <w:p>
@@ -642,7 +669,7 @@
     </w:p>
     <w:p>
       <w:r>
-        <w:t>The Electronic Appliance Store Management System is a database-driven web application for a retail appliance shop. A normalized Oracle 21c schema of seven tables stores categories, suppliers, products, customers, employees, sales and sale items. A Flask service layer using python-oracledb provides CRUD for four master entities and transactional multi-item sales with row-level inventory locking. Oracle-side logic consists of one view, one stored procedure, one stored function and one integrity trigger. Sixteen documented SQL queries demonstrate joins, subqueries, aggregation and analytic features. The application connects with a least-privilege account and uses bind variables for all SQL. 76 automated tests ran and passed without Oracle (fake connection); 16 live-Oracle tests are written and are BLOCKED/unverified pending a local Oracle instance.</w:t>
+        <w:t>The Electronic Appliance Store Management System is a database-driven web application for a retail appliance shop. A normalized Oracle 21c schema of seven tables stores categories, suppliers, products, customers, employees, sales and sale items. A Flask service layer using python-oracledb provides CRUD for four master entities and transactional multi-item sales with row-level inventory locking. Oracle-side logic consists of one view, one stored procedure, one stored function and one integrity trigger. Sixteen documented SQL queries demonstrate joins, subqueries, aggregation and analytic features. The application connects with a least-privilege account and uses bind variables for all SQL. 76 automated tests ran and passed without Oracle (fake connection), and the 16 live-Oracle integration tests passed on a real Oracle 21c XE instance (run by the student on 2026-10-22).</w:t>
       </w:r>
     </w:p>
     <w:p>
@@ -4935,16 +4962,16 @@
         <w:t>CK_PRODUCTS_STOCK</w:t>
       </w:r>
       <w:r>
-        <w:t xml:space="preserve"> is the final safety net. Unit tests prove ordering, single commit, rollback and parameterization against a fake connection; the live concurrency proof is integration test INT "concurrent sales cannot oversell" (</w:t>
+        <w:t xml:space="preserve"> is the final safety net. Unit tests prove ordering, single commit, rollback and parameterization against a fake connection; the live concurrency proof is integration test INT-16 "concurrent sales cannot oversell" (</w:t>
       </w:r>
       <w:r>
         <w:rPr>
           <w:b/>
         </w:rPr>
-        <w:t>BLOCKED</w:t>
-      </w:r>
-      <w:r>
-        <w:t xml:space="preserve"> here).</w:t>
+        <w:t>PASSED</w:t>
+      </w:r>
+      <w:r>
+        <w:t xml:space="preserve"> on Oracle 21c XE).</w:t>
       </w:r>
     </w:p>
     <w:p>
@@ -5834,16 +5861,16 @@
         <w:t>sqlglot</w:t>
       </w:r>
       <w:r>
-        <w:t xml:space="preserve"> (Oracle dialect) — a static syntax check only; </w:t>
+        <w:t xml:space="preserve"> (Oracle dialect) — a static syntax check; in addition all 16 queries were </w:t>
       </w:r>
       <w:r>
         <w:rPr>
           <w:b/>
         </w:rPr>
-        <w:t>live execution on Oracle is BLOCKED</w:t>
-      </w:r>
-      <w:r>
-        <w:t xml:space="preserve">. With the seed data Q13 should return </w:t>
+        <w:t>executed live on Oracle 21c XE</w:t>
+      </w:r>
+      <w:r>
+        <w:t xml:space="preserve"> (2026-10-22) without error. With the seed data Q13 should return </w:t>
       </w:r>
       <w:r>
         <w:rPr>
@@ -5879,7 +5906,7 @@
         <w:t>VV-TV55</w:t>
       </w:r>
       <w:r>
-        <w:t xml:space="preserve"> (4 ≤ 4) as REORDER NOW (expected values derived by hand from the seed; not yet confirmed on Oracle).</w:t>
+        <w:t xml:space="preserve"> (4 ≤ 4) as REORDER NOW (expected values derived by hand from the seed). The live run matched Q13, Q16 and the Q10 Televisions and Washing Machines figures; Q10 Air Conditioners showed ₹100,497 instead of ₹63,498 because the demo database also holds one extra sale (INV-001000, CoolBreeze 1.5 Ton Split AC ₹36,999) recorded through the web application.</w:t>
       </w:r>
     </w:p>
     <w:p>
@@ -6370,16 +6397,16 @@
         <w:t>advanced_features.sql</w:t>
       </w:r>
       <w:r>
-        <w:t xml:space="preserve"> (the verification blocks roll back). Live execution: </w:t>
+        <w:t xml:space="preserve"> (the verification blocks roll back). Live: all four objects load as VALID and integration tests INT-03 and INT-08..11 </w:t>
       </w:r>
       <w:r>
         <w:rPr>
           <w:b/>
         </w:rPr>
-        <w:t>BLOCKED</w:t>
-      </w:r>
-      <w:r>
-        <w:t>.</w:t>
+        <w:t>PASSED</w:t>
+      </w:r>
+      <w:r>
+        <w:t xml:space="preserve"> on Oracle 21c XE.</w:t>
       </w:r>
     </w:p>
     <w:p>
@@ -11349,21 +11376,21 @@
                 <w:b w:val="0"/>
                 <w:sz w:val="16"/>
               </w:rPr>
-              <w:t>Forged price/total fields in the sale POST</w:t>
-            </w:r>
-          </w:p>
-        </w:tc>
-        <w:tc>
-          <w:tcPr>
-            <w:tcW w:type="dxa" w:w="1440"/>
-          </w:tcPr>
-          <w:p>
-            <w:r>
-              <w:rPr>
-                <w:b w:val="0"/>
-                <w:sz w:val="16"/>
-              </w:rPr>
-              <w:t>never forwarded to create_sale</w:t>
+              <w:t>Forged price/total/employee fields in the sale POST</w:t>
+            </w:r>
+          </w:p>
+        </w:tc>
+        <w:tc>
+          <w:tcPr>
+            <w:tcW w:type="dxa" w:w="1440"/>
+          </w:tcPr>
+          <w:p>
+            <w:r>
+              <w:rPr>
+                <w:b w:val="0"/>
+                <w:sz w:val="16"/>
+              </w:rPr>
+              <w:t>price and total ignored; employee id comes from the login session</w:t>
             </w:r>
           </w:p>
         </w:tc>
@@ -12161,7 +12188,7 @@
                 <w:b w:val="0"/>
                 <w:sz w:val="16"/>
               </w:rPr>
-              <w:t>Not executed: no Oracle instance available</w:t>
+              <w:t>Executed; assertions held</w:t>
             </w:r>
           </w:p>
         </w:tc>
@@ -12181,27 +12208,27 @@
                 <w:b/>
                 <w:sz w:val="16"/>
               </w:rPr>
-              <w:t>BLOCKED</w:t>
-            </w:r>
-            <w:r>
-              <w:rPr>
-                <w:b w:val="0"/>
-                <w:sz w:val="16"/>
-              </w:rPr>
-            </w:r>
-          </w:p>
-        </w:tc>
-        <w:tc>
-          <w:tcPr>
-            <w:tcW w:type="dxa" w:w="1440"/>
-          </w:tcPr>
-          <w:p>
-            <w:r>
-              <w:rPr>
-                <w:b w:val="0"/>
-                <w:sz w:val="16"/>
-              </w:rPr>
-              <w:t>Requires live Oracle test schema</w:t>
+              <w:t>PASSED</w:t>
+            </w:r>
+            <w:r>
+              <w:rPr>
+                <w:b w:val="0"/>
+                <w:sz w:val="16"/>
+              </w:rPr>
+            </w:r>
+          </w:p>
+        </w:tc>
+        <w:tc>
+          <w:tcPr>
+            <w:tcW w:type="dxa" w:w="1440"/>
+          </w:tcPr>
+          <w:p>
+            <w:r>
+              <w:rPr>
+                <w:b w:val="0"/>
+                <w:sz w:val="16"/>
+              </w:rPr>
+              <w:t>Live Oracle 21c XE, separate test schema (student run 2026-10-22)</w:t>
             </w:r>
           </w:p>
         </w:tc>
@@ -12259,7 +12286,7 @@
                 <w:b w:val="0"/>
                 <w:sz w:val="16"/>
               </w:rPr>
-              <w:t>Not executed: no Oracle instance available</w:t>
+              <w:t>Executed; assertions held</w:t>
             </w:r>
           </w:p>
         </w:tc>
@@ -12279,27 +12306,27 @@
                 <w:b/>
                 <w:sz w:val="16"/>
               </w:rPr>
-              <w:t>BLOCKED</w:t>
-            </w:r>
-            <w:r>
-              <w:rPr>
-                <w:b w:val="0"/>
-                <w:sz w:val="16"/>
-              </w:rPr>
-            </w:r>
-          </w:p>
-        </w:tc>
-        <w:tc>
-          <w:tcPr>
-            <w:tcW w:type="dxa" w:w="1440"/>
-          </w:tcPr>
-          <w:p>
-            <w:r>
-              <w:rPr>
-                <w:b w:val="0"/>
-                <w:sz w:val="16"/>
-              </w:rPr>
-              <w:t>Requires live Oracle test schema</w:t>
+              <w:t>PASSED</w:t>
+            </w:r>
+            <w:r>
+              <w:rPr>
+                <w:b w:val="0"/>
+                <w:sz w:val="16"/>
+              </w:rPr>
+            </w:r>
+          </w:p>
+        </w:tc>
+        <w:tc>
+          <w:tcPr>
+            <w:tcW w:type="dxa" w:w="1440"/>
+          </w:tcPr>
+          <w:p>
+            <w:r>
+              <w:rPr>
+                <w:b w:val="0"/>
+                <w:sz w:val="16"/>
+              </w:rPr>
+              <w:t>Live Oracle 21c XE, separate test schema (student run 2026-10-22)</w:t>
             </w:r>
           </w:p>
         </w:tc>
@@ -12357,7 +12384,7 @@
                 <w:b w:val="0"/>
                 <w:sz w:val="16"/>
               </w:rPr>
-              <w:t>Not executed: no Oracle instance available</w:t>
+              <w:t>Executed; assertions held</w:t>
             </w:r>
           </w:p>
         </w:tc>
@@ -12377,27 +12404,27 @@
                 <w:b/>
                 <w:sz w:val="16"/>
               </w:rPr>
-              <w:t>BLOCKED</w:t>
-            </w:r>
-            <w:r>
-              <w:rPr>
-                <w:b w:val="0"/>
-                <w:sz w:val="16"/>
-              </w:rPr>
-            </w:r>
-          </w:p>
-        </w:tc>
-        <w:tc>
-          <w:tcPr>
-            <w:tcW w:type="dxa" w:w="1440"/>
-          </w:tcPr>
-          <w:p>
-            <w:r>
-              <w:rPr>
-                <w:b w:val="0"/>
-                <w:sz w:val="16"/>
-              </w:rPr>
-              <w:t>Requires live Oracle test schema</w:t>
+              <w:t>PASSED</w:t>
+            </w:r>
+            <w:r>
+              <w:rPr>
+                <w:b w:val="0"/>
+                <w:sz w:val="16"/>
+              </w:rPr>
+            </w:r>
+          </w:p>
+        </w:tc>
+        <w:tc>
+          <w:tcPr>
+            <w:tcW w:type="dxa" w:w="1440"/>
+          </w:tcPr>
+          <w:p>
+            <w:r>
+              <w:rPr>
+                <w:b w:val="0"/>
+                <w:sz w:val="16"/>
+              </w:rPr>
+              <w:t>Live Oracle 21c XE, separate test schema (student run 2026-10-22)</w:t>
             </w:r>
           </w:p>
         </w:tc>
@@ -12455,7 +12482,7 @@
                 <w:b w:val="0"/>
                 <w:sz w:val="16"/>
               </w:rPr>
-              <w:t>Not executed: no Oracle instance available</w:t>
+              <w:t>Executed; assertions held</w:t>
             </w:r>
           </w:p>
         </w:tc>
@@ -12475,27 +12502,27 @@
                 <w:b/>
                 <w:sz w:val="16"/>
               </w:rPr>
-              <w:t>BLOCKED</w:t>
-            </w:r>
-            <w:r>
-              <w:rPr>
-                <w:b w:val="0"/>
-                <w:sz w:val="16"/>
-              </w:rPr>
-            </w:r>
-          </w:p>
-        </w:tc>
-        <w:tc>
-          <w:tcPr>
-            <w:tcW w:type="dxa" w:w="1440"/>
-          </w:tcPr>
-          <w:p>
-            <w:r>
-              <w:rPr>
-                <w:b w:val="0"/>
-                <w:sz w:val="16"/>
-              </w:rPr>
-              <w:t>Requires live Oracle test schema</w:t>
+              <w:t>PASSED</w:t>
+            </w:r>
+            <w:r>
+              <w:rPr>
+                <w:b w:val="0"/>
+                <w:sz w:val="16"/>
+              </w:rPr>
+            </w:r>
+          </w:p>
+        </w:tc>
+        <w:tc>
+          <w:tcPr>
+            <w:tcW w:type="dxa" w:w="1440"/>
+          </w:tcPr>
+          <w:p>
+            <w:r>
+              <w:rPr>
+                <w:b w:val="0"/>
+                <w:sz w:val="16"/>
+              </w:rPr>
+              <w:t>Live Oracle 21c XE, separate test schema (student run 2026-10-22)</w:t>
             </w:r>
           </w:p>
         </w:tc>
@@ -12553,7 +12580,7 @@
                 <w:b w:val="0"/>
                 <w:sz w:val="16"/>
               </w:rPr>
-              <w:t>Not executed: no Oracle instance available</w:t>
+              <w:t>Executed; assertions held</w:t>
             </w:r>
           </w:p>
         </w:tc>
@@ -12573,27 +12600,27 @@
                 <w:b/>
                 <w:sz w:val="16"/>
               </w:rPr>
-              <w:t>BLOCKED</w:t>
-            </w:r>
-            <w:r>
-              <w:rPr>
-                <w:b w:val="0"/>
-                <w:sz w:val="16"/>
-              </w:rPr>
-            </w:r>
-          </w:p>
-        </w:tc>
-        <w:tc>
-          <w:tcPr>
-            <w:tcW w:type="dxa" w:w="1440"/>
-          </w:tcPr>
-          <w:p>
-            <w:r>
-              <w:rPr>
-                <w:b w:val="0"/>
-                <w:sz w:val="16"/>
-              </w:rPr>
-              <w:t>Requires live Oracle test schema</w:t>
+              <w:t>PASSED</w:t>
+            </w:r>
+            <w:r>
+              <w:rPr>
+                <w:b w:val="0"/>
+                <w:sz w:val="16"/>
+              </w:rPr>
+            </w:r>
+          </w:p>
+        </w:tc>
+        <w:tc>
+          <w:tcPr>
+            <w:tcW w:type="dxa" w:w="1440"/>
+          </w:tcPr>
+          <w:p>
+            <w:r>
+              <w:rPr>
+                <w:b w:val="0"/>
+                <w:sz w:val="16"/>
+              </w:rPr>
+              <w:t>Live Oracle 21c XE, separate test schema (student run 2026-10-22)</w:t>
             </w:r>
           </w:p>
         </w:tc>
@@ -12651,7 +12678,7 @@
                 <w:b w:val="0"/>
                 <w:sz w:val="16"/>
               </w:rPr>
-              <w:t>Not executed: no Oracle instance available</w:t>
+              <w:t>Executed; assertions held</w:t>
             </w:r>
           </w:p>
         </w:tc>
@@ -12671,27 +12698,27 @@
                 <w:b/>
                 <w:sz w:val="16"/>
               </w:rPr>
-              <w:t>BLOCKED</w:t>
-            </w:r>
-            <w:r>
-              <w:rPr>
-                <w:b w:val="0"/>
-                <w:sz w:val="16"/>
-              </w:rPr>
-            </w:r>
-          </w:p>
-        </w:tc>
-        <w:tc>
-          <w:tcPr>
-            <w:tcW w:type="dxa" w:w="1440"/>
-          </w:tcPr>
-          <w:p>
-            <w:r>
-              <w:rPr>
-                <w:b w:val="0"/>
-                <w:sz w:val="16"/>
-              </w:rPr>
-              <w:t>Requires live Oracle test schema</w:t>
+              <w:t>PASSED</w:t>
+            </w:r>
+            <w:r>
+              <w:rPr>
+                <w:b w:val="0"/>
+                <w:sz w:val="16"/>
+              </w:rPr>
+            </w:r>
+          </w:p>
+        </w:tc>
+        <w:tc>
+          <w:tcPr>
+            <w:tcW w:type="dxa" w:w="1440"/>
+          </w:tcPr>
+          <w:p>
+            <w:r>
+              <w:rPr>
+                <w:b w:val="0"/>
+                <w:sz w:val="16"/>
+              </w:rPr>
+              <w:t>Live Oracle 21c XE, separate test schema (student run 2026-10-22)</w:t>
             </w:r>
           </w:p>
         </w:tc>
@@ -12749,7 +12776,7 @@
                 <w:b w:val="0"/>
                 <w:sz w:val="16"/>
               </w:rPr>
-              <w:t>Not executed: no Oracle instance available</w:t>
+              <w:t>Executed; assertions held</w:t>
             </w:r>
           </w:p>
         </w:tc>
@@ -12769,27 +12796,27 @@
                 <w:b/>
                 <w:sz w:val="16"/>
               </w:rPr>
-              <w:t>BLOCKED</w:t>
-            </w:r>
-            <w:r>
-              <w:rPr>
-                <w:b w:val="0"/>
-                <w:sz w:val="16"/>
-              </w:rPr>
-            </w:r>
-          </w:p>
-        </w:tc>
-        <w:tc>
-          <w:tcPr>
-            <w:tcW w:type="dxa" w:w="1440"/>
-          </w:tcPr>
-          <w:p>
-            <w:r>
-              <w:rPr>
-                <w:b w:val="0"/>
-                <w:sz w:val="16"/>
-              </w:rPr>
-              <w:t>Requires live Oracle test schema</w:t>
+              <w:t>PASSED</w:t>
+            </w:r>
+            <w:r>
+              <w:rPr>
+                <w:b w:val="0"/>
+                <w:sz w:val="16"/>
+              </w:rPr>
+            </w:r>
+          </w:p>
+        </w:tc>
+        <w:tc>
+          <w:tcPr>
+            <w:tcW w:type="dxa" w:w="1440"/>
+          </w:tcPr>
+          <w:p>
+            <w:r>
+              <w:rPr>
+                <w:b w:val="0"/>
+                <w:sz w:val="16"/>
+              </w:rPr>
+              <w:t>Live Oracle 21c XE, separate test schema (student run 2026-10-22)</w:t>
             </w:r>
           </w:p>
         </w:tc>
@@ -12847,7 +12874,7 @@
                 <w:b w:val="0"/>
                 <w:sz w:val="16"/>
               </w:rPr>
-              <w:t>Not executed: no Oracle instance available</w:t>
+              <w:t>Executed; assertions held</w:t>
             </w:r>
           </w:p>
         </w:tc>
@@ -12867,27 +12894,27 @@
                 <w:b/>
                 <w:sz w:val="16"/>
               </w:rPr>
-              <w:t>BLOCKED</w:t>
-            </w:r>
-            <w:r>
-              <w:rPr>
-                <w:b w:val="0"/>
-                <w:sz w:val="16"/>
-              </w:rPr>
-            </w:r>
-          </w:p>
-        </w:tc>
-        <w:tc>
-          <w:tcPr>
-            <w:tcW w:type="dxa" w:w="1440"/>
-          </w:tcPr>
-          <w:p>
-            <w:r>
-              <w:rPr>
-                <w:b w:val="0"/>
-                <w:sz w:val="16"/>
-              </w:rPr>
-              <w:t>Requires live Oracle test schema</w:t>
+              <w:t>PASSED</w:t>
+            </w:r>
+            <w:r>
+              <w:rPr>
+                <w:b w:val="0"/>
+                <w:sz w:val="16"/>
+              </w:rPr>
+            </w:r>
+          </w:p>
+        </w:tc>
+        <w:tc>
+          <w:tcPr>
+            <w:tcW w:type="dxa" w:w="1440"/>
+          </w:tcPr>
+          <w:p>
+            <w:r>
+              <w:rPr>
+                <w:b w:val="0"/>
+                <w:sz w:val="16"/>
+              </w:rPr>
+              <w:t>Live Oracle 21c XE, separate test schema (student run 2026-10-22)</w:t>
             </w:r>
           </w:p>
         </w:tc>
@@ -12945,7 +12972,7 @@
                 <w:b w:val="0"/>
                 <w:sz w:val="16"/>
               </w:rPr>
-              <w:t>Not executed: no Oracle instance available</w:t>
+              <w:t>Executed; assertions held</w:t>
             </w:r>
           </w:p>
         </w:tc>
@@ -12965,27 +12992,27 @@
                 <w:b/>
                 <w:sz w:val="16"/>
               </w:rPr>
-              <w:t>BLOCKED</w:t>
-            </w:r>
-            <w:r>
-              <w:rPr>
-                <w:b w:val="0"/>
-                <w:sz w:val="16"/>
-              </w:rPr>
-            </w:r>
-          </w:p>
-        </w:tc>
-        <w:tc>
-          <w:tcPr>
-            <w:tcW w:type="dxa" w:w="1440"/>
-          </w:tcPr>
-          <w:p>
-            <w:r>
-              <w:rPr>
-                <w:b w:val="0"/>
-                <w:sz w:val="16"/>
-              </w:rPr>
-              <w:t>Requires live Oracle test schema</w:t>
+              <w:t>PASSED</w:t>
+            </w:r>
+            <w:r>
+              <w:rPr>
+                <w:b w:val="0"/>
+                <w:sz w:val="16"/>
+              </w:rPr>
+            </w:r>
+          </w:p>
+        </w:tc>
+        <w:tc>
+          <w:tcPr>
+            <w:tcW w:type="dxa" w:w="1440"/>
+          </w:tcPr>
+          <w:p>
+            <w:r>
+              <w:rPr>
+                <w:b w:val="0"/>
+                <w:sz w:val="16"/>
+              </w:rPr>
+              <w:t>Live Oracle 21c XE, separate test schema (student run 2026-10-22)</w:t>
             </w:r>
           </w:p>
         </w:tc>
@@ -13043,7 +13070,7 @@
                 <w:b w:val="0"/>
                 <w:sz w:val="16"/>
               </w:rPr>
-              <w:t>Not executed: no Oracle instance available</w:t>
+              <w:t>Executed; assertions held</w:t>
             </w:r>
           </w:p>
         </w:tc>
@@ -13063,27 +13090,27 @@
                 <w:b/>
                 <w:sz w:val="16"/>
               </w:rPr>
-              <w:t>BLOCKED</w:t>
-            </w:r>
-            <w:r>
-              <w:rPr>
-                <w:b w:val="0"/>
-                <w:sz w:val="16"/>
-              </w:rPr>
-            </w:r>
-          </w:p>
-        </w:tc>
-        <w:tc>
-          <w:tcPr>
-            <w:tcW w:type="dxa" w:w="1440"/>
-          </w:tcPr>
-          <w:p>
-            <w:r>
-              <w:rPr>
-                <w:b w:val="0"/>
-                <w:sz w:val="16"/>
-              </w:rPr>
-              <w:t>Requires live Oracle test schema</w:t>
+              <w:t>PASSED</w:t>
+            </w:r>
+            <w:r>
+              <w:rPr>
+                <w:b w:val="0"/>
+                <w:sz w:val="16"/>
+              </w:rPr>
+            </w:r>
+          </w:p>
+        </w:tc>
+        <w:tc>
+          <w:tcPr>
+            <w:tcW w:type="dxa" w:w="1440"/>
+          </w:tcPr>
+          <w:p>
+            <w:r>
+              <w:rPr>
+                <w:b w:val="0"/>
+                <w:sz w:val="16"/>
+              </w:rPr>
+              <w:t>Live Oracle 21c XE, separate test schema (student run 2026-10-22)</w:t>
             </w:r>
           </w:p>
         </w:tc>
@@ -13141,7 +13168,7 @@
                 <w:b w:val="0"/>
                 <w:sz w:val="16"/>
               </w:rPr>
-              <w:t>Not executed: no Oracle instance available</w:t>
+              <w:t>Executed; assertions held</w:t>
             </w:r>
           </w:p>
         </w:tc>
@@ -13161,27 +13188,27 @@
                 <w:b/>
                 <w:sz w:val="16"/>
               </w:rPr>
-              <w:t>BLOCKED</w:t>
-            </w:r>
-            <w:r>
-              <w:rPr>
-                <w:b w:val="0"/>
-                <w:sz w:val="16"/>
-              </w:rPr>
-            </w:r>
-          </w:p>
-        </w:tc>
-        <w:tc>
-          <w:tcPr>
-            <w:tcW w:type="dxa" w:w="1440"/>
-          </w:tcPr>
-          <w:p>
-            <w:r>
-              <w:rPr>
-                <w:b w:val="0"/>
-                <w:sz w:val="16"/>
-              </w:rPr>
-              <w:t>Requires live Oracle test schema</w:t>
+              <w:t>PASSED</w:t>
+            </w:r>
+            <w:r>
+              <w:rPr>
+                <w:b w:val="0"/>
+                <w:sz w:val="16"/>
+              </w:rPr>
+            </w:r>
+          </w:p>
+        </w:tc>
+        <w:tc>
+          <w:tcPr>
+            <w:tcW w:type="dxa" w:w="1440"/>
+          </w:tcPr>
+          <w:p>
+            <w:r>
+              <w:rPr>
+                <w:b w:val="0"/>
+                <w:sz w:val="16"/>
+              </w:rPr>
+              <w:t>Live Oracle 21c XE, separate test schema (student run 2026-10-22)</w:t>
             </w:r>
           </w:p>
         </w:tc>
@@ -13239,7 +13266,7 @@
                 <w:b w:val="0"/>
                 <w:sz w:val="16"/>
               </w:rPr>
-              <w:t>Not executed: no Oracle instance available</w:t>
+              <w:t>Executed; assertions held</w:t>
             </w:r>
           </w:p>
         </w:tc>
@@ -13259,27 +13286,27 @@
                 <w:b/>
                 <w:sz w:val="16"/>
               </w:rPr>
-              <w:t>BLOCKED</w:t>
-            </w:r>
-            <w:r>
-              <w:rPr>
-                <w:b w:val="0"/>
-                <w:sz w:val="16"/>
-              </w:rPr>
-            </w:r>
-          </w:p>
-        </w:tc>
-        <w:tc>
-          <w:tcPr>
-            <w:tcW w:type="dxa" w:w="1440"/>
-          </w:tcPr>
-          <w:p>
-            <w:r>
-              <w:rPr>
-                <w:b w:val="0"/>
-                <w:sz w:val="16"/>
-              </w:rPr>
-              <w:t>Requires live Oracle test schema</w:t>
+              <w:t>PASSED</w:t>
+            </w:r>
+            <w:r>
+              <w:rPr>
+                <w:b w:val="0"/>
+                <w:sz w:val="16"/>
+              </w:rPr>
+            </w:r>
+          </w:p>
+        </w:tc>
+        <w:tc>
+          <w:tcPr>
+            <w:tcW w:type="dxa" w:w="1440"/>
+          </w:tcPr>
+          <w:p>
+            <w:r>
+              <w:rPr>
+                <w:b w:val="0"/>
+                <w:sz w:val="16"/>
+              </w:rPr>
+              <w:t>Live Oracle 21c XE, separate test schema (student run 2026-10-22)</w:t>
             </w:r>
           </w:p>
         </w:tc>
@@ -13337,7 +13364,7 @@
                 <w:b w:val="0"/>
                 <w:sz w:val="16"/>
               </w:rPr>
-              <w:t>Not executed: no Oracle instance available</w:t>
+              <w:t>Executed; assertions held</w:t>
             </w:r>
           </w:p>
         </w:tc>
@@ -13357,27 +13384,27 @@
                 <w:b/>
                 <w:sz w:val="16"/>
               </w:rPr>
-              <w:t>BLOCKED</w:t>
-            </w:r>
-            <w:r>
-              <w:rPr>
-                <w:b w:val="0"/>
-                <w:sz w:val="16"/>
-              </w:rPr>
-            </w:r>
-          </w:p>
-        </w:tc>
-        <w:tc>
-          <w:tcPr>
-            <w:tcW w:type="dxa" w:w="1440"/>
-          </w:tcPr>
-          <w:p>
-            <w:r>
-              <w:rPr>
-                <w:b w:val="0"/>
-                <w:sz w:val="16"/>
-              </w:rPr>
-              <w:t>Requires live Oracle test schema</w:t>
+              <w:t>PASSED</w:t>
+            </w:r>
+            <w:r>
+              <w:rPr>
+                <w:b w:val="0"/>
+                <w:sz w:val="16"/>
+              </w:rPr>
+            </w:r>
+          </w:p>
+        </w:tc>
+        <w:tc>
+          <w:tcPr>
+            <w:tcW w:type="dxa" w:w="1440"/>
+          </w:tcPr>
+          <w:p>
+            <w:r>
+              <w:rPr>
+                <w:b w:val="0"/>
+                <w:sz w:val="16"/>
+              </w:rPr>
+              <w:t>Live Oracle 21c XE, separate test schema (student run 2026-10-22)</w:t>
             </w:r>
           </w:p>
         </w:tc>
@@ -13435,7 +13462,7 @@
                 <w:b w:val="0"/>
                 <w:sz w:val="16"/>
               </w:rPr>
-              <w:t>Not executed: no Oracle instance available</w:t>
+              <w:t>Executed; assertions held</w:t>
             </w:r>
           </w:p>
         </w:tc>
@@ -13455,27 +13482,27 @@
                 <w:b/>
                 <w:sz w:val="16"/>
               </w:rPr>
-              <w:t>BLOCKED</w:t>
-            </w:r>
-            <w:r>
-              <w:rPr>
-                <w:b w:val="0"/>
-                <w:sz w:val="16"/>
-              </w:rPr>
-            </w:r>
-          </w:p>
-        </w:tc>
-        <w:tc>
-          <w:tcPr>
-            <w:tcW w:type="dxa" w:w="1440"/>
-          </w:tcPr>
-          <w:p>
-            <w:r>
-              <w:rPr>
-                <w:b w:val="0"/>
-                <w:sz w:val="16"/>
-              </w:rPr>
-              <w:t>Requires live Oracle test schema</w:t>
+              <w:t>PASSED</w:t>
+            </w:r>
+            <w:r>
+              <w:rPr>
+                <w:b w:val="0"/>
+                <w:sz w:val="16"/>
+              </w:rPr>
+            </w:r>
+          </w:p>
+        </w:tc>
+        <w:tc>
+          <w:tcPr>
+            <w:tcW w:type="dxa" w:w="1440"/>
+          </w:tcPr>
+          <w:p>
+            <w:r>
+              <w:rPr>
+                <w:b w:val="0"/>
+                <w:sz w:val="16"/>
+              </w:rPr>
+              <w:t>Live Oracle 21c XE, separate test schema (student run 2026-10-22)</w:t>
             </w:r>
           </w:p>
         </w:tc>
@@ -13533,7 +13560,7 @@
                 <w:b w:val="0"/>
                 <w:sz w:val="16"/>
               </w:rPr>
-              <w:t>Not executed: no Oracle instance available</w:t>
+              <w:t>Executed; assertions held</w:t>
             </w:r>
           </w:p>
         </w:tc>
@@ -13553,27 +13580,27 @@
                 <w:b/>
                 <w:sz w:val="16"/>
               </w:rPr>
-              <w:t>BLOCKED</w:t>
-            </w:r>
-            <w:r>
-              <w:rPr>
-                <w:b w:val="0"/>
-                <w:sz w:val="16"/>
-              </w:rPr>
-            </w:r>
-          </w:p>
-        </w:tc>
-        <w:tc>
-          <w:tcPr>
-            <w:tcW w:type="dxa" w:w="1440"/>
-          </w:tcPr>
-          <w:p>
-            <w:r>
-              <w:rPr>
-                <w:b w:val="0"/>
-                <w:sz w:val="16"/>
-              </w:rPr>
-              <w:t>Requires live Oracle test schema</w:t>
+              <w:t>PASSED</w:t>
+            </w:r>
+            <w:r>
+              <w:rPr>
+                <w:b w:val="0"/>
+                <w:sz w:val="16"/>
+              </w:rPr>
+            </w:r>
+          </w:p>
+        </w:tc>
+        <w:tc>
+          <w:tcPr>
+            <w:tcW w:type="dxa" w:w="1440"/>
+          </w:tcPr>
+          <w:p>
+            <w:r>
+              <w:rPr>
+                <w:b w:val="0"/>
+                <w:sz w:val="16"/>
+              </w:rPr>
+              <w:t>Live Oracle 21c XE, separate test schema (student run 2026-10-22)</w:t>
             </w:r>
           </w:p>
         </w:tc>
@@ -13631,7 +13658,7 @@
                 <w:b w:val="0"/>
                 <w:sz w:val="16"/>
               </w:rPr>
-              <w:t>Not executed: no Oracle instance available</w:t>
+              <w:t>Executed; assertions held</w:t>
             </w:r>
           </w:p>
         </w:tc>
@@ -13651,27 +13678,27 @@
                 <w:b/>
                 <w:sz w:val="16"/>
               </w:rPr>
-              <w:t>BLOCKED</w:t>
-            </w:r>
-            <w:r>
-              <w:rPr>
-                <w:b w:val="0"/>
-                <w:sz w:val="16"/>
-              </w:rPr>
-            </w:r>
-          </w:p>
-        </w:tc>
-        <w:tc>
-          <w:tcPr>
-            <w:tcW w:type="dxa" w:w="1440"/>
-          </w:tcPr>
-          <w:p>
-            <w:r>
-              <w:rPr>
-                <w:b w:val="0"/>
-                <w:sz w:val="16"/>
-              </w:rPr>
-              <w:t>Requires live Oracle test schema</w:t>
+              <w:t>PASSED</w:t>
+            </w:r>
+            <w:r>
+              <w:rPr>
+                <w:b w:val="0"/>
+                <w:sz w:val="16"/>
+              </w:rPr>
+            </w:r>
+          </w:p>
+        </w:tc>
+        <w:tc>
+          <w:tcPr>
+            <w:tcW w:type="dxa" w:w="1440"/>
+          </w:tcPr>
+          <w:p>
+            <w:r>
+              <w:rPr>
+                <w:b w:val="0"/>
+                <w:sz w:val="16"/>
+              </w:rPr>
+              <w:t>Live Oracle 21c XE, separate test schema (student run 2026-10-22)</w:t>
             </w:r>
           </w:p>
         </w:tc>
@@ -13680,7 +13707,7 @@
     <w:p/>
     <w:p>
       <w:r>
-        <w:t>Totals by pytest case: BLOCKED 16, PASSED 76</w:t>
+        <w:t>Totals by pytest case: PASSED 92</w:t>
       </w:r>
     </w:p>
     <w:p>
@@ -14207,7 +14234,7 @@
                 <w:b w:val="0"/>
                 <w:sz w:val="16"/>
               </w:rPr>
-              <w:t>see README §7, §9</w:t>
+              <w:t>README §7, §9</w:t>
             </w:r>
           </w:p>
         </w:tc>
@@ -14227,14 +14254,29 @@
                 <w:b/>
                 <w:sz w:val="16"/>
               </w:rPr>
-              <w:t>BLOCKED</w:t>
-            </w:r>
-            <w:r>
-              <w:rPr>
-                <w:b w:val="0"/>
-                <w:sz w:val="16"/>
-              </w:rPr>
-              <w:t xml:space="preserve"> — no Oracle instance in the authoring environment</w:t>
+              <w:t>PASSED</w:t>
+            </w:r>
+            <w:r>
+              <w:rPr>
+                <w:b w:val="0"/>
+                <w:sz w:val="16"/>
+              </w:rPr>
+              <w:t xml:space="preserve"> — run by the student on Oracle 21c XE, 2026-10-22: 16/16 integration tests, 16/16 queries (no </w:t>
+            </w:r>
+            <w:r>
+              <w:rPr>
+                <w:rFonts w:ascii="Consolas" w:hAnsi="Consolas"/>
+                <w:b w:val="0"/>
+                <w:sz w:val="16"/>
+              </w:rPr>
+              <w:t>ORA-</w:t>
+            </w:r>
+            <w:r>
+              <w:rPr>
+                <w:b w:val="0"/>
+                <w:sz w:val="16"/>
+              </w:rPr>
+              <w:t xml:space="preserve"> errors)</w:t>
             </w:r>
           </w:p>
         </w:tc>
@@ -14251,7 +14293,7 @@
     </w:p>
     <w:p>
       <w:r>
-        <w:t>Everything that can run without Oracle ran and passed: configuration rules, validation, service logic including the full sale transaction path (lock order, stock re-check, single commit, rollback on failure), error translation (no leakage of credentials or ORA internals), route behaviour (400/404/409/503 statuses, honest health reporting, forms reaching the services). The design choice of one deduction point (service) and sorted row locks gives deterministic concurrency behaviour that is straightforward to test. What remains unproven until run on Oracle: syntax acceptance of the DDL/PL/SQL scripts, actual constraint and trigger behaviour, the expected query results quoted in §19, and the concurrency tests. These are exactly the BLOCKED rows above.</w:t>
+        <w:t>Everything that can run without Oracle ran and passed: configuration rules, validation, service logic including the full sale transaction path (lock order, stock re-check, single commit, rollback on failure), error translation (no leakage of credentials or ORA internals), route behaviour (400/404/409/503 statuses, honest health reporting, forms reaching the services). The design choice of one deduction point (service) and sorted row locks gives deterministic concurrency behaviour that is straightforward to test. The live Oracle run then confirmed the parts fakes cannot prove: acceptance of the DDL/PL/SQL scripts, constraint and trigger behaviour, the query results quoted in §19, and the row-lock and concurrency tests (INT-15, INT-16).</w:t>
       </w:r>
     </w:p>
     <w:p>
@@ -14283,7 +14325,7 @@
         <w:pStyle w:val="ListBullet"/>
       </w:pPr>
       <w:r>
-        <w:t>Not verified on a live Oracle instance by the authoring environment (BLOCKED items).</w:t>
+        <w:t>The live results come from one run on one machine (Oracle 21c XE, single user); no load or multi-machine testing was done.</w:t>
       </w:r>
     </w:p>
     <w:p>
@@ -14542,7 +14584,7 @@
         <w:t>/health</w:t>
       </w:r>
       <w:r>
-        <w:t xml:space="preserve"> and CRUD; (7) record a two-item sale and watch stock fall, then try an oversized sale (HTTP 409); (8) show the test matrix with its BLOCKED rows stated honestly.</w:t>
+        <w:t xml:space="preserve"> and CRUD; (7) record a two-item sale and watch stock fall, then try an oversized sale (HTTP 409); (8) show the test matrix (76 offline and 16 live cases PASSED).</w:t>
       </w:r>
     </w:p>
     <w:p>
@@ -14748,14 +14790,14 @@
                 <w:b w:val="0"/>
                 <w:sz w:val="16"/>
               </w:rPr>
-              <w:t xml:space="preserve">Scripts written; live run </w:t>
+              <w:t xml:space="preserve">Live: scripts ran on Oracle 21c XE; 7 tables confirmed by INT-02 — </w:t>
             </w:r>
             <w:r>
               <w:rPr>
                 <w:b/>
                 <w:sz w:val="16"/>
               </w:rPr>
-              <w:t>BLOCKED</w:t>
+              <w:t>PASSED</w:t>
             </w:r>
             <w:r>
               <w:rPr>
@@ -14862,21 +14904,20 @@
                 <w:b w:val="0"/>
                 <w:sz w:val="16"/>
               </w:rPr>
-              <w:t xml:space="preserve">Live enforcement </w:t>
+              <w:t xml:space="preserve">Live enforcement confirmed by INT-04/05/06 — </w:t>
             </w:r>
             <w:r>
               <w:rPr>
                 <w:b/>
                 <w:sz w:val="16"/>
               </w:rPr>
-              <w:t>BLOCKED</w:t>
-            </w:r>
-            <w:r>
-              <w:rPr>
-                <w:b w:val="0"/>
-                <w:sz w:val="16"/>
-              </w:rPr>
-              <w:t xml:space="preserve"> (integration tests INT-04/05/06 exist)</w:t>
+              <w:t>PASSED</w:t>
+            </w:r>
+            <w:r>
+              <w:rPr>
+                <w:b w:val="0"/>
+                <w:sz w:val="16"/>
+              </w:rPr>
             </w:r>
           </w:p>
         </w:tc>
@@ -14962,14 +15003,14 @@
                 <w:b w:val="0"/>
                 <w:sz w:val="16"/>
               </w:rPr>
-              <w:t xml:space="preserve">Statically parsed; live load </w:t>
+              <w:t xml:space="preserve">Live load ran on Oracle 21c XE; rows visible in query output — </w:t>
             </w:r>
             <w:r>
               <w:rPr>
                 <w:b/>
                 <w:sz w:val="16"/>
               </w:rPr>
-              <w:t>BLOCKED</w:t>
+              <w:t>PASSED</w:t>
             </w:r>
             <w:r>
               <w:rPr>
@@ -15061,14 +15102,14 @@
                 <w:b w:val="0"/>
                 <w:sz w:val="16"/>
               </w:rPr>
-              <w:t xml:space="preserve">Count and syntax checked; live results </w:t>
+              <w:t xml:space="preserve">Count checked; all 16 executed live without error — </w:t>
             </w:r>
             <w:r>
               <w:rPr>
                 <w:b/>
                 <w:sz w:val="16"/>
               </w:rPr>
-              <w:t>BLOCKED</w:t>
+              <w:t>PASSED</w:t>
             </w:r>
             <w:r>
               <w:rPr>
@@ -15160,21 +15201,7 @@
                 <w:b w:val="0"/>
                 <w:sz w:val="16"/>
               </w:rPr>
-              <w:t xml:space="preserve">Live </w:t>
-            </w:r>
-            <w:r>
-              <w:rPr>
-                <w:b/>
-                <w:sz w:val="16"/>
-              </w:rPr>
-              <w:t>BLOCKED</w:t>
-            </w:r>
-            <w:r>
-              <w:rPr>
-                <w:b w:val="0"/>
-                <w:sz w:val="16"/>
-              </w:rPr>
-              <w:t xml:space="preserve"> (integration tests exist)</w:t>
+              <w:t>Live PASSED (integration tests exist)</w:t>
             </w:r>
           </w:p>
         </w:tc>
@@ -15304,14 +15331,14 @@
                 <w:b w:val="0"/>
                 <w:sz w:val="16"/>
               </w:rPr>
-              <w:t xml:space="preserve">Config/error handling PASSED (unit); real connection </w:t>
+              <w:t xml:space="preserve">Config/error handling PASSED (unit); real connection INT-01 and the running app — </w:t>
             </w:r>
             <w:r>
               <w:rPr>
                 <w:b/>
                 <w:sz w:val="16"/>
               </w:rPr>
-              <w:t>BLOCKED</w:t>
+              <w:t>PASSED</w:t>
             </w:r>
             <w:r>
               <w:rPr>
@@ -15447,14 +15474,14 @@
                 <w:b w:val="0"/>
                 <w:sz w:val="16"/>
               </w:rPr>
-              <w:t xml:space="preserve">Logic PASSED with fakes; Oracle transaction/locking </w:t>
+              <w:t xml:space="preserve">Logic PASSED with fakes; Oracle transactions and locking INT-07, INT-12..16 — </w:t>
             </w:r>
             <w:r>
               <w:rPr>
                 <w:b/>
                 <w:sz w:val="16"/>
               </w:rPr>
-              <w:t>BLOCKED</w:t>
+              <w:t>PASSED</w:t>
             </w:r>
             <w:r>
               <w:rPr>
@@ -15469,7 +15496,7 @@
     <w:p/>
     <w:p>
       <w:r>
-        <w:t>No criterion is claimed as live-verified.</w:t>
+        <w:t>Live verification covers the database, queries, integration tests and CRUD/sales transactions as listed above. The browser walkthrough of the criteria table was not recorded as a formal test.</w:t>
       </w:r>
     </w:p>
     <w:p>
@@ -15482,7 +15509,7 @@
     </w:p>
     <w:p>
       <w:r>
-        <w:t>The project delivers a normalized seven-table Oracle design, deterministic data, sixteen documented queries, four PL/SQL-side objects, a layered Flask application with an atomic, lock-ordered sales transaction, and a status-honest test suite. All checks that can run without Oracle pass; the live Oracle checks are ready and must be executed on the student's Windows machine to complete verification for the faculty review.</w:t>
+        <w:t>The project delivers a normalized seven-table Oracle design, deterministic data, sixteen documented queries, four PL/SQL-side objects, a layered Flask application with an atomic, lock-ordered sales transaction, and a status-honest test suite. All checks that can run without Oracle pass; the live Oracle checks were then run by the student on Windows against Oracle 21c XE (16/16 integration tests and 16/16 queries passed).</w:t>
       </w:r>
     </w:p>
     <w:p>
